--- a/src/TaxMate.Infrastructure/Templates/Tax/2026/mau-s2d-hkd.docx
+++ b/src/TaxMate.Infrastructure/Templates/Tax/2026/mau-s2d-hkd.docx
@@ -253,7 +253,7 @@
     </w:p>
     <w:tbl>
       <w:tblPr>
-        <w:tblW w:w="5000" w:type="pct"/>
+        <w:tblW w:w="9062" w:type="dxa"/>
         <w:jc w:val="center"/>
         <w:tblBorders>
           <w:top w:val="single" w:sz="4" w:space="0" w:color="auto"/>
@@ -271,18 +271,18 @@
         <w:tblLook w:val="0000" w:firstRow="0" w:lastRow="0" w:firstColumn="0" w:lastColumn="0" w:noHBand="0" w:noVBand="0"/>
       </w:tblPr>
       <w:tblGrid>
-        <w:gridCol w:w="704"/>
-        <w:gridCol w:w="712"/>
-        <w:gridCol w:w="1319"/>
-        <w:gridCol w:w="600"/>
-        <w:gridCol w:w="620"/>
-        <w:gridCol w:w="658"/>
-        <w:gridCol w:w="812"/>
-        <w:gridCol w:w="676"/>
-        <w:gridCol w:w="828"/>
-        <w:gridCol w:w="692"/>
-        <w:gridCol w:w="832"/>
-        <w:gridCol w:w="609"/>
+        <w:gridCol w:w="700"/>
+        <w:gridCol w:w="800"/>
+        <w:gridCol w:w="1600"/>
+        <w:gridCol w:w="400"/>
+        <w:gridCol w:w="780"/>
+        <w:gridCol w:w="500"/>
+        <w:gridCol w:w="900"/>
+        <w:gridCol w:w="500"/>
+        <w:gridCol w:w="900"/>
+        <w:gridCol w:w="500"/>
+        <w:gridCol w:w="900"/>
+        <w:gridCol w:w="582"/>
       </w:tblGrid>
       <w:tr>
         <w:trPr>
@@ -291,13 +291,19 @@
         </w:trPr>
         <w:tc>
           <w:tcPr>
-            <w:tcW w:w="781" w:type="pct"/>
+            <w:tcW w:w="1500" w:type="dxa"/>
             <w:gridSpan w:val="2"/>
             <w:vAlign w:val="center"/>
+            <w:tcMar>
+              <w:top w:type="dxa" w:w="45"/>
+              <w:bottom w:type="dxa" w:w="45"/>
+              <w:start w:type="dxa" w:w="35"/>
+              <w:end w:type="dxa" w:w="35"/>
+            </w:tcMar>
           </w:tcPr>
           <w:p>
             <w:pPr>
-              <w:spacing w:before="120" w:after="0"/>
+              <w:spacing w:before="0" w:after="0" w:line="240" w:lineRule="auto"/>
               <w:jc w:val="center"/>
               <w:rPr>
                 <w:rFonts w:ascii="Times New Roman" w:eastAsia="Calibri" w:hAnsi="Times New Roman" w:cs="Times New Roman"/>
@@ -313,7 +319,7 @@
                 <w:rFonts w:ascii="Times New Roman" w:eastAsia="Calibri" w:hAnsi="Times New Roman" w:cs="Times New Roman"/>
                 <w:b/>
                 <w:bCs/>
-                <w:sz w:val="22"/>
+                <w:sz w:val="15"/>
                 <w:szCs w:val="22"/>
                 <w:lang w:val="nl-NL"/>
               </w:rPr>
@@ -323,12 +329,19 @@
         </w:tc>
         <w:tc>
           <w:tcPr>
-            <w:tcW w:w="728" w:type="pct"/>
+            <w:tcW w:w="1600" w:type="dxa"/>
             <w:vMerge w:val="restart"/>
             <w:vAlign w:val="center"/>
+            <w:tcMar>
+              <w:top w:type="dxa" w:w="45"/>
+              <w:bottom w:type="dxa" w:w="45"/>
+              <w:start w:type="dxa" w:w="35"/>
+              <w:end w:type="dxa" w:w="35"/>
+            </w:tcMar>
           </w:tcPr>
           <w:p>
             <w:pPr>
+              <w:spacing w:before="0" w:after="0" w:line="240" w:lineRule="auto"/>
               <w:jc w:val="center"/>
               <w:rPr>
                 <w:rFonts w:ascii="Times New Roman" w:eastAsia="Calibri" w:hAnsi="Times New Roman" w:cs="Times New Roman"/>
@@ -344,7 +357,7 @@
                 <w:rFonts w:ascii="Times New Roman" w:eastAsia="Calibri" w:hAnsi="Times New Roman" w:cs="Times New Roman"/>
                 <w:b/>
                 <w:bCs/>
-                <w:sz w:val="22"/>
+                <w:sz w:val="15"/>
                 <w:szCs w:val="22"/>
                 <w:lang w:val="nl-NL"/>
               </w:rPr>
@@ -354,12 +367,19 @@
         </w:tc>
         <w:tc>
           <w:tcPr>
-            <w:tcW w:w="331" w:type="pct"/>
+            <w:tcW w:w="400" w:type="dxa"/>
             <w:vMerge w:val="restart"/>
             <w:vAlign w:val="center"/>
+            <w:tcMar>
+              <w:top w:type="dxa" w:w="45"/>
+              <w:bottom w:type="dxa" w:w="45"/>
+              <w:start w:type="dxa" w:w="35"/>
+              <w:end w:type="dxa" w:w="35"/>
+            </w:tcMar>
           </w:tcPr>
           <w:p>
             <w:pPr>
+              <w:spacing w:before="0" w:after="0" w:line="240" w:lineRule="auto"/>
               <w:jc w:val="center"/>
               <w:rPr>
                 <w:rFonts w:ascii="Times New Roman" w:eastAsia="Calibri" w:hAnsi="Times New Roman" w:cs="Times New Roman"/>
@@ -375,7 +395,7 @@
                 <w:rFonts w:ascii="Times New Roman" w:eastAsia="Calibri" w:hAnsi="Times New Roman" w:cs="Times New Roman"/>
                 <w:b/>
                 <w:bCs/>
-                <w:sz w:val="22"/>
+                <w:sz w:val="15"/>
                 <w:szCs w:val="22"/>
                 <w:lang w:val="nl-NL"/>
               </w:rPr>
@@ -385,10 +405,18 @@
         </w:tc>
         <w:tc>
           <w:tcPr>
-            <w:tcW w:w="342" w:type="pct"/>
+            <w:tcW w:w="780" w:type="dxa"/>
+            <w:vAlign w:val="center"/>
+            <w:tcMar>
+              <w:top w:type="dxa" w:w="45"/>
+              <w:bottom w:type="dxa" w:w="45"/>
+              <w:start w:type="dxa" w:w="35"/>
+              <w:end w:type="dxa" w:w="35"/>
+            </w:tcMar>
           </w:tcPr>
           <w:p>
             <w:pPr>
+              <w:spacing w:before="0" w:after="0" w:line="240" w:lineRule="auto"/>
               <w:jc w:val="center"/>
               <w:rPr>
                 <w:rFonts w:ascii="Times New Roman" w:eastAsia="Calibri" w:hAnsi="Times New Roman" w:cs="Times New Roman"/>
@@ -402,6 +430,7 @@
           </w:p>
           <w:p>
             <w:pPr>
+              <w:spacing w:before="0" w:after="0" w:line="240" w:lineRule="auto"/>
               <w:jc w:val="center"/>
               <w:rPr>
                 <w:rFonts w:ascii="Times New Roman" w:eastAsia="Calibri" w:hAnsi="Times New Roman" w:cs="Times New Roman"/>
@@ -417,7 +446,7 @@
                 <w:rFonts w:ascii="Times New Roman" w:eastAsia="Calibri" w:hAnsi="Times New Roman" w:cs="Times New Roman"/>
                 <w:b/>
                 <w:bCs/>
-                <w:sz w:val="22"/>
+                <w:sz w:val="15"/>
                 <w:szCs w:val="22"/>
                 <w:lang w:val="nl-NL"/>
               </w:rPr>
@@ -427,13 +456,19 @@
         </w:tc>
         <w:tc>
           <w:tcPr>
-            <w:tcW w:w="811" w:type="pct"/>
+            <w:tcW w:w="1400" w:type="dxa"/>
             <w:gridSpan w:val="2"/>
             <w:vAlign w:val="center"/>
+            <w:tcMar>
+              <w:top w:type="dxa" w:w="45"/>
+              <w:bottom w:type="dxa" w:w="45"/>
+              <w:start w:type="dxa" w:w="35"/>
+              <w:end w:type="dxa" w:w="35"/>
+            </w:tcMar>
           </w:tcPr>
           <w:p>
             <w:pPr>
-              <w:spacing w:before="500" w:after="0"/>
+              <w:spacing w:before="0" w:after="0" w:line="240" w:lineRule="auto"/>
               <w:jc w:val="center"/>
               <w:rPr>
                 <w:rFonts w:ascii="Times New Roman" w:eastAsia="Calibri" w:hAnsi="Times New Roman" w:cs="Times New Roman"/>
@@ -449,7 +484,7 @@
                 <w:rFonts w:ascii="Times New Roman" w:eastAsia="Calibri" w:hAnsi="Times New Roman" w:cs="Times New Roman"/>
                 <w:b/>
                 <w:bCs/>
-                <w:sz w:val="22"/>
+                <w:sz w:val="15"/>
                 <w:szCs w:val="22"/>
                 <w:lang w:val="nl-NL"/>
               </w:rPr>
@@ -459,13 +494,19 @@
         </w:tc>
         <w:tc>
           <w:tcPr>
-            <w:tcW w:w="830" w:type="pct"/>
+            <w:tcW w:w="1400" w:type="dxa"/>
             <w:gridSpan w:val="2"/>
             <w:vAlign w:val="center"/>
+            <w:tcMar>
+              <w:top w:type="dxa" w:w="45"/>
+              <w:bottom w:type="dxa" w:w="45"/>
+              <w:start w:type="dxa" w:w="35"/>
+              <w:end w:type="dxa" w:w="35"/>
+            </w:tcMar>
           </w:tcPr>
           <w:p>
             <w:pPr>
-              <w:spacing w:before="500" w:after="0"/>
+              <w:spacing w:before="0" w:after="0" w:line="240" w:lineRule="auto"/>
               <w:jc w:val="center"/>
               <w:rPr>
                 <w:rFonts w:ascii="Times New Roman" w:eastAsia="Calibri" w:hAnsi="Times New Roman" w:cs="Times New Roman"/>
@@ -481,7 +522,7 @@
                 <w:rFonts w:ascii="Times New Roman" w:eastAsia="Calibri" w:hAnsi="Times New Roman" w:cs="Times New Roman"/>
                 <w:b/>
                 <w:bCs/>
-                <w:sz w:val="22"/>
+                <w:sz w:val="15"/>
                 <w:szCs w:val="22"/>
                 <w:lang w:val="nl-NL"/>
               </w:rPr>
@@ -491,13 +532,19 @@
         </w:tc>
         <w:tc>
           <w:tcPr>
-            <w:tcW w:w="841" w:type="pct"/>
+            <w:tcW w:w="1400" w:type="dxa"/>
             <w:gridSpan w:val="2"/>
             <w:vAlign w:val="center"/>
+            <w:tcMar>
+              <w:top w:type="dxa" w:w="45"/>
+              <w:bottom w:type="dxa" w:w="45"/>
+              <w:start w:type="dxa" w:w="35"/>
+              <w:end w:type="dxa" w:w="35"/>
+            </w:tcMar>
           </w:tcPr>
           <w:p>
             <w:pPr>
-              <w:spacing w:before="500" w:after="0"/>
+              <w:spacing w:before="0" w:after="0" w:line="240" w:lineRule="auto"/>
               <w:jc w:val="center"/>
               <w:rPr>
                 <w:rFonts w:ascii="Times New Roman" w:eastAsia="Calibri" w:hAnsi="Times New Roman" w:cs="Times New Roman"/>
@@ -513,7 +560,7 @@
                 <w:rFonts w:ascii="Times New Roman" w:eastAsia="Calibri" w:hAnsi="Times New Roman" w:cs="Times New Roman"/>
                 <w:b/>
                 <w:bCs/>
-                <w:sz w:val="22"/>
+                <w:sz w:val="15"/>
                 <w:szCs w:val="22"/>
                 <w:lang w:val="nl-NL"/>
               </w:rPr>
@@ -523,12 +570,19 @@
         </w:tc>
         <w:tc>
           <w:tcPr>
-            <w:tcW w:w="336" w:type="pct"/>
+            <w:tcW w:w="582" w:type="dxa"/>
             <w:vMerge w:val="restart"/>
             <w:vAlign w:val="center"/>
+            <w:tcMar>
+              <w:top w:type="dxa" w:w="45"/>
+              <w:bottom w:type="dxa" w:w="45"/>
+              <w:start w:type="dxa" w:w="35"/>
+              <w:end w:type="dxa" w:w="35"/>
+            </w:tcMar>
           </w:tcPr>
           <w:p>
             <w:pPr>
+              <w:spacing w:before="0" w:after="0" w:line="240" w:lineRule="auto"/>
               <w:jc w:val="center"/>
               <w:rPr>
                 <w:rFonts w:ascii="Times New Roman" w:eastAsia="Calibri" w:hAnsi="Times New Roman" w:cs="Times New Roman"/>
@@ -544,7 +598,7 @@
                 <w:rFonts w:ascii="Times New Roman" w:eastAsia="Calibri" w:hAnsi="Times New Roman" w:cs="Times New Roman"/>
                 <w:b/>
                 <w:bCs/>
-                <w:sz w:val="22"/>
+                <w:sz w:val="15"/>
                 <w:szCs w:val="22"/>
                 <w:lang w:val="nl-NL"/>
               </w:rPr>
@@ -560,12 +614,18 @@
         </w:trPr>
         <w:tc>
           <w:tcPr>
-            <w:tcW w:w="388" w:type="pct"/>
+            <w:tcW w:w="700" w:type="dxa"/>
             <w:vAlign w:val="center"/>
+            <w:tcMar>
+              <w:top w:type="dxa" w:w="45"/>
+              <w:bottom w:type="dxa" w:w="45"/>
+              <w:start w:type="dxa" w:w="35"/>
+              <w:end w:type="dxa" w:w="35"/>
+            </w:tcMar>
           </w:tcPr>
           <w:p>
             <w:pPr>
-              <w:spacing w:line="240" w:lineRule="auto"/>
+              <w:spacing w:line="240" w:lineRule="auto" w:before="0" w:after="0"/>
               <w:jc w:val="center"/>
               <w:rPr>
                 <w:rFonts w:ascii="Times New Roman" w:eastAsia="Calibri" w:hAnsi="Times New Roman" w:cs="Times New Roman"/>
@@ -581,7 +641,7 @@
                 <w:rFonts w:ascii="Times New Roman" w:eastAsia="Calibri" w:hAnsi="Times New Roman" w:cs="Times New Roman"/>
                 <w:b/>
                 <w:bCs/>
-                <w:sz w:val="22"/>
+                <w:sz w:val="15"/>
                 <w:szCs w:val="22"/>
                 <w:lang w:val="nl-NL"/>
               </w:rPr>
@@ -592,7 +652,7 @@
                 <w:rFonts w:ascii="Times New Roman" w:eastAsia="Calibri" w:hAnsi="Times New Roman" w:cs="Times New Roman"/>
                 <w:b/>
                 <w:bCs/>
-                <w:sz w:val="22"/>
+                <w:sz w:val="15"/>
                 <w:szCs w:val="22"/>
                 <w:lang w:val="nl-NL"/>
               </w:rPr>
@@ -603,12 +663,18 @@
         </w:tc>
         <w:tc>
           <w:tcPr>
-            <w:tcW w:w="393" w:type="pct"/>
+            <w:tcW w:w="800" w:type="dxa"/>
             <w:vAlign w:val="center"/>
+            <w:tcMar>
+              <w:top w:type="dxa" w:w="45"/>
+              <w:bottom w:type="dxa" w:w="45"/>
+              <w:start w:type="dxa" w:w="35"/>
+              <w:end w:type="dxa" w:w="35"/>
+            </w:tcMar>
           </w:tcPr>
           <w:p>
             <w:pPr>
-              <w:spacing w:line="240" w:lineRule="auto"/>
+              <w:spacing w:line="240" w:lineRule="auto" w:before="0" w:after="0"/>
               <w:jc w:val="center"/>
               <w:rPr>
                 <w:rFonts w:ascii="Times New Roman" w:eastAsia="Calibri" w:hAnsi="Times New Roman" w:cs="Times New Roman"/>
@@ -624,7 +690,7 @@
                 <w:rFonts w:ascii="Times New Roman" w:eastAsia="Calibri" w:hAnsi="Times New Roman" w:cs="Times New Roman"/>
                 <w:b/>
                 <w:bCs/>
-                <w:sz w:val="22"/>
+                <w:sz w:val="15"/>
                 <w:szCs w:val="22"/>
                 <w:lang w:val="nl-NL"/>
               </w:rPr>
@@ -634,7 +700,7 @@
         </w:tc>
         <w:tc>
           <w:tcPr>
-            <w:tcW w:w="728" w:type="pct"/>
+            <w:tcW w:w="1600" w:type="dxa"/>
             <w:vMerge/>
             <w:vAlign w:val="center"/>
           </w:tcPr>
@@ -652,7 +718,7 @@
         </w:tc>
         <w:tc>
           <w:tcPr>
-            <w:tcW w:w="331" w:type="pct"/>
+            <w:tcW w:w="400" w:type="dxa"/>
             <w:vMerge/>
           </w:tcPr>
           <w:p>
@@ -670,11 +736,18 @@
         </w:tc>
         <w:tc>
           <w:tcPr>
-            <w:tcW w:w="342" w:type="pct"/>
+            <w:tcW w:w="780" w:type="dxa"/>
+            <w:vAlign w:val="center"/>
+            <w:tcMar>
+              <w:top w:type="dxa" w:w="45"/>
+              <w:bottom w:type="dxa" w:w="45"/>
+              <w:start w:type="dxa" w:w="35"/>
+              <w:end w:type="dxa" w:w="35"/>
+            </w:tcMar>
           </w:tcPr>
           <w:p>
             <w:pPr>
-              <w:spacing w:line="240" w:lineRule="auto"/>
+              <w:spacing w:line="240" w:lineRule="auto" w:before="0" w:after="0"/>
               <w:jc w:val="center"/>
               <w:rPr>
                 <w:rFonts w:ascii="Times New Roman" w:eastAsia="Calibri" w:hAnsi="Times New Roman" w:cs="Times New Roman"/>
@@ -687,12 +760,18 @@
         </w:tc>
         <w:tc>
           <w:tcPr>
-            <w:tcW w:w="363" w:type="pct"/>
+            <w:tcW w:w="500" w:type="dxa"/>
             <w:vAlign w:val="center"/>
+            <w:tcMar>
+              <w:top w:type="dxa" w:w="45"/>
+              <w:bottom w:type="dxa" w:w="45"/>
+              <w:start w:type="dxa" w:w="35"/>
+              <w:end w:type="dxa" w:w="35"/>
+            </w:tcMar>
           </w:tcPr>
           <w:p>
             <w:pPr>
-              <w:spacing w:line="240" w:lineRule="auto"/>
+              <w:spacing w:line="240" w:lineRule="auto" w:before="0" w:after="0"/>
               <w:jc w:val="center"/>
               <w:rPr>
                 <w:rFonts w:ascii="Times New Roman" w:eastAsia="Calibri" w:hAnsi="Times New Roman" w:cs="Times New Roman"/>
@@ -708,7 +787,7 @@
                 <w:rFonts w:ascii="Times New Roman" w:eastAsia="Calibri" w:hAnsi="Times New Roman" w:cs="Times New Roman"/>
                 <w:b/>
                 <w:bCs/>
-                <w:sz w:val="22"/>
+                <w:sz w:val="15"/>
                 <w:szCs w:val="22"/>
                 <w:lang w:val="nl-NL"/>
               </w:rPr>
@@ -718,12 +797,18 @@
         </w:tc>
         <w:tc>
           <w:tcPr>
-            <w:tcW w:w="448" w:type="pct"/>
+            <w:tcW w:w="900" w:type="dxa"/>
             <w:vAlign w:val="center"/>
+            <w:tcMar>
+              <w:top w:type="dxa" w:w="45"/>
+              <w:bottom w:type="dxa" w:w="45"/>
+              <w:start w:type="dxa" w:w="35"/>
+              <w:end w:type="dxa" w:w="35"/>
+            </w:tcMar>
           </w:tcPr>
           <w:p>
             <w:pPr>
-              <w:spacing w:line="240" w:lineRule="auto"/>
+              <w:spacing w:line="240" w:lineRule="auto" w:before="0" w:after="0"/>
               <w:jc w:val="center"/>
               <w:rPr>
                 <w:rFonts w:ascii="Times New Roman" w:eastAsia="Calibri" w:hAnsi="Times New Roman" w:cs="Times New Roman"/>
@@ -739,7 +824,7 @@
                 <w:rFonts w:ascii="Times New Roman" w:eastAsia="Calibri" w:hAnsi="Times New Roman" w:cs="Times New Roman"/>
                 <w:b/>
                 <w:bCs/>
-                <w:sz w:val="22"/>
+                <w:sz w:val="15"/>
                 <w:szCs w:val="22"/>
                 <w:lang w:val="nl-NL"/>
               </w:rPr>
@@ -749,12 +834,18 @@
         </w:tc>
         <w:tc>
           <w:tcPr>
-            <w:tcW w:w="373" w:type="pct"/>
+            <w:tcW w:w="500" w:type="dxa"/>
             <w:vAlign w:val="center"/>
+            <w:tcMar>
+              <w:top w:type="dxa" w:w="45"/>
+              <w:bottom w:type="dxa" w:w="45"/>
+              <w:start w:type="dxa" w:w="35"/>
+              <w:end w:type="dxa" w:w="35"/>
+            </w:tcMar>
           </w:tcPr>
           <w:p>
             <w:pPr>
-              <w:spacing w:line="240" w:lineRule="auto"/>
+              <w:spacing w:line="240" w:lineRule="auto" w:before="0" w:after="0"/>
               <w:jc w:val="center"/>
               <w:rPr>
                 <w:rFonts w:ascii="Times New Roman" w:eastAsia="Calibri" w:hAnsi="Times New Roman" w:cs="Times New Roman"/>
@@ -770,7 +861,7 @@
                 <w:rFonts w:ascii="Times New Roman" w:eastAsia="Calibri" w:hAnsi="Times New Roman" w:cs="Times New Roman"/>
                 <w:b/>
                 <w:bCs/>
-                <w:sz w:val="22"/>
+                <w:sz w:val="15"/>
                 <w:szCs w:val="22"/>
                 <w:lang w:val="nl-NL"/>
               </w:rPr>
@@ -780,12 +871,18 @@
         </w:tc>
         <w:tc>
           <w:tcPr>
-            <w:tcW w:w="457" w:type="pct"/>
+            <w:tcW w:w="900" w:type="dxa"/>
             <w:vAlign w:val="center"/>
+            <w:tcMar>
+              <w:top w:type="dxa" w:w="45"/>
+              <w:bottom w:type="dxa" w:w="45"/>
+              <w:start w:type="dxa" w:w="35"/>
+              <w:end w:type="dxa" w:w="35"/>
+            </w:tcMar>
           </w:tcPr>
           <w:p>
             <w:pPr>
-              <w:spacing w:line="240" w:lineRule="auto"/>
+              <w:spacing w:line="240" w:lineRule="auto" w:before="0" w:after="0"/>
               <w:jc w:val="center"/>
               <w:rPr>
                 <w:rFonts w:ascii="Times New Roman" w:eastAsia="Calibri" w:hAnsi="Times New Roman" w:cs="Times New Roman"/>
@@ -801,7 +898,7 @@
                 <w:rFonts w:ascii="Times New Roman" w:eastAsia="Calibri" w:hAnsi="Times New Roman" w:cs="Times New Roman"/>
                 <w:b/>
                 <w:bCs/>
-                <w:sz w:val="22"/>
+                <w:sz w:val="15"/>
                 <w:szCs w:val="22"/>
                 <w:lang w:val="nl-NL"/>
               </w:rPr>
@@ -811,12 +908,18 @@
         </w:tc>
         <w:tc>
           <w:tcPr>
-            <w:tcW w:w="382" w:type="pct"/>
+            <w:tcW w:w="500" w:type="dxa"/>
             <w:vAlign w:val="center"/>
+            <w:tcMar>
+              <w:top w:type="dxa" w:w="45"/>
+              <w:bottom w:type="dxa" w:w="45"/>
+              <w:start w:type="dxa" w:w="35"/>
+              <w:end w:type="dxa" w:w="35"/>
+            </w:tcMar>
           </w:tcPr>
           <w:p>
             <w:pPr>
-              <w:spacing w:line="240" w:lineRule="auto"/>
+              <w:spacing w:line="240" w:lineRule="auto" w:before="0" w:after="0"/>
               <w:jc w:val="center"/>
               <w:rPr>
                 <w:rFonts w:ascii="Times New Roman" w:eastAsia="Calibri" w:hAnsi="Times New Roman" w:cs="Times New Roman"/>
@@ -832,7 +935,7 @@
                 <w:rFonts w:ascii="Times New Roman" w:eastAsia="Calibri" w:hAnsi="Times New Roman" w:cs="Times New Roman"/>
                 <w:b/>
                 <w:bCs/>
-                <w:sz w:val="22"/>
+                <w:sz w:val="15"/>
                 <w:szCs w:val="22"/>
                 <w:lang w:val="nl-NL"/>
               </w:rPr>
@@ -842,12 +945,18 @@
         </w:tc>
         <w:tc>
           <w:tcPr>
-            <w:tcW w:w="459" w:type="pct"/>
+            <w:tcW w:w="900" w:type="dxa"/>
             <w:vAlign w:val="center"/>
+            <w:tcMar>
+              <w:top w:type="dxa" w:w="45"/>
+              <w:bottom w:type="dxa" w:w="45"/>
+              <w:start w:type="dxa" w:w="35"/>
+              <w:end w:type="dxa" w:w="35"/>
+            </w:tcMar>
           </w:tcPr>
           <w:p>
             <w:pPr>
-              <w:spacing w:line="240" w:lineRule="auto"/>
+              <w:spacing w:line="240" w:lineRule="auto" w:before="0" w:after="0"/>
               <w:jc w:val="center"/>
               <w:rPr>
                 <w:rFonts w:ascii="Times New Roman" w:eastAsia="Calibri" w:hAnsi="Times New Roman" w:cs="Times New Roman"/>
@@ -863,7 +972,7 @@
                 <w:rFonts w:ascii="Times New Roman" w:eastAsia="Calibri" w:hAnsi="Times New Roman" w:cs="Times New Roman"/>
                 <w:b/>
                 <w:bCs/>
-                <w:sz w:val="22"/>
+                <w:sz w:val="15"/>
                 <w:szCs w:val="22"/>
                 <w:lang w:val="nl-NL"/>
               </w:rPr>
@@ -873,7 +982,7 @@
         </w:tc>
         <w:tc>
           <w:tcPr>
-            <w:tcW w:w="336" w:type="pct"/>
+            <w:tcW w:w="582" w:type="dxa"/>
             <w:vMerge/>
           </w:tcPr>
           <w:p>
@@ -895,12 +1004,18 @@
         </w:trPr>
         <w:tc>
           <w:tcPr>
-            <w:tcW w:w="388" w:type="pct"/>
+            <w:tcW w:w="700" w:type="dxa"/>
             <w:vAlign w:val="center"/>
+            <w:tcMar>
+              <w:top w:type="dxa" w:w="45"/>
+              <w:bottom w:type="dxa" w:w="45"/>
+              <w:start w:type="dxa" w:w="35"/>
+              <w:end w:type="dxa" w:w="35"/>
+            </w:tcMar>
           </w:tcPr>
           <w:p>
             <w:pPr>
-              <w:spacing w:before="80" w:after="0"/>
+              <w:spacing w:before="0" w:after="0" w:line="240" w:lineRule="auto"/>
               <w:jc w:val="center"/>
               <w:rPr>
                 <w:rFonts w:ascii="Times New Roman" w:eastAsia="Calibri" w:hAnsi="Times New Roman" w:cs="Times New Roman"/>
@@ -912,7 +1027,7 @@
             <w:r>
               <w:rPr>
                 <w:rFonts w:ascii="Times New Roman" w:eastAsia="Calibri" w:hAnsi="Times New Roman" w:cs="Times New Roman"/>
-                <w:sz w:val="22"/>
+                <w:sz w:val="15"/>
                 <w:szCs w:val="22"/>
                 <w:lang w:val="nl-NL"/>
               </w:rPr>
@@ -922,12 +1037,18 @@
         </w:tc>
         <w:tc>
           <w:tcPr>
-            <w:tcW w:w="393" w:type="pct"/>
+            <w:tcW w:w="800" w:type="dxa"/>
             <w:vAlign w:val="center"/>
+            <w:tcMar>
+              <w:top w:type="dxa" w:w="45"/>
+              <w:bottom w:type="dxa" w:w="45"/>
+              <w:start w:type="dxa" w:w="35"/>
+              <w:end w:type="dxa" w:w="35"/>
+            </w:tcMar>
           </w:tcPr>
           <w:p>
             <w:pPr>
-              <w:spacing w:before="80" w:after="0"/>
+              <w:spacing w:before="0" w:after="0" w:line="240" w:lineRule="auto"/>
               <w:jc w:val="center"/>
               <w:rPr>
                 <w:rFonts w:ascii="Times New Roman" w:eastAsia="Calibri" w:hAnsi="Times New Roman" w:cs="Times New Roman"/>
@@ -939,7 +1060,7 @@
             <w:r>
               <w:rPr>
                 <w:rFonts w:ascii="Times New Roman" w:eastAsia="Calibri" w:hAnsi="Times New Roman" w:cs="Times New Roman"/>
-                <w:sz w:val="22"/>
+                <w:sz w:val="15"/>
                 <w:szCs w:val="22"/>
                 <w:lang w:val="nl-NL"/>
               </w:rPr>
@@ -949,12 +1070,18 @@
         </w:tc>
         <w:tc>
           <w:tcPr>
-            <w:tcW w:w="728" w:type="pct"/>
+            <w:tcW w:w="1600" w:type="dxa"/>
             <w:vAlign w:val="center"/>
+            <w:tcMar>
+              <w:top w:type="dxa" w:w="45"/>
+              <w:bottom w:type="dxa" w:w="45"/>
+              <w:start w:type="dxa" w:w="35"/>
+              <w:end w:type="dxa" w:w="35"/>
+            </w:tcMar>
           </w:tcPr>
           <w:p>
             <w:pPr>
-              <w:spacing w:before="80" w:after="0"/>
+              <w:spacing w:before="0" w:after="0" w:line="240" w:lineRule="auto"/>
               <w:jc w:val="center"/>
               <w:rPr>
                 <w:rFonts w:ascii="Times New Roman" w:eastAsia="Calibri" w:hAnsi="Times New Roman" w:cs="Times New Roman"/>
@@ -966,7 +1093,7 @@
             <w:r>
               <w:rPr>
                 <w:rFonts w:ascii="Times New Roman" w:eastAsia="Calibri" w:hAnsi="Times New Roman" w:cs="Times New Roman"/>
-                <w:sz w:val="22"/>
+                <w:sz w:val="15"/>
                 <w:szCs w:val="22"/>
                 <w:lang w:val="nl-NL"/>
               </w:rPr>
@@ -976,12 +1103,18 @@
         </w:tc>
         <w:tc>
           <w:tcPr>
-            <w:tcW w:w="331" w:type="pct"/>
+            <w:tcW w:w="400" w:type="dxa"/>
             <w:vAlign w:val="center"/>
+            <w:tcMar>
+              <w:top w:type="dxa" w:w="45"/>
+              <w:bottom w:type="dxa" w:w="45"/>
+              <w:start w:type="dxa" w:w="35"/>
+              <w:end w:type="dxa" w:w="35"/>
+            </w:tcMar>
           </w:tcPr>
           <w:p>
             <w:pPr>
-              <w:spacing w:before="80" w:after="0"/>
+              <w:spacing w:before="0" w:after="0" w:line="240" w:lineRule="auto"/>
               <w:jc w:val="center"/>
               <w:rPr>
                 <w:rFonts w:ascii="Times New Roman" w:eastAsia="Calibri" w:hAnsi="Times New Roman" w:cs="Times New Roman"/>
@@ -993,7 +1126,7 @@
             <w:r>
               <w:rPr>
                 <w:rFonts w:ascii="Times New Roman" w:eastAsia="Calibri" w:hAnsi="Times New Roman" w:cs="Times New Roman"/>
-                <w:sz w:val="22"/>
+                <w:sz w:val="15"/>
                 <w:szCs w:val="22"/>
                 <w:lang w:val="nl-NL"/>
               </w:rPr>
@@ -1003,12 +1136,18 @@
         </w:tc>
         <w:tc>
           <w:tcPr>
-            <w:tcW w:w="342" w:type="pct"/>
+            <w:tcW w:w="780" w:type="dxa"/>
             <w:vAlign w:val="center"/>
+            <w:tcMar>
+              <w:top w:type="dxa" w:w="45"/>
+              <w:bottom w:type="dxa" w:w="45"/>
+              <w:start w:type="dxa" w:w="35"/>
+              <w:end w:type="dxa" w:w="35"/>
+            </w:tcMar>
           </w:tcPr>
           <w:p>
             <w:pPr>
-              <w:spacing w:before="80" w:after="0"/>
+              <w:spacing w:before="0" w:after="0" w:line="240" w:lineRule="auto"/>
               <w:jc w:val="center"/>
               <w:rPr>
                 <w:rFonts w:ascii="Times New Roman" w:eastAsia="Calibri" w:hAnsi="Times New Roman" w:cs="Times New Roman"/>
@@ -1020,7 +1159,7 @@
             <w:r>
               <w:rPr>
                 <w:rFonts w:ascii="Times New Roman" w:eastAsia="Calibri" w:hAnsi="Times New Roman" w:cs="Times New Roman"/>
-                <w:sz w:val="22"/>
+                <w:sz w:val="15"/>
                 <w:szCs w:val="22"/>
                 <w:lang w:val="nl-NL"/>
               </w:rPr>
@@ -1030,12 +1169,18 @@
         </w:tc>
         <w:tc>
           <w:tcPr>
-            <w:tcW w:w="363" w:type="pct"/>
+            <w:tcW w:w="500" w:type="dxa"/>
             <w:vAlign w:val="center"/>
+            <w:tcMar>
+              <w:top w:type="dxa" w:w="45"/>
+              <w:bottom w:type="dxa" w:w="45"/>
+              <w:start w:type="dxa" w:w="35"/>
+              <w:end w:type="dxa" w:w="35"/>
+            </w:tcMar>
           </w:tcPr>
           <w:p>
             <w:pPr>
-              <w:spacing w:before="80" w:after="0"/>
+              <w:spacing w:before="0" w:after="0" w:line="240" w:lineRule="auto"/>
               <w:jc w:val="center"/>
               <w:rPr>
                 <w:rFonts w:ascii="Times New Roman" w:eastAsia="Calibri" w:hAnsi="Times New Roman" w:cs="Times New Roman"/>
@@ -1047,7 +1192,7 @@
             <w:r>
               <w:rPr>
                 <w:rFonts w:ascii="Times New Roman" w:eastAsia="Calibri" w:hAnsi="Times New Roman" w:cs="Times New Roman"/>
-                <w:sz w:val="22"/>
+                <w:sz w:val="15"/>
                 <w:szCs w:val="22"/>
                 <w:lang w:val="nl-NL"/>
               </w:rPr>
@@ -1057,12 +1202,18 @@
         </w:tc>
         <w:tc>
           <w:tcPr>
-            <w:tcW w:w="448" w:type="pct"/>
+            <w:tcW w:w="900" w:type="dxa"/>
             <w:vAlign w:val="center"/>
+            <w:tcMar>
+              <w:top w:type="dxa" w:w="45"/>
+              <w:bottom w:type="dxa" w:w="45"/>
+              <w:start w:type="dxa" w:w="35"/>
+              <w:end w:type="dxa" w:w="35"/>
+            </w:tcMar>
           </w:tcPr>
           <w:p>
             <w:pPr>
-              <w:spacing w:before="80" w:after="0"/>
+              <w:spacing w:before="0" w:after="0" w:line="240" w:lineRule="auto"/>
               <w:jc w:val="center"/>
               <w:rPr>
                 <w:rFonts w:ascii="Times New Roman" w:eastAsia="Calibri" w:hAnsi="Times New Roman" w:cs="Times New Roman"/>
@@ -1074,7 +1225,7 @@
             <w:r>
               <w:rPr>
                 <w:rFonts w:ascii="Times New Roman" w:eastAsia="Calibri" w:hAnsi="Times New Roman" w:cs="Times New Roman"/>
-                <w:sz w:val="22"/>
+                <w:sz w:val="15"/>
                 <w:szCs w:val="22"/>
                 <w:lang w:val="nl-NL"/>
               </w:rPr>
@@ -1084,12 +1235,18 @@
         </w:tc>
         <w:tc>
           <w:tcPr>
-            <w:tcW w:w="373" w:type="pct"/>
+            <w:tcW w:w="500" w:type="dxa"/>
             <w:vAlign w:val="center"/>
+            <w:tcMar>
+              <w:top w:type="dxa" w:w="45"/>
+              <w:bottom w:type="dxa" w:w="45"/>
+              <w:start w:type="dxa" w:w="35"/>
+              <w:end w:type="dxa" w:w="35"/>
+            </w:tcMar>
           </w:tcPr>
           <w:p>
             <w:pPr>
-              <w:spacing w:before="80" w:after="0"/>
+              <w:spacing w:before="0" w:after="0" w:line="240" w:lineRule="auto"/>
               <w:jc w:val="center"/>
               <w:rPr>
                 <w:rFonts w:ascii="Times New Roman" w:eastAsia="Calibri" w:hAnsi="Times New Roman" w:cs="Times New Roman"/>
@@ -1101,7 +1258,7 @@
             <w:r>
               <w:rPr>
                 <w:rFonts w:ascii="Times New Roman" w:eastAsia="Calibri" w:hAnsi="Times New Roman" w:cs="Times New Roman"/>
-                <w:sz w:val="22"/>
+                <w:sz w:val="15"/>
                 <w:szCs w:val="22"/>
                 <w:lang w:val="nl-NL"/>
               </w:rPr>
@@ -1111,12 +1268,18 @@
         </w:tc>
         <w:tc>
           <w:tcPr>
-            <w:tcW w:w="457" w:type="pct"/>
+            <w:tcW w:w="900" w:type="dxa"/>
             <w:vAlign w:val="center"/>
+            <w:tcMar>
+              <w:top w:type="dxa" w:w="45"/>
+              <w:bottom w:type="dxa" w:w="45"/>
+              <w:start w:type="dxa" w:w="35"/>
+              <w:end w:type="dxa" w:w="35"/>
+            </w:tcMar>
           </w:tcPr>
           <w:p>
             <w:pPr>
-              <w:spacing w:before="80" w:after="0"/>
+              <w:spacing w:before="0" w:after="0" w:line="240" w:lineRule="auto"/>
               <w:jc w:val="center"/>
               <w:rPr>
                 <w:rFonts w:ascii="Times New Roman" w:eastAsia="Calibri" w:hAnsi="Times New Roman" w:cs="Times New Roman"/>
@@ -1128,7 +1291,7 @@
             <w:r>
               <w:rPr>
                 <w:rFonts w:ascii="Times New Roman" w:eastAsia="Calibri" w:hAnsi="Times New Roman" w:cs="Times New Roman"/>
-                <w:sz w:val="22"/>
+                <w:sz w:val="15"/>
                 <w:szCs w:val="22"/>
                 <w:lang w:val="nl-NL"/>
               </w:rPr>
@@ -1138,12 +1301,18 @@
         </w:tc>
         <w:tc>
           <w:tcPr>
-            <w:tcW w:w="382" w:type="pct"/>
+            <w:tcW w:w="500" w:type="dxa"/>
             <w:vAlign w:val="center"/>
+            <w:tcMar>
+              <w:top w:type="dxa" w:w="45"/>
+              <w:bottom w:type="dxa" w:w="45"/>
+              <w:start w:type="dxa" w:w="35"/>
+              <w:end w:type="dxa" w:w="35"/>
+            </w:tcMar>
           </w:tcPr>
           <w:p>
             <w:pPr>
-              <w:spacing w:before="80" w:after="0"/>
+              <w:spacing w:before="0" w:after="0" w:line="240" w:lineRule="auto"/>
               <w:jc w:val="center"/>
               <w:rPr>
                 <w:rFonts w:ascii="Times New Roman" w:eastAsia="Calibri" w:hAnsi="Times New Roman" w:cs="Times New Roman"/>
@@ -1155,7 +1324,7 @@
             <w:r>
               <w:rPr>
                 <w:rFonts w:ascii="Times New Roman" w:eastAsia="Calibri" w:hAnsi="Times New Roman" w:cs="Times New Roman"/>
-                <w:sz w:val="22"/>
+                <w:sz w:val="15"/>
                 <w:szCs w:val="22"/>
                 <w:lang w:val="nl-NL"/>
               </w:rPr>
@@ -1165,12 +1334,18 @@
         </w:tc>
         <w:tc>
           <w:tcPr>
-            <w:tcW w:w="459" w:type="pct"/>
+            <w:tcW w:w="900" w:type="dxa"/>
             <w:vAlign w:val="center"/>
+            <w:tcMar>
+              <w:top w:type="dxa" w:w="45"/>
+              <w:bottom w:type="dxa" w:w="45"/>
+              <w:start w:type="dxa" w:w="35"/>
+              <w:end w:type="dxa" w:w="35"/>
+            </w:tcMar>
           </w:tcPr>
           <w:p>
             <w:pPr>
-              <w:spacing w:before="80" w:after="0"/>
+              <w:spacing w:before="0" w:after="0" w:line="240" w:lineRule="auto"/>
               <w:jc w:val="center"/>
               <w:rPr>
                 <w:rFonts w:ascii="Times New Roman" w:eastAsia="Calibri" w:hAnsi="Times New Roman" w:cs="Times New Roman"/>
@@ -1182,7 +1357,7 @@
             <w:r>
               <w:rPr>
                 <w:rFonts w:ascii="Times New Roman" w:eastAsia="Calibri" w:hAnsi="Times New Roman" w:cs="Times New Roman"/>
-                <w:sz w:val="22"/>
+                <w:sz w:val="15"/>
                 <w:szCs w:val="22"/>
                 <w:lang w:val="nl-NL"/>
               </w:rPr>
@@ -1192,12 +1367,18 @@
         </w:tc>
         <w:tc>
           <w:tcPr>
-            <w:tcW w:w="336" w:type="pct"/>
+            <w:tcW w:w="582" w:type="dxa"/>
             <w:vAlign w:val="center"/>
+            <w:tcMar>
+              <w:top w:type="dxa" w:w="45"/>
+              <w:bottom w:type="dxa" w:w="45"/>
+              <w:start w:type="dxa" w:w="35"/>
+              <w:end w:type="dxa" w:w="35"/>
+            </w:tcMar>
           </w:tcPr>
           <w:p>
             <w:pPr>
-              <w:spacing w:before="80" w:after="0"/>
+              <w:spacing w:before="0" w:after="0" w:line="240" w:lineRule="auto"/>
               <w:jc w:val="center"/>
               <w:rPr>
                 <w:rFonts w:ascii="Times New Roman" w:eastAsia="Calibri" w:hAnsi="Times New Roman" w:cs="Times New Roman"/>
@@ -1209,7 +1390,7 @@
             <w:r>
               <w:rPr>
                 <w:rFonts w:ascii="Times New Roman" w:eastAsia="Calibri" w:hAnsi="Times New Roman" w:cs="Times New Roman"/>
-                <w:sz w:val="22"/>
+                <w:sz w:val="15"/>
                 <w:szCs w:val="22"/>
                 <w:lang w:val="nl-NL"/>
               </w:rPr>
@@ -1225,11 +1406,20 @@
         </w:trPr>
         <w:tc>
           <w:tcPr>
-            <w:tcW w:w="388" w:type="pct"/>
+            <w:tcW w:w="700" w:type="dxa"/>
             <w:vAlign w:val="center"/>
+            <w:tcMar>
+              <w:top w:type="dxa" w:w="45"/>
+              <w:bottom w:type="dxa" w:w="45"/>
+              <w:start w:type="dxa" w:w="35"/>
+              <w:end w:type="dxa" w:w="35"/>
+            </w:tcMar>
+            <w:noWrap/>
           </w:tcPr>
           <w:p>
             <w:pPr>
+              <w:spacing w:before="0" w:after="0" w:line="240" w:lineRule="auto"/>
+              <w:jc w:val="left"/>
               <w:rPr>
                 <w:rFonts w:ascii="Times New Roman" w:eastAsia="Calibri" w:hAnsi="Times New Roman" w:cs="Times New Roman"/>
                 <w:sz w:val="22"/>
@@ -1241,11 +1431,20 @@
         </w:tc>
         <w:tc>
           <w:tcPr>
-            <w:tcW w:w="393" w:type="pct"/>
+            <w:tcW w:w="800" w:type="dxa"/>
             <w:vAlign w:val="center"/>
+            <w:tcMar>
+              <w:top w:type="dxa" w:w="45"/>
+              <w:bottom w:type="dxa" w:w="45"/>
+              <w:start w:type="dxa" w:w="35"/>
+              <w:end w:type="dxa" w:w="35"/>
+            </w:tcMar>
+            <w:noWrap/>
           </w:tcPr>
           <w:p>
             <w:pPr>
+              <w:spacing w:before="0" w:after="0" w:line="240" w:lineRule="auto"/>
+              <w:jc w:val="center"/>
               <w:rPr>
                 <w:rFonts w:ascii="Times New Roman" w:eastAsia="Calibri" w:hAnsi="Times New Roman" w:cs="Times New Roman"/>
                 <w:sz w:val="22"/>
@@ -1257,13 +1456,19 @@
         </w:tc>
         <w:tc>
           <w:tcPr>
-            <w:tcW w:w="728" w:type="pct"/>
+            <w:tcW w:w="1600" w:type="dxa"/>
             <w:vAlign w:val="center"/>
+            <w:tcMar>
+              <w:top w:type="dxa" w:w="45"/>
+              <w:bottom w:type="dxa" w:w="45"/>
+              <w:start w:type="dxa" w:w="35"/>
+              <w:end w:type="dxa" w:w="35"/>
+            </w:tcMar>
           </w:tcPr>
           <w:p>
             <w:pPr>
-              <w:spacing w:before="80" w:after="0"/>
-              <w:jc w:val="center"/>
+              <w:spacing w:before="0" w:after="0" w:line="240" w:lineRule="auto"/>
+              <w:jc w:val="left"/>
               <w:rPr>
                 <w:rFonts w:ascii="Times New Roman" w:eastAsia="Calibri" w:hAnsi="Times New Roman" w:cs="Times New Roman"/>
                 <w:spacing w:val="-8"/>
@@ -1276,7 +1481,7 @@
               <w:rPr>
                 <w:rFonts w:ascii="Times New Roman" w:eastAsia="Calibri" w:hAnsi="Times New Roman" w:cs="Times New Roman"/>
                 <w:spacing w:val="-8"/>
-                <w:sz w:val="22"/>
+                <w:sz w:val="16"/>
                 <w:szCs w:val="22"/>
                 <w:lang w:val="nl-NL"/>
               </w:rPr>
@@ -1286,10 +1491,19 @@
         </w:tc>
         <w:tc>
           <w:tcPr>
-            <w:tcW w:w="331" w:type="pct"/>
+            <w:tcW w:w="400" w:type="dxa"/>
+            <w:vAlign w:val="center"/>
+            <w:tcMar>
+              <w:top w:type="dxa" w:w="45"/>
+              <w:bottom w:type="dxa" w:w="45"/>
+              <w:start w:type="dxa" w:w="35"/>
+              <w:end w:type="dxa" w:w="35"/>
+            </w:tcMar>
           </w:tcPr>
           <w:p>
             <w:pPr>
+              <w:spacing w:before="0" w:after="0" w:line="240" w:lineRule="auto"/>
+              <w:jc w:val="center"/>
               <w:rPr>
                 <w:rFonts w:ascii="Times New Roman" w:eastAsia="Calibri" w:hAnsi="Times New Roman" w:cs="Times New Roman"/>
                 <w:sz w:val="22"/>
@@ -1301,10 +1515,20 @@
         </w:tc>
         <w:tc>
           <w:tcPr>
-            <w:tcW w:w="342" w:type="pct"/>
+            <w:tcW w:w="780" w:type="dxa"/>
+            <w:vAlign w:val="center"/>
+            <w:tcMar>
+              <w:top w:type="dxa" w:w="45"/>
+              <w:bottom w:type="dxa" w:w="45"/>
+              <w:start w:type="dxa" w:w="35"/>
+              <w:end w:type="dxa" w:w="35"/>
+            </w:tcMar>
+            <w:noWrap/>
           </w:tcPr>
           <w:p>
             <w:pPr>
+              <w:spacing w:before="0" w:after="0" w:line="240" w:lineRule="auto"/>
+              <w:jc w:val="right"/>
               <w:rPr>
                 <w:rFonts w:ascii="Times New Roman" w:eastAsia="Calibri" w:hAnsi="Times New Roman" w:cs="Times New Roman"/>
                 <w:sz w:val="22"/>
@@ -1316,10 +1540,20 @@
         </w:tc>
         <w:tc>
           <w:tcPr>
-            <w:tcW w:w="363" w:type="pct"/>
+            <w:tcW w:w="500" w:type="dxa"/>
+            <w:vAlign w:val="center"/>
+            <w:tcMar>
+              <w:top w:type="dxa" w:w="45"/>
+              <w:bottom w:type="dxa" w:w="45"/>
+              <w:start w:type="dxa" w:w="35"/>
+              <w:end w:type="dxa" w:w="35"/>
+            </w:tcMar>
+            <w:noWrap/>
           </w:tcPr>
           <w:p>
             <w:pPr>
+              <w:spacing w:before="0" w:after="0" w:line="240" w:lineRule="auto"/>
+              <w:jc w:val="right"/>
               <w:rPr>
                 <w:rFonts w:ascii="Times New Roman" w:eastAsia="Calibri" w:hAnsi="Times New Roman" w:cs="Times New Roman"/>
                 <w:sz w:val="22"/>
@@ -1331,10 +1565,20 @@
         </w:tc>
         <w:tc>
           <w:tcPr>
-            <w:tcW w:w="448" w:type="pct"/>
+            <w:tcW w:w="900" w:type="dxa"/>
+            <w:vAlign w:val="center"/>
+            <w:tcMar>
+              <w:top w:type="dxa" w:w="45"/>
+              <w:bottom w:type="dxa" w:w="45"/>
+              <w:start w:type="dxa" w:w="35"/>
+              <w:end w:type="dxa" w:w="35"/>
+            </w:tcMar>
+            <w:noWrap/>
           </w:tcPr>
           <w:p>
             <w:pPr>
+              <w:spacing w:before="0" w:after="0" w:line="240" w:lineRule="auto"/>
+              <w:jc w:val="right"/>
               <w:rPr>
                 <w:rFonts w:ascii="Times New Roman" w:eastAsia="Calibri" w:hAnsi="Times New Roman" w:cs="Times New Roman"/>
                 <w:sz w:val="22"/>
@@ -1346,10 +1590,20 @@
         </w:tc>
         <w:tc>
           <w:tcPr>
-            <w:tcW w:w="373" w:type="pct"/>
+            <w:tcW w:w="500" w:type="dxa"/>
+            <w:vAlign w:val="center"/>
+            <w:tcMar>
+              <w:top w:type="dxa" w:w="45"/>
+              <w:bottom w:type="dxa" w:w="45"/>
+              <w:start w:type="dxa" w:w="35"/>
+              <w:end w:type="dxa" w:w="35"/>
+            </w:tcMar>
+            <w:noWrap/>
           </w:tcPr>
           <w:p>
             <w:pPr>
+              <w:spacing w:before="0" w:after="0" w:line="240" w:lineRule="auto"/>
+              <w:jc w:val="right"/>
               <w:rPr>
                 <w:rFonts w:ascii="Times New Roman" w:eastAsia="Calibri" w:hAnsi="Times New Roman" w:cs="Times New Roman"/>
                 <w:sz w:val="22"/>
@@ -1361,10 +1615,20 @@
         </w:tc>
         <w:tc>
           <w:tcPr>
-            <w:tcW w:w="457" w:type="pct"/>
+            <w:tcW w:w="900" w:type="dxa"/>
+            <w:vAlign w:val="center"/>
+            <w:tcMar>
+              <w:top w:type="dxa" w:w="45"/>
+              <w:bottom w:type="dxa" w:w="45"/>
+              <w:start w:type="dxa" w:w="35"/>
+              <w:end w:type="dxa" w:w="35"/>
+            </w:tcMar>
+            <w:noWrap/>
           </w:tcPr>
           <w:p>
             <w:pPr>
+              <w:spacing w:before="0" w:after="0" w:line="240" w:lineRule="auto"/>
+              <w:jc w:val="right"/>
               <w:rPr>
                 <w:rFonts w:ascii="Times New Roman" w:eastAsia="Calibri" w:hAnsi="Times New Roman" w:cs="Times New Roman"/>
                 <w:sz w:val="22"/>
@@ -1376,10 +1640,20 @@
         </w:tc>
         <w:tc>
           <w:tcPr>
-            <w:tcW w:w="382" w:type="pct"/>
+            <w:tcW w:w="500" w:type="dxa"/>
+            <w:vAlign w:val="center"/>
+            <w:tcMar>
+              <w:top w:type="dxa" w:w="45"/>
+              <w:bottom w:type="dxa" w:w="45"/>
+              <w:start w:type="dxa" w:w="35"/>
+              <w:end w:type="dxa" w:w="35"/>
+            </w:tcMar>
+            <w:noWrap/>
           </w:tcPr>
           <w:p>
             <w:pPr>
+              <w:spacing w:before="0" w:after="0" w:line="240" w:lineRule="auto"/>
+              <w:jc w:val="right"/>
               <w:rPr>
                 <w:rFonts w:ascii="Times New Roman" w:eastAsia="Calibri" w:hAnsi="Times New Roman" w:cs="Times New Roman"/>
                 <w:sz w:val="22"/>
@@ -1391,10 +1665,20 @@
         </w:tc>
         <w:tc>
           <w:tcPr>
-            <w:tcW w:w="459" w:type="pct"/>
+            <w:tcW w:w="900" w:type="dxa"/>
+            <w:vAlign w:val="center"/>
+            <w:tcMar>
+              <w:top w:type="dxa" w:w="45"/>
+              <w:bottom w:type="dxa" w:w="45"/>
+              <w:start w:type="dxa" w:w="35"/>
+              <w:end w:type="dxa" w:w="35"/>
+            </w:tcMar>
+            <w:noWrap/>
           </w:tcPr>
           <w:p>
             <w:pPr>
+              <w:spacing w:before="0" w:after="0" w:line="240" w:lineRule="auto"/>
+              <w:jc w:val="right"/>
               <w:rPr>
                 <w:rFonts w:ascii="Times New Roman" w:eastAsia="Calibri" w:hAnsi="Times New Roman" w:cs="Times New Roman"/>
                 <w:sz w:val="22"/>
@@ -1406,10 +1690,19 @@
         </w:tc>
         <w:tc>
           <w:tcPr>
-            <w:tcW w:w="336" w:type="pct"/>
+            <w:tcW w:w="582" w:type="dxa"/>
+            <w:vAlign w:val="center"/>
+            <w:tcMar>
+              <w:top w:type="dxa" w:w="45"/>
+              <w:bottom w:type="dxa" w:w="45"/>
+              <w:start w:type="dxa" w:w="35"/>
+              <w:end w:type="dxa" w:w="35"/>
+            </w:tcMar>
           </w:tcPr>
           <w:p>
             <w:pPr>
+              <w:spacing w:before="0" w:after="0" w:line="240" w:lineRule="auto"/>
+              <w:jc w:val="center"/>
               <w:rPr>
                 <w:rFonts w:ascii="Times New Roman" w:eastAsia="Calibri" w:hAnsi="Times New Roman" w:cs="Times New Roman"/>
                 <w:sz w:val="22"/>
@@ -1427,11 +1720,20 @@
         </w:trPr>
         <w:tc>
           <w:tcPr>
-            <w:tcW w:w="388" w:type="pct"/>
+            <w:tcW w:w="700" w:type="dxa"/>
             <w:vAlign w:val="center"/>
+            <w:tcMar>
+              <w:top w:type="dxa" w:w="45"/>
+              <w:bottom w:type="dxa" w:w="45"/>
+              <w:start w:type="dxa" w:w="35"/>
+              <w:end w:type="dxa" w:w="35"/>
+            </w:tcMar>
+            <w:noWrap/>
           </w:tcPr>
           <w:p>
             <w:pPr>
+              <w:spacing w:before="0" w:after="0" w:line="240" w:lineRule="auto"/>
+              <w:jc w:val="left"/>
               <w:rPr>
                 <w:rFonts w:ascii="Times New Roman" w:eastAsia="Calibri" w:hAnsi="Times New Roman" w:cs="Times New Roman"/>
                 <w:sz w:val="22"/>
@@ -1443,11 +1745,20 @@
         </w:tc>
         <w:tc>
           <w:tcPr>
-            <w:tcW w:w="393" w:type="pct"/>
+            <w:tcW w:w="800" w:type="dxa"/>
             <w:vAlign w:val="center"/>
+            <w:tcMar>
+              <w:top w:type="dxa" w:w="45"/>
+              <w:bottom w:type="dxa" w:w="45"/>
+              <w:start w:type="dxa" w:w="35"/>
+              <w:end w:type="dxa" w:w="35"/>
+            </w:tcMar>
+            <w:noWrap/>
           </w:tcPr>
           <w:p>
             <w:pPr>
+              <w:spacing w:before="0" w:after="0" w:line="240" w:lineRule="auto"/>
+              <w:jc w:val="center"/>
               <w:rPr>
                 <w:rFonts w:ascii="Times New Roman" w:eastAsia="Calibri" w:hAnsi="Times New Roman" w:cs="Times New Roman"/>
                 <w:sz w:val="22"/>
@@ -1459,11 +1770,19 @@
         </w:tc>
         <w:tc>
           <w:tcPr>
-            <w:tcW w:w="728" w:type="pct"/>
+            <w:tcW w:w="1600" w:type="dxa"/>
             <w:vAlign w:val="center"/>
+            <w:tcMar>
+              <w:top w:type="dxa" w:w="45"/>
+              <w:bottom w:type="dxa" w:w="45"/>
+              <w:start w:type="dxa" w:w="35"/>
+              <w:end w:type="dxa" w:w="35"/>
+            </w:tcMar>
           </w:tcPr>
           <w:p>
             <w:pPr>
+              <w:spacing w:before="0" w:after="0" w:line="240" w:lineRule="auto"/>
+              <w:jc w:val="left"/>
               <w:rPr>
                 <w:rFonts w:ascii="Times New Roman" w:eastAsia="Calibri" w:hAnsi="Times New Roman" w:cs="Times New Roman"/>
                 <w:sz w:val="22"/>
@@ -1475,10 +1794,19 @@
         </w:tc>
         <w:tc>
           <w:tcPr>
-            <w:tcW w:w="331" w:type="pct"/>
+            <w:tcW w:w="400" w:type="dxa"/>
+            <w:vAlign w:val="center"/>
+            <w:tcMar>
+              <w:top w:type="dxa" w:w="45"/>
+              <w:bottom w:type="dxa" w:w="45"/>
+              <w:start w:type="dxa" w:w="35"/>
+              <w:end w:type="dxa" w:w="35"/>
+            </w:tcMar>
           </w:tcPr>
           <w:p>
             <w:pPr>
+              <w:spacing w:before="0" w:after="0" w:line="240" w:lineRule="auto"/>
+              <w:jc w:val="center"/>
               <w:rPr>
                 <w:rFonts w:ascii="Times New Roman" w:eastAsia="Calibri" w:hAnsi="Times New Roman" w:cs="Times New Roman"/>
                 <w:sz w:val="22"/>
@@ -1490,10 +1818,20 @@
         </w:tc>
         <w:tc>
           <w:tcPr>
-            <w:tcW w:w="342" w:type="pct"/>
+            <w:tcW w:w="780" w:type="dxa"/>
+            <w:vAlign w:val="center"/>
+            <w:tcMar>
+              <w:top w:type="dxa" w:w="45"/>
+              <w:bottom w:type="dxa" w:w="45"/>
+              <w:start w:type="dxa" w:w="35"/>
+              <w:end w:type="dxa" w:w="35"/>
+            </w:tcMar>
+            <w:noWrap/>
           </w:tcPr>
           <w:p>
             <w:pPr>
+              <w:spacing w:before="0" w:after="0" w:line="240" w:lineRule="auto"/>
+              <w:jc w:val="right"/>
               <w:rPr>
                 <w:rFonts w:ascii="Times New Roman" w:eastAsia="Calibri" w:hAnsi="Times New Roman" w:cs="Times New Roman"/>
                 <w:sz w:val="22"/>
@@ -1505,10 +1843,20 @@
         </w:tc>
         <w:tc>
           <w:tcPr>
-            <w:tcW w:w="363" w:type="pct"/>
+            <w:tcW w:w="500" w:type="dxa"/>
+            <w:vAlign w:val="center"/>
+            <w:tcMar>
+              <w:top w:type="dxa" w:w="45"/>
+              <w:bottom w:type="dxa" w:w="45"/>
+              <w:start w:type="dxa" w:w="35"/>
+              <w:end w:type="dxa" w:w="35"/>
+            </w:tcMar>
+            <w:noWrap/>
           </w:tcPr>
           <w:p>
             <w:pPr>
+              <w:spacing w:before="0" w:after="0" w:line="240" w:lineRule="auto"/>
+              <w:jc w:val="right"/>
               <w:rPr>
                 <w:rFonts w:ascii="Times New Roman" w:eastAsia="Calibri" w:hAnsi="Times New Roman" w:cs="Times New Roman"/>
                 <w:sz w:val="22"/>
@@ -1520,10 +1868,20 @@
         </w:tc>
         <w:tc>
           <w:tcPr>
-            <w:tcW w:w="448" w:type="pct"/>
+            <w:tcW w:w="900" w:type="dxa"/>
+            <w:vAlign w:val="center"/>
+            <w:tcMar>
+              <w:top w:type="dxa" w:w="45"/>
+              <w:bottom w:type="dxa" w:w="45"/>
+              <w:start w:type="dxa" w:w="35"/>
+              <w:end w:type="dxa" w:w="35"/>
+            </w:tcMar>
+            <w:noWrap/>
           </w:tcPr>
           <w:p>
             <w:pPr>
+              <w:spacing w:before="0" w:after="0" w:line="240" w:lineRule="auto"/>
+              <w:jc w:val="right"/>
               <w:rPr>
                 <w:rFonts w:ascii="Times New Roman" w:eastAsia="Calibri" w:hAnsi="Times New Roman" w:cs="Times New Roman"/>
                 <w:sz w:val="22"/>
@@ -1535,10 +1893,20 @@
         </w:tc>
         <w:tc>
           <w:tcPr>
-            <w:tcW w:w="373" w:type="pct"/>
+            <w:tcW w:w="500" w:type="dxa"/>
+            <w:vAlign w:val="center"/>
+            <w:tcMar>
+              <w:top w:type="dxa" w:w="45"/>
+              <w:bottom w:type="dxa" w:w="45"/>
+              <w:start w:type="dxa" w:w="35"/>
+              <w:end w:type="dxa" w:w="35"/>
+            </w:tcMar>
+            <w:noWrap/>
           </w:tcPr>
           <w:p>
             <w:pPr>
+              <w:spacing w:before="0" w:after="0" w:line="240" w:lineRule="auto"/>
+              <w:jc w:val="right"/>
               <w:rPr>
                 <w:rFonts w:ascii="Times New Roman" w:eastAsia="Calibri" w:hAnsi="Times New Roman" w:cs="Times New Roman"/>
                 <w:sz w:val="22"/>
@@ -1550,10 +1918,20 @@
         </w:tc>
         <w:tc>
           <w:tcPr>
-            <w:tcW w:w="457" w:type="pct"/>
+            <w:tcW w:w="900" w:type="dxa"/>
+            <w:vAlign w:val="center"/>
+            <w:tcMar>
+              <w:top w:type="dxa" w:w="45"/>
+              <w:bottom w:type="dxa" w:w="45"/>
+              <w:start w:type="dxa" w:w="35"/>
+              <w:end w:type="dxa" w:w="35"/>
+            </w:tcMar>
+            <w:noWrap/>
           </w:tcPr>
           <w:p>
             <w:pPr>
+              <w:spacing w:before="0" w:after="0" w:line="240" w:lineRule="auto"/>
+              <w:jc w:val="right"/>
               <w:rPr>
                 <w:rFonts w:ascii="Times New Roman" w:eastAsia="Calibri" w:hAnsi="Times New Roman" w:cs="Times New Roman"/>
                 <w:sz w:val="22"/>
@@ -1565,10 +1943,20 @@
         </w:tc>
         <w:tc>
           <w:tcPr>
-            <w:tcW w:w="382" w:type="pct"/>
+            <w:tcW w:w="500" w:type="dxa"/>
+            <w:vAlign w:val="center"/>
+            <w:tcMar>
+              <w:top w:type="dxa" w:w="45"/>
+              <w:bottom w:type="dxa" w:w="45"/>
+              <w:start w:type="dxa" w:w="35"/>
+              <w:end w:type="dxa" w:w="35"/>
+            </w:tcMar>
+            <w:noWrap/>
           </w:tcPr>
           <w:p>
             <w:pPr>
+              <w:spacing w:before="0" w:after="0" w:line="240" w:lineRule="auto"/>
+              <w:jc w:val="right"/>
               <w:rPr>
                 <w:rFonts w:ascii="Times New Roman" w:eastAsia="Calibri" w:hAnsi="Times New Roman" w:cs="Times New Roman"/>
                 <w:sz w:val="22"/>
@@ -1580,10 +1968,20 @@
         </w:tc>
         <w:tc>
           <w:tcPr>
-            <w:tcW w:w="459" w:type="pct"/>
+            <w:tcW w:w="900" w:type="dxa"/>
+            <w:vAlign w:val="center"/>
+            <w:tcMar>
+              <w:top w:type="dxa" w:w="45"/>
+              <w:bottom w:type="dxa" w:w="45"/>
+              <w:start w:type="dxa" w:w="35"/>
+              <w:end w:type="dxa" w:w="35"/>
+            </w:tcMar>
+            <w:noWrap/>
           </w:tcPr>
           <w:p>
             <w:pPr>
+              <w:spacing w:before="0" w:after="0" w:line="240" w:lineRule="auto"/>
+              <w:jc w:val="right"/>
               <w:rPr>
                 <w:rFonts w:ascii="Times New Roman" w:eastAsia="Calibri" w:hAnsi="Times New Roman" w:cs="Times New Roman"/>
                 <w:sz w:val="22"/>
@@ -1595,10 +1993,19 @@
         </w:tc>
         <w:tc>
           <w:tcPr>
-            <w:tcW w:w="336" w:type="pct"/>
+            <w:tcW w:w="582" w:type="dxa"/>
+            <w:vAlign w:val="center"/>
+            <w:tcMar>
+              <w:top w:type="dxa" w:w="45"/>
+              <w:bottom w:type="dxa" w:w="45"/>
+              <w:start w:type="dxa" w:w="35"/>
+              <w:end w:type="dxa" w:w="35"/>
+            </w:tcMar>
           </w:tcPr>
           <w:p>
             <w:pPr>
+              <w:spacing w:before="0" w:after="0" w:line="240" w:lineRule="auto"/>
+              <w:jc w:val="center"/>
               <w:rPr>
                 <w:rFonts w:ascii="Times New Roman" w:eastAsia="Calibri" w:hAnsi="Times New Roman" w:cs="Times New Roman"/>
                 <w:sz w:val="22"/>
@@ -1616,11 +2023,20 @@
         </w:trPr>
         <w:tc>
           <w:tcPr>
-            <w:tcW w:w="388" w:type="pct"/>
+            <w:tcW w:w="700" w:type="dxa"/>
             <w:vAlign w:val="center"/>
+            <w:tcMar>
+              <w:top w:type="dxa" w:w="45"/>
+              <w:bottom w:type="dxa" w:w="45"/>
+              <w:start w:type="dxa" w:w="35"/>
+              <w:end w:type="dxa" w:w="35"/>
+            </w:tcMar>
+            <w:noWrap/>
           </w:tcPr>
           <w:p>
             <w:pPr>
+              <w:spacing w:before="0" w:after="0" w:line="240" w:lineRule="auto"/>
+              <w:jc w:val="left"/>
               <w:rPr>
                 <w:rFonts w:ascii="Times New Roman" w:eastAsia="Calibri" w:hAnsi="Times New Roman" w:cs="Times New Roman"/>
                 <w:sz w:val="22"/>
@@ -1632,11 +2048,20 @@
         </w:tc>
         <w:tc>
           <w:tcPr>
-            <w:tcW w:w="393" w:type="pct"/>
+            <w:tcW w:w="800" w:type="dxa"/>
             <w:vAlign w:val="center"/>
+            <w:tcMar>
+              <w:top w:type="dxa" w:w="45"/>
+              <w:bottom w:type="dxa" w:w="45"/>
+              <w:start w:type="dxa" w:w="35"/>
+              <w:end w:type="dxa" w:w="35"/>
+            </w:tcMar>
+            <w:noWrap/>
           </w:tcPr>
           <w:p>
             <w:pPr>
+              <w:spacing w:before="0" w:after="0" w:line="240" w:lineRule="auto"/>
+              <w:jc w:val="center"/>
               <w:rPr>
                 <w:rFonts w:ascii="Times New Roman" w:eastAsia="Calibri" w:hAnsi="Times New Roman" w:cs="Times New Roman"/>
                 <w:sz w:val="22"/>
@@ -1648,11 +2073,19 @@
         </w:tc>
         <w:tc>
           <w:tcPr>
-            <w:tcW w:w="728" w:type="pct"/>
+            <w:tcW w:w="1600" w:type="dxa"/>
             <w:vAlign w:val="center"/>
+            <w:tcMar>
+              <w:top w:type="dxa" w:w="45"/>
+              <w:bottom w:type="dxa" w:w="45"/>
+              <w:start w:type="dxa" w:w="35"/>
+              <w:end w:type="dxa" w:w="35"/>
+            </w:tcMar>
           </w:tcPr>
           <w:p>
             <w:pPr>
+              <w:spacing w:before="0" w:after="0" w:line="240" w:lineRule="auto"/>
+              <w:jc w:val="left"/>
               <w:rPr>
                 <w:rFonts w:ascii="Times New Roman" w:eastAsia="Calibri" w:hAnsi="Times New Roman" w:cs="Times New Roman"/>
                 <w:sz w:val="22"/>
@@ -1664,10 +2097,19 @@
         </w:tc>
         <w:tc>
           <w:tcPr>
-            <w:tcW w:w="331" w:type="pct"/>
+            <w:tcW w:w="400" w:type="dxa"/>
+            <w:vAlign w:val="center"/>
+            <w:tcMar>
+              <w:top w:type="dxa" w:w="45"/>
+              <w:bottom w:type="dxa" w:w="45"/>
+              <w:start w:type="dxa" w:w="35"/>
+              <w:end w:type="dxa" w:w="35"/>
+            </w:tcMar>
           </w:tcPr>
           <w:p>
             <w:pPr>
+              <w:spacing w:before="0" w:after="0" w:line="240" w:lineRule="auto"/>
+              <w:jc w:val="center"/>
               <w:rPr>
                 <w:rFonts w:ascii="Times New Roman" w:eastAsia="Calibri" w:hAnsi="Times New Roman" w:cs="Times New Roman"/>
                 <w:sz w:val="22"/>
@@ -1679,10 +2121,20 @@
         </w:tc>
         <w:tc>
           <w:tcPr>
-            <w:tcW w:w="342" w:type="pct"/>
+            <w:tcW w:w="780" w:type="dxa"/>
+            <w:vAlign w:val="center"/>
+            <w:tcMar>
+              <w:top w:type="dxa" w:w="45"/>
+              <w:bottom w:type="dxa" w:w="45"/>
+              <w:start w:type="dxa" w:w="35"/>
+              <w:end w:type="dxa" w:w="35"/>
+            </w:tcMar>
+            <w:noWrap/>
           </w:tcPr>
           <w:p>
             <w:pPr>
+              <w:spacing w:before="0" w:after="0" w:line="240" w:lineRule="auto"/>
+              <w:jc w:val="right"/>
               <w:rPr>
                 <w:rFonts w:ascii="Times New Roman" w:eastAsia="Calibri" w:hAnsi="Times New Roman" w:cs="Times New Roman"/>
                 <w:sz w:val="22"/>
@@ -1694,10 +2146,20 @@
         </w:tc>
         <w:tc>
           <w:tcPr>
-            <w:tcW w:w="363" w:type="pct"/>
+            <w:tcW w:w="500" w:type="dxa"/>
+            <w:vAlign w:val="center"/>
+            <w:tcMar>
+              <w:top w:type="dxa" w:w="45"/>
+              <w:bottom w:type="dxa" w:w="45"/>
+              <w:start w:type="dxa" w:w="35"/>
+              <w:end w:type="dxa" w:w="35"/>
+            </w:tcMar>
+            <w:noWrap/>
           </w:tcPr>
           <w:p>
             <w:pPr>
+              <w:spacing w:before="0" w:after="0" w:line="240" w:lineRule="auto"/>
+              <w:jc w:val="right"/>
               <w:rPr>
                 <w:rFonts w:ascii="Times New Roman" w:eastAsia="Calibri" w:hAnsi="Times New Roman" w:cs="Times New Roman"/>
                 <w:sz w:val="22"/>
@@ -1709,10 +2171,20 @@
         </w:tc>
         <w:tc>
           <w:tcPr>
-            <w:tcW w:w="448" w:type="pct"/>
+            <w:tcW w:w="900" w:type="dxa"/>
+            <w:vAlign w:val="center"/>
+            <w:tcMar>
+              <w:top w:type="dxa" w:w="45"/>
+              <w:bottom w:type="dxa" w:w="45"/>
+              <w:start w:type="dxa" w:w="35"/>
+              <w:end w:type="dxa" w:w="35"/>
+            </w:tcMar>
+            <w:noWrap/>
           </w:tcPr>
           <w:p>
             <w:pPr>
+              <w:spacing w:before="0" w:after="0" w:line="240" w:lineRule="auto"/>
+              <w:jc w:val="right"/>
               <w:rPr>
                 <w:rFonts w:ascii="Times New Roman" w:eastAsia="Calibri" w:hAnsi="Times New Roman" w:cs="Times New Roman"/>
                 <w:sz w:val="22"/>
@@ -1724,10 +2196,20 @@
         </w:tc>
         <w:tc>
           <w:tcPr>
-            <w:tcW w:w="373" w:type="pct"/>
+            <w:tcW w:w="500" w:type="dxa"/>
+            <w:vAlign w:val="center"/>
+            <w:tcMar>
+              <w:top w:type="dxa" w:w="45"/>
+              <w:bottom w:type="dxa" w:w="45"/>
+              <w:start w:type="dxa" w:w="35"/>
+              <w:end w:type="dxa" w:w="35"/>
+            </w:tcMar>
+            <w:noWrap/>
           </w:tcPr>
           <w:p>
             <w:pPr>
+              <w:spacing w:before="0" w:after="0" w:line="240" w:lineRule="auto"/>
+              <w:jc w:val="right"/>
               <w:rPr>
                 <w:rFonts w:ascii="Times New Roman" w:eastAsia="Calibri" w:hAnsi="Times New Roman" w:cs="Times New Roman"/>
                 <w:sz w:val="22"/>
@@ -1739,10 +2221,20 @@
         </w:tc>
         <w:tc>
           <w:tcPr>
-            <w:tcW w:w="457" w:type="pct"/>
+            <w:tcW w:w="900" w:type="dxa"/>
+            <w:vAlign w:val="center"/>
+            <w:tcMar>
+              <w:top w:type="dxa" w:w="45"/>
+              <w:bottom w:type="dxa" w:w="45"/>
+              <w:start w:type="dxa" w:w="35"/>
+              <w:end w:type="dxa" w:w="35"/>
+            </w:tcMar>
+            <w:noWrap/>
           </w:tcPr>
           <w:p>
             <w:pPr>
+              <w:spacing w:before="0" w:after="0" w:line="240" w:lineRule="auto"/>
+              <w:jc w:val="right"/>
               <w:rPr>
                 <w:rFonts w:ascii="Times New Roman" w:eastAsia="Calibri" w:hAnsi="Times New Roman" w:cs="Times New Roman"/>
                 <w:sz w:val="22"/>
@@ -1754,10 +2246,20 @@
         </w:tc>
         <w:tc>
           <w:tcPr>
-            <w:tcW w:w="382" w:type="pct"/>
+            <w:tcW w:w="500" w:type="dxa"/>
+            <w:vAlign w:val="center"/>
+            <w:tcMar>
+              <w:top w:type="dxa" w:w="45"/>
+              <w:bottom w:type="dxa" w:w="45"/>
+              <w:start w:type="dxa" w:w="35"/>
+              <w:end w:type="dxa" w:w="35"/>
+            </w:tcMar>
+            <w:noWrap/>
           </w:tcPr>
           <w:p>
             <w:pPr>
+              <w:spacing w:before="0" w:after="0" w:line="240" w:lineRule="auto"/>
+              <w:jc w:val="right"/>
               <w:rPr>
                 <w:rFonts w:ascii="Times New Roman" w:eastAsia="Calibri" w:hAnsi="Times New Roman" w:cs="Times New Roman"/>
                 <w:sz w:val="22"/>
@@ -1769,10 +2271,20 @@
         </w:tc>
         <w:tc>
           <w:tcPr>
-            <w:tcW w:w="459" w:type="pct"/>
+            <w:tcW w:w="900" w:type="dxa"/>
+            <w:vAlign w:val="center"/>
+            <w:tcMar>
+              <w:top w:type="dxa" w:w="45"/>
+              <w:bottom w:type="dxa" w:w="45"/>
+              <w:start w:type="dxa" w:w="35"/>
+              <w:end w:type="dxa" w:w="35"/>
+            </w:tcMar>
+            <w:noWrap/>
           </w:tcPr>
           <w:p>
             <w:pPr>
+              <w:spacing w:before="0" w:after="0" w:line="240" w:lineRule="auto"/>
+              <w:jc w:val="right"/>
               <w:rPr>
                 <w:rFonts w:ascii="Times New Roman" w:eastAsia="Calibri" w:hAnsi="Times New Roman" w:cs="Times New Roman"/>
                 <w:sz w:val="22"/>
@@ -1784,10 +2296,19 @@
         </w:tc>
         <w:tc>
           <w:tcPr>
-            <w:tcW w:w="336" w:type="pct"/>
+            <w:tcW w:w="582" w:type="dxa"/>
+            <w:vAlign w:val="center"/>
+            <w:tcMar>
+              <w:top w:type="dxa" w:w="45"/>
+              <w:bottom w:type="dxa" w:w="45"/>
+              <w:start w:type="dxa" w:w="35"/>
+              <w:end w:type="dxa" w:w="35"/>
+            </w:tcMar>
           </w:tcPr>
           <w:p>
             <w:pPr>
+              <w:spacing w:before="0" w:after="0" w:line="240" w:lineRule="auto"/>
+              <w:jc w:val="center"/>
               <w:rPr>
                 <w:rFonts w:ascii="Times New Roman" w:eastAsia="Calibri" w:hAnsi="Times New Roman" w:cs="Times New Roman"/>
                 <w:sz w:val="22"/>
@@ -1805,11 +2326,20 @@
         </w:trPr>
         <w:tc>
           <w:tcPr>
-            <w:tcW w:w="388" w:type="pct"/>
+            <w:tcW w:w="700" w:type="dxa"/>
             <w:vAlign w:val="center"/>
+            <w:tcMar>
+              <w:top w:type="dxa" w:w="45"/>
+              <w:bottom w:type="dxa" w:w="45"/>
+              <w:start w:type="dxa" w:w="35"/>
+              <w:end w:type="dxa" w:w="35"/>
+            </w:tcMar>
+            <w:noWrap/>
           </w:tcPr>
           <w:p>
             <w:pPr>
+              <w:spacing w:before="0" w:after="0" w:line="240" w:lineRule="auto"/>
+              <w:jc w:val="left"/>
               <w:rPr>
                 <w:rFonts w:ascii="Times New Roman" w:eastAsia="Calibri" w:hAnsi="Times New Roman" w:cs="Times New Roman"/>
                 <w:sz w:val="22"/>
@@ -1821,11 +2351,20 @@
         </w:tc>
         <w:tc>
           <w:tcPr>
-            <w:tcW w:w="393" w:type="pct"/>
+            <w:tcW w:w="800" w:type="dxa"/>
             <w:vAlign w:val="center"/>
+            <w:tcMar>
+              <w:top w:type="dxa" w:w="45"/>
+              <w:bottom w:type="dxa" w:w="45"/>
+              <w:start w:type="dxa" w:w="35"/>
+              <w:end w:type="dxa" w:w="35"/>
+            </w:tcMar>
+            <w:noWrap/>
           </w:tcPr>
           <w:p>
             <w:pPr>
+              <w:spacing w:before="0" w:after="0" w:line="240" w:lineRule="auto"/>
+              <w:jc w:val="center"/>
               <w:rPr>
                 <w:rFonts w:ascii="Times New Roman" w:eastAsia="Calibri" w:hAnsi="Times New Roman" w:cs="Times New Roman"/>
                 <w:sz w:val="22"/>
@@ -1837,11 +2376,19 @@
         </w:tc>
         <w:tc>
           <w:tcPr>
-            <w:tcW w:w="728" w:type="pct"/>
+            <w:tcW w:w="1600" w:type="dxa"/>
             <w:vAlign w:val="center"/>
+            <w:tcMar>
+              <w:top w:type="dxa" w:w="45"/>
+              <w:bottom w:type="dxa" w:w="45"/>
+              <w:start w:type="dxa" w:w="35"/>
+              <w:end w:type="dxa" w:w="35"/>
+            </w:tcMar>
           </w:tcPr>
           <w:p>
             <w:pPr>
+              <w:spacing w:before="0" w:after="0" w:line="240" w:lineRule="auto"/>
+              <w:jc w:val="left"/>
               <w:rPr>
                 <w:rFonts w:ascii="Times New Roman" w:eastAsia="Calibri" w:hAnsi="Times New Roman" w:cs="Times New Roman"/>
                 <w:sz w:val="22"/>
@@ -1853,10 +2400,19 @@
         </w:tc>
         <w:tc>
           <w:tcPr>
-            <w:tcW w:w="331" w:type="pct"/>
+            <w:tcW w:w="400" w:type="dxa"/>
+            <w:vAlign w:val="center"/>
+            <w:tcMar>
+              <w:top w:type="dxa" w:w="45"/>
+              <w:bottom w:type="dxa" w:w="45"/>
+              <w:start w:type="dxa" w:w="35"/>
+              <w:end w:type="dxa" w:w="35"/>
+            </w:tcMar>
           </w:tcPr>
           <w:p>
             <w:pPr>
+              <w:spacing w:before="0" w:after="0" w:line="240" w:lineRule="auto"/>
+              <w:jc w:val="center"/>
               <w:rPr>
                 <w:rFonts w:ascii="Times New Roman" w:eastAsia="Calibri" w:hAnsi="Times New Roman" w:cs="Times New Roman"/>
                 <w:sz w:val="22"/>
@@ -1868,10 +2424,20 @@
         </w:tc>
         <w:tc>
           <w:tcPr>
-            <w:tcW w:w="342" w:type="pct"/>
+            <w:tcW w:w="780" w:type="dxa"/>
+            <w:vAlign w:val="center"/>
+            <w:tcMar>
+              <w:top w:type="dxa" w:w="45"/>
+              <w:bottom w:type="dxa" w:w="45"/>
+              <w:start w:type="dxa" w:w="35"/>
+              <w:end w:type="dxa" w:w="35"/>
+            </w:tcMar>
+            <w:noWrap/>
           </w:tcPr>
           <w:p>
             <w:pPr>
+              <w:spacing w:before="0" w:after="0" w:line="240" w:lineRule="auto"/>
+              <w:jc w:val="right"/>
               <w:rPr>
                 <w:rFonts w:ascii="Times New Roman" w:eastAsia="Calibri" w:hAnsi="Times New Roman" w:cs="Times New Roman"/>
                 <w:sz w:val="22"/>
@@ -1883,10 +2449,20 @@
         </w:tc>
         <w:tc>
           <w:tcPr>
-            <w:tcW w:w="363" w:type="pct"/>
+            <w:tcW w:w="500" w:type="dxa"/>
+            <w:vAlign w:val="center"/>
+            <w:tcMar>
+              <w:top w:type="dxa" w:w="45"/>
+              <w:bottom w:type="dxa" w:w="45"/>
+              <w:start w:type="dxa" w:w="35"/>
+              <w:end w:type="dxa" w:w="35"/>
+            </w:tcMar>
+            <w:noWrap/>
           </w:tcPr>
           <w:p>
             <w:pPr>
+              <w:spacing w:before="0" w:after="0" w:line="240" w:lineRule="auto"/>
+              <w:jc w:val="right"/>
               <w:rPr>
                 <w:rFonts w:ascii="Times New Roman" w:eastAsia="Calibri" w:hAnsi="Times New Roman" w:cs="Times New Roman"/>
                 <w:sz w:val="22"/>
@@ -1898,10 +2474,20 @@
         </w:tc>
         <w:tc>
           <w:tcPr>
-            <w:tcW w:w="448" w:type="pct"/>
+            <w:tcW w:w="900" w:type="dxa"/>
+            <w:vAlign w:val="center"/>
+            <w:tcMar>
+              <w:top w:type="dxa" w:w="45"/>
+              <w:bottom w:type="dxa" w:w="45"/>
+              <w:start w:type="dxa" w:w="35"/>
+              <w:end w:type="dxa" w:w="35"/>
+            </w:tcMar>
+            <w:noWrap/>
           </w:tcPr>
           <w:p>
             <w:pPr>
+              <w:spacing w:before="0" w:after="0" w:line="240" w:lineRule="auto"/>
+              <w:jc w:val="right"/>
               <w:rPr>
                 <w:rFonts w:ascii="Times New Roman" w:eastAsia="Calibri" w:hAnsi="Times New Roman" w:cs="Times New Roman"/>
                 <w:sz w:val="22"/>
@@ -1913,10 +2499,20 @@
         </w:tc>
         <w:tc>
           <w:tcPr>
-            <w:tcW w:w="373" w:type="pct"/>
+            <w:tcW w:w="500" w:type="dxa"/>
+            <w:vAlign w:val="center"/>
+            <w:tcMar>
+              <w:top w:type="dxa" w:w="45"/>
+              <w:bottom w:type="dxa" w:w="45"/>
+              <w:start w:type="dxa" w:w="35"/>
+              <w:end w:type="dxa" w:w="35"/>
+            </w:tcMar>
+            <w:noWrap/>
           </w:tcPr>
           <w:p>
             <w:pPr>
+              <w:spacing w:before="0" w:after="0" w:line="240" w:lineRule="auto"/>
+              <w:jc w:val="right"/>
               <w:rPr>
                 <w:rFonts w:ascii="Times New Roman" w:eastAsia="Calibri" w:hAnsi="Times New Roman" w:cs="Times New Roman"/>
                 <w:sz w:val="22"/>
@@ -1928,10 +2524,20 @@
         </w:tc>
         <w:tc>
           <w:tcPr>
-            <w:tcW w:w="457" w:type="pct"/>
+            <w:tcW w:w="900" w:type="dxa"/>
+            <w:vAlign w:val="center"/>
+            <w:tcMar>
+              <w:top w:type="dxa" w:w="45"/>
+              <w:bottom w:type="dxa" w:w="45"/>
+              <w:start w:type="dxa" w:w="35"/>
+              <w:end w:type="dxa" w:w="35"/>
+            </w:tcMar>
+            <w:noWrap/>
           </w:tcPr>
           <w:p>
             <w:pPr>
+              <w:spacing w:before="0" w:after="0" w:line="240" w:lineRule="auto"/>
+              <w:jc w:val="right"/>
               <w:rPr>
                 <w:rFonts w:ascii="Times New Roman" w:eastAsia="Calibri" w:hAnsi="Times New Roman" w:cs="Times New Roman"/>
                 <w:sz w:val="22"/>
@@ -1943,10 +2549,20 @@
         </w:tc>
         <w:tc>
           <w:tcPr>
-            <w:tcW w:w="382" w:type="pct"/>
+            <w:tcW w:w="500" w:type="dxa"/>
+            <w:vAlign w:val="center"/>
+            <w:tcMar>
+              <w:top w:type="dxa" w:w="45"/>
+              <w:bottom w:type="dxa" w:w="45"/>
+              <w:start w:type="dxa" w:w="35"/>
+              <w:end w:type="dxa" w:w="35"/>
+            </w:tcMar>
+            <w:noWrap/>
           </w:tcPr>
           <w:p>
             <w:pPr>
+              <w:spacing w:before="0" w:after="0" w:line="240" w:lineRule="auto"/>
+              <w:jc w:val="right"/>
               <w:rPr>
                 <w:rFonts w:ascii="Times New Roman" w:eastAsia="Calibri" w:hAnsi="Times New Roman" w:cs="Times New Roman"/>
                 <w:sz w:val="22"/>
@@ -1958,10 +2574,20 @@
         </w:tc>
         <w:tc>
           <w:tcPr>
-            <w:tcW w:w="459" w:type="pct"/>
+            <w:tcW w:w="900" w:type="dxa"/>
+            <w:vAlign w:val="center"/>
+            <w:tcMar>
+              <w:top w:type="dxa" w:w="45"/>
+              <w:bottom w:type="dxa" w:w="45"/>
+              <w:start w:type="dxa" w:w="35"/>
+              <w:end w:type="dxa" w:w="35"/>
+            </w:tcMar>
+            <w:noWrap/>
           </w:tcPr>
           <w:p>
             <w:pPr>
+              <w:spacing w:before="0" w:after="0" w:line="240" w:lineRule="auto"/>
+              <w:jc w:val="right"/>
               <w:rPr>
                 <w:rFonts w:ascii="Times New Roman" w:eastAsia="Calibri" w:hAnsi="Times New Roman" w:cs="Times New Roman"/>
                 <w:sz w:val="22"/>
@@ -1973,10 +2599,19 @@
         </w:tc>
         <w:tc>
           <w:tcPr>
-            <w:tcW w:w="336" w:type="pct"/>
+            <w:tcW w:w="582" w:type="dxa"/>
+            <w:vAlign w:val="center"/>
+            <w:tcMar>
+              <w:top w:type="dxa" w:w="45"/>
+              <w:bottom w:type="dxa" w:w="45"/>
+              <w:start w:type="dxa" w:w="35"/>
+              <w:end w:type="dxa" w:w="35"/>
+            </w:tcMar>
           </w:tcPr>
           <w:p>
             <w:pPr>
+              <w:spacing w:before="0" w:after="0" w:line="240" w:lineRule="auto"/>
+              <w:jc w:val="center"/>
               <w:rPr>
                 <w:rFonts w:ascii="Times New Roman" w:eastAsia="Calibri" w:hAnsi="Times New Roman" w:cs="Times New Roman"/>
                 <w:sz w:val="22"/>
@@ -1994,11 +2629,20 @@
         </w:trPr>
         <w:tc>
           <w:tcPr>
-            <w:tcW w:w="388" w:type="pct"/>
+            <w:tcW w:w="700" w:type="dxa"/>
             <w:vAlign w:val="center"/>
+            <w:tcMar>
+              <w:top w:type="dxa" w:w="45"/>
+              <w:bottom w:type="dxa" w:w="45"/>
+              <w:start w:type="dxa" w:w="35"/>
+              <w:end w:type="dxa" w:w="35"/>
+            </w:tcMar>
+            <w:noWrap/>
           </w:tcPr>
           <w:p>
             <w:pPr>
+              <w:spacing w:before="0" w:after="0" w:line="240" w:lineRule="auto"/>
+              <w:jc w:val="left"/>
               <w:rPr>
                 <w:rFonts w:ascii="Times New Roman" w:eastAsia="Calibri" w:hAnsi="Times New Roman" w:cs="Times New Roman"/>
                 <w:sz w:val="22"/>
@@ -2010,11 +2654,20 @@
         </w:tc>
         <w:tc>
           <w:tcPr>
-            <w:tcW w:w="393" w:type="pct"/>
+            <w:tcW w:w="800" w:type="dxa"/>
             <w:vAlign w:val="center"/>
+            <w:tcMar>
+              <w:top w:type="dxa" w:w="45"/>
+              <w:bottom w:type="dxa" w:w="45"/>
+              <w:start w:type="dxa" w:w="35"/>
+              <w:end w:type="dxa" w:w="35"/>
+            </w:tcMar>
+            <w:noWrap/>
           </w:tcPr>
           <w:p>
             <w:pPr>
+              <w:spacing w:before="0" w:after="0" w:line="240" w:lineRule="auto"/>
+              <w:jc w:val="center"/>
               <w:rPr>
                 <w:rFonts w:ascii="Times New Roman" w:eastAsia="Calibri" w:hAnsi="Times New Roman" w:cs="Times New Roman"/>
                 <w:sz w:val="22"/>
@@ -2026,11 +2679,19 @@
         </w:tc>
         <w:tc>
           <w:tcPr>
-            <w:tcW w:w="728" w:type="pct"/>
+            <w:tcW w:w="1600" w:type="dxa"/>
             <w:vAlign w:val="center"/>
+            <w:tcMar>
+              <w:top w:type="dxa" w:w="45"/>
+              <w:bottom w:type="dxa" w:w="45"/>
+              <w:start w:type="dxa" w:w="35"/>
+              <w:end w:type="dxa" w:w="35"/>
+            </w:tcMar>
           </w:tcPr>
           <w:p>
             <w:pPr>
+              <w:spacing w:before="0" w:after="0" w:line="240" w:lineRule="auto"/>
+              <w:jc w:val="left"/>
               <w:rPr>
                 <w:rFonts w:ascii="Times New Roman" w:eastAsia="Calibri" w:hAnsi="Times New Roman" w:cs="Times New Roman"/>
                 <w:sz w:val="22"/>
@@ -2042,10 +2703,19 @@
         </w:tc>
         <w:tc>
           <w:tcPr>
-            <w:tcW w:w="331" w:type="pct"/>
+            <w:tcW w:w="400" w:type="dxa"/>
+            <w:vAlign w:val="center"/>
+            <w:tcMar>
+              <w:top w:type="dxa" w:w="45"/>
+              <w:bottom w:type="dxa" w:w="45"/>
+              <w:start w:type="dxa" w:w="35"/>
+              <w:end w:type="dxa" w:w="35"/>
+            </w:tcMar>
           </w:tcPr>
           <w:p>
             <w:pPr>
+              <w:spacing w:before="0" w:after="0" w:line="240" w:lineRule="auto"/>
+              <w:jc w:val="center"/>
               <w:rPr>
                 <w:rFonts w:ascii="Times New Roman" w:eastAsia="Calibri" w:hAnsi="Times New Roman" w:cs="Times New Roman"/>
                 <w:sz w:val="22"/>
@@ -2057,10 +2727,20 @@
         </w:tc>
         <w:tc>
           <w:tcPr>
-            <w:tcW w:w="342" w:type="pct"/>
+            <w:tcW w:w="780" w:type="dxa"/>
+            <w:vAlign w:val="center"/>
+            <w:tcMar>
+              <w:top w:type="dxa" w:w="45"/>
+              <w:bottom w:type="dxa" w:w="45"/>
+              <w:start w:type="dxa" w:w="35"/>
+              <w:end w:type="dxa" w:w="35"/>
+            </w:tcMar>
+            <w:noWrap/>
           </w:tcPr>
           <w:p>
             <w:pPr>
+              <w:spacing w:before="0" w:after="0" w:line="240" w:lineRule="auto"/>
+              <w:jc w:val="right"/>
               <w:rPr>
                 <w:rFonts w:ascii="Times New Roman" w:eastAsia="Calibri" w:hAnsi="Times New Roman" w:cs="Times New Roman"/>
                 <w:sz w:val="22"/>
@@ -2072,10 +2752,20 @@
         </w:tc>
         <w:tc>
           <w:tcPr>
-            <w:tcW w:w="363" w:type="pct"/>
+            <w:tcW w:w="500" w:type="dxa"/>
+            <w:vAlign w:val="center"/>
+            <w:tcMar>
+              <w:top w:type="dxa" w:w="45"/>
+              <w:bottom w:type="dxa" w:w="45"/>
+              <w:start w:type="dxa" w:w="35"/>
+              <w:end w:type="dxa" w:w="35"/>
+            </w:tcMar>
+            <w:noWrap/>
           </w:tcPr>
           <w:p>
             <w:pPr>
+              <w:spacing w:before="0" w:after="0" w:line="240" w:lineRule="auto"/>
+              <w:jc w:val="right"/>
               <w:rPr>
                 <w:rFonts w:ascii="Times New Roman" w:eastAsia="Calibri" w:hAnsi="Times New Roman" w:cs="Times New Roman"/>
                 <w:sz w:val="22"/>
@@ -2087,10 +2777,20 @@
         </w:tc>
         <w:tc>
           <w:tcPr>
-            <w:tcW w:w="448" w:type="pct"/>
+            <w:tcW w:w="900" w:type="dxa"/>
+            <w:vAlign w:val="center"/>
+            <w:tcMar>
+              <w:top w:type="dxa" w:w="45"/>
+              <w:bottom w:type="dxa" w:w="45"/>
+              <w:start w:type="dxa" w:w="35"/>
+              <w:end w:type="dxa" w:w="35"/>
+            </w:tcMar>
+            <w:noWrap/>
           </w:tcPr>
           <w:p>
             <w:pPr>
+              <w:spacing w:before="0" w:after="0" w:line="240" w:lineRule="auto"/>
+              <w:jc w:val="right"/>
               <w:rPr>
                 <w:rFonts w:ascii="Times New Roman" w:eastAsia="Calibri" w:hAnsi="Times New Roman" w:cs="Times New Roman"/>
                 <w:sz w:val="22"/>
@@ -2102,10 +2802,20 @@
         </w:tc>
         <w:tc>
           <w:tcPr>
-            <w:tcW w:w="373" w:type="pct"/>
+            <w:tcW w:w="500" w:type="dxa"/>
+            <w:vAlign w:val="center"/>
+            <w:tcMar>
+              <w:top w:type="dxa" w:w="45"/>
+              <w:bottom w:type="dxa" w:w="45"/>
+              <w:start w:type="dxa" w:w="35"/>
+              <w:end w:type="dxa" w:w="35"/>
+            </w:tcMar>
+            <w:noWrap/>
           </w:tcPr>
           <w:p>
             <w:pPr>
+              <w:spacing w:before="0" w:after="0" w:line="240" w:lineRule="auto"/>
+              <w:jc w:val="right"/>
               <w:rPr>
                 <w:rFonts w:ascii="Times New Roman" w:eastAsia="Calibri" w:hAnsi="Times New Roman" w:cs="Times New Roman"/>
                 <w:sz w:val="22"/>
@@ -2117,10 +2827,20 @@
         </w:tc>
         <w:tc>
           <w:tcPr>
-            <w:tcW w:w="457" w:type="pct"/>
+            <w:tcW w:w="900" w:type="dxa"/>
+            <w:vAlign w:val="center"/>
+            <w:tcMar>
+              <w:top w:type="dxa" w:w="45"/>
+              <w:bottom w:type="dxa" w:w="45"/>
+              <w:start w:type="dxa" w:w="35"/>
+              <w:end w:type="dxa" w:w="35"/>
+            </w:tcMar>
+            <w:noWrap/>
           </w:tcPr>
           <w:p>
             <w:pPr>
+              <w:spacing w:before="0" w:after="0" w:line="240" w:lineRule="auto"/>
+              <w:jc w:val="right"/>
               <w:rPr>
                 <w:rFonts w:ascii="Times New Roman" w:eastAsia="Calibri" w:hAnsi="Times New Roman" w:cs="Times New Roman"/>
                 <w:sz w:val="22"/>
@@ -2132,10 +2852,20 @@
         </w:tc>
         <w:tc>
           <w:tcPr>
-            <w:tcW w:w="382" w:type="pct"/>
+            <w:tcW w:w="500" w:type="dxa"/>
+            <w:vAlign w:val="center"/>
+            <w:tcMar>
+              <w:top w:type="dxa" w:w="45"/>
+              <w:bottom w:type="dxa" w:w="45"/>
+              <w:start w:type="dxa" w:w="35"/>
+              <w:end w:type="dxa" w:w="35"/>
+            </w:tcMar>
+            <w:noWrap/>
           </w:tcPr>
           <w:p>
             <w:pPr>
+              <w:spacing w:before="0" w:after="0" w:line="240" w:lineRule="auto"/>
+              <w:jc w:val="right"/>
               <w:rPr>
                 <w:rFonts w:ascii="Times New Roman" w:eastAsia="Calibri" w:hAnsi="Times New Roman" w:cs="Times New Roman"/>
                 <w:sz w:val="22"/>
@@ -2147,10 +2877,20 @@
         </w:tc>
         <w:tc>
           <w:tcPr>
-            <w:tcW w:w="459" w:type="pct"/>
+            <w:tcW w:w="900" w:type="dxa"/>
+            <w:vAlign w:val="center"/>
+            <w:tcMar>
+              <w:top w:type="dxa" w:w="45"/>
+              <w:bottom w:type="dxa" w:w="45"/>
+              <w:start w:type="dxa" w:w="35"/>
+              <w:end w:type="dxa" w:w="35"/>
+            </w:tcMar>
+            <w:noWrap/>
           </w:tcPr>
           <w:p>
             <w:pPr>
+              <w:spacing w:before="0" w:after="0" w:line="240" w:lineRule="auto"/>
+              <w:jc w:val="right"/>
               <w:rPr>
                 <w:rFonts w:ascii="Times New Roman" w:eastAsia="Calibri" w:hAnsi="Times New Roman" w:cs="Times New Roman"/>
                 <w:sz w:val="22"/>
@@ -2162,10 +2902,19 @@
         </w:tc>
         <w:tc>
           <w:tcPr>
-            <w:tcW w:w="336" w:type="pct"/>
+            <w:tcW w:w="582" w:type="dxa"/>
+            <w:vAlign w:val="center"/>
+            <w:tcMar>
+              <w:top w:type="dxa" w:w="45"/>
+              <w:bottom w:type="dxa" w:w="45"/>
+              <w:start w:type="dxa" w:w="35"/>
+              <w:end w:type="dxa" w:w="35"/>
+            </w:tcMar>
           </w:tcPr>
           <w:p>
             <w:pPr>
+              <w:spacing w:before="0" w:after="0" w:line="240" w:lineRule="auto"/>
+              <w:jc w:val="center"/>
               <w:rPr>
                 <w:rFonts w:ascii="Times New Roman" w:eastAsia="Calibri" w:hAnsi="Times New Roman" w:cs="Times New Roman"/>
                 <w:sz w:val="22"/>
@@ -2183,11 +2932,20 @@
         </w:trPr>
         <w:tc>
           <w:tcPr>
-            <w:tcW w:w="388" w:type="pct"/>
+            <w:tcW w:w="700" w:type="dxa"/>
             <w:vAlign w:val="center"/>
+            <w:tcMar>
+              <w:top w:type="dxa" w:w="45"/>
+              <w:bottom w:type="dxa" w:w="45"/>
+              <w:start w:type="dxa" w:w="35"/>
+              <w:end w:type="dxa" w:w="35"/>
+            </w:tcMar>
+            <w:noWrap/>
           </w:tcPr>
           <w:p>
             <w:pPr>
+              <w:spacing w:before="0" w:after="0" w:line="240" w:lineRule="auto"/>
+              <w:jc w:val="left"/>
               <w:rPr>
                 <w:rFonts w:ascii="Times New Roman" w:eastAsia="Calibri" w:hAnsi="Times New Roman" w:cs="Times New Roman"/>
                 <w:sz w:val="22"/>
@@ -2199,11 +2957,20 @@
         </w:tc>
         <w:tc>
           <w:tcPr>
-            <w:tcW w:w="393" w:type="pct"/>
+            <w:tcW w:w="800" w:type="dxa"/>
             <w:vAlign w:val="center"/>
+            <w:tcMar>
+              <w:top w:type="dxa" w:w="45"/>
+              <w:bottom w:type="dxa" w:w="45"/>
+              <w:start w:type="dxa" w:w="35"/>
+              <w:end w:type="dxa" w:w="35"/>
+            </w:tcMar>
+            <w:noWrap/>
           </w:tcPr>
           <w:p>
             <w:pPr>
+              <w:spacing w:before="0" w:after="0" w:line="240" w:lineRule="auto"/>
+              <w:jc w:val="center"/>
               <w:rPr>
                 <w:rFonts w:ascii="Times New Roman" w:eastAsia="Calibri" w:hAnsi="Times New Roman" w:cs="Times New Roman"/>
                 <w:sz w:val="22"/>
@@ -2215,11 +2982,19 @@
         </w:tc>
         <w:tc>
           <w:tcPr>
-            <w:tcW w:w="728" w:type="pct"/>
+            <w:tcW w:w="1600" w:type="dxa"/>
             <w:vAlign w:val="center"/>
+            <w:tcMar>
+              <w:top w:type="dxa" w:w="45"/>
+              <w:bottom w:type="dxa" w:w="45"/>
+              <w:start w:type="dxa" w:w="35"/>
+              <w:end w:type="dxa" w:w="35"/>
+            </w:tcMar>
           </w:tcPr>
           <w:p>
             <w:pPr>
+              <w:spacing w:before="0" w:after="0" w:line="240" w:lineRule="auto"/>
+              <w:jc w:val="left"/>
               <w:rPr>
                 <w:rFonts w:ascii="Times New Roman" w:eastAsia="Calibri" w:hAnsi="Times New Roman" w:cs="Times New Roman"/>
                 <w:sz w:val="22"/>
@@ -2231,10 +3006,19 @@
         </w:tc>
         <w:tc>
           <w:tcPr>
-            <w:tcW w:w="331" w:type="pct"/>
+            <w:tcW w:w="400" w:type="dxa"/>
+            <w:vAlign w:val="center"/>
+            <w:tcMar>
+              <w:top w:type="dxa" w:w="45"/>
+              <w:bottom w:type="dxa" w:w="45"/>
+              <w:start w:type="dxa" w:w="35"/>
+              <w:end w:type="dxa" w:w="35"/>
+            </w:tcMar>
           </w:tcPr>
           <w:p>
             <w:pPr>
+              <w:spacing w:before="0" w:after="0" w:line="240" w:lineRule="auto"/>
+              <w:jc w:val="center"/>
               <w:rPr>
                 <w:rFonts w:ascii="Times New Roman" w:eastAsia="Calibri" w:hAnsi="Times New Roman" w:cs="Times New Roman"/>
                 <w:sz w:val="22"/>
@@ -2246,10 +3030,20 @@
         </w:tc>
         <w:tc>
           <w:tcPr>
-            <w:tcW w:w="342" w:type="pct"/>
+            <w:tcW w:w="780" w:type="dxa"/>
+            <w:vAlign w:val="center"/>
+            <w:tcMar>
+              <w:top w:type="dxa" w:w="45"/>
+              <w:bottom w:type="dxa" w:w="45"/>
+              <w:start w:type="dxa" w:w="35"/>
+              <w:end w:type="dxa" w:w="35"/>
+            </w:tcMar>
+            <w:noWrap/>
           </w:tcPr>
           <w:p>
             <w:pPr>
+              <w:spacing w:before="0" w:after="0" w:line="240" w:lineRule="auto"/>
+              <w:jc w:val="right"/>
               <w:rPr>
                 <w:rFonts w:ascii="Times New Roman" w:eastAsia="Calibri" w:hAnsi="Times New Roman" w:cs="Times New Roman"/>
                 <w:sz w:val="22"/>
@@ -2261,10 +3055,20 @@
         </w:tc>
         <w:tc>
           <w:tcPr>
-            <w:tcW w:w="363" w:type="pct"/>
+            <w:tcW w:w="500" w:type="dxa"/>
+            <w:vAlign w:val="center"/>
+            <w:tcMar>
+              <w:top w:type="dxa" w:w="45"/>
+              <w:bottom w:type="dxa" w:w="45"/>
+              <w:start w:type="dxa" w:w="35"/>
+              <w:end w:type="dxa" w:w="35"/>
+            </w:tcMar>
+            <w:noWrap/>
           </w:tcPr>
           <w:p>
             <w:pPr>
+              <w:spacing w:before="0" w:after="0" w:line="240" w:lineRule="auto"/>
+              <w:jc w:val="right"/>
               <w:rPr>
                 <w:rFonts w:ascii="Times New Roman" w:eastAsia="Calibri" w:hAnsi="Times New Roman" w:cs="Times New Roman"/>
                 <w:sz w:val="22"/>
@@ -2276,10 +3080,20 @@
         </w:tc>
         <w:tc>
           <w:tcPr>
-            <w:tcW w:w="448" w:type="pct"/>
+            <w:tcW w:w="900" w:type="dxa"/>
+            <w:vAlign w:val="center"/>
+            <w:tcMar>
+              <w:top w:type="dxa" w:w="45"/>
+              <w:bottom w:type="dxa" w:w="45"/>
+              <w:start w:type="dxa" w:w="35"/>
+              <w:end w:type="dxa" w:w="35"/>
+            </w:tcMar>
+            <w:noWrap/>
           </w:tcPr>
           <w:p>
             <w:pPr>
+              <w:spacing w:before="0" w:after="0" w:line="240" w:lineRule="auto"/>
+              <w:jc w:val="right"/>
               <w:rPr>
                 <w:rFonts w:ascii="Times New Roman" w:eastAsia="Calibri" w:hAnsi="Times New Roman" w:cs="Times New Roman"/>
                 <w:sz w:val="22"/>
@@ -2291,10 +3105,20 @@
         </w:tc>
         <w:tc>
           <w:tcPr>
-            <w:tcW w:w="373" w:type="pct"/>
+            <w:tcW w:w="500" w:type="dxa"/>
+            <w:vAlign w:val="center"/>
+            <w:tcMar>
+              <w:top w:type="dxa" w:w="45"/>
+              <w:bottom w:type="dxa" w:w="45"/>
+              <w:start w:type="dxa" w:w="35"/>
+              <w:end w:type="dxa" w:w="35"/>
+            </w:tcMar>
+            <w:noWrap/>
           </w:tcPr>
           <w:p>
             <w:pPr>
+              <w:spacing w:before="0" w:after="0" w:line="240" w:lineRule="auto"/>
+              <w:jc w:val="right"/>
               <w:rPr>
                 <w:rFonts w:ascii="Times New Roman" w:eastAsia="Calibri" w:hAnsi="Times New Roman" w:cs="Times New Roman"/>
                 <w:sz w:val="22"/>
@@ -2306,10 +3130,20 @@
         </w:tc>
         <w:tc>
           <w:tcPr>
-            <w:tcW w:w="457" w:type="pct"/>
+            <w:tcW w:w="900" w:type="dxa"/>
+            <w:vAlign w:val="center"/>
+            <w:tcMar>
+              <w:top w:type="dxa" w:w="45"/>
+              <w:bottom w:type="dxa" w:w="45"/>
+              <w:start w:type="dxa" w:w="35"/>
+              <w:end w:type="dxa" w:w="35"/>
+            </w:tcMar>
+            <w:noWrap/>
           </w:tcPr>
           <w:p>
             <w:pPr>
+              <w:spacing w:before="0" w:after="0" w:line="240" w:lineRule="auto"/>
+              <w:jc w:val="right"/>
               <w:rPr>
                 <w:rFonts w:ascii="Times New Roman" w:eastAsia="Calibri" w:hAnsi="Times New Roman" w:cs="Times New Roman"/>
                 <w:sz w:val="22"/>
@@ -2321,10 +3155,20 @@
         </w:tc>
         <w:tc>
           <w:tcPr>
-            <w:tcW w:w="382" w:type="pct"/>
+            <w:tcW w:w="500" w:type="dxa"/>
+            <w:vAlign w:val="center"/>
+            <w:tcMar>
+              <w:top w:type="dxa" w:w="45"/>
+              <w:bottom w:type="dxa" w:w="45"/>
+              <w:start w:type="dxa" w:w="35"/>
+              <w:end w:type="dxa" w:w="35"/>
+            </w:tcMar>
+            <w:noWrap/>
           </w:tcPr>
           <w:p>
             <w:pPr>
+              <w:spacing w:before="0" w:after="0" w:line="240" w:lineRule="auto"/>
+              <w:jc w:val="right"/>
               <w:rPr>
                 <w:rFonts w:ascii="Times New Roman" w:eastAsia="Calibri" w:hAnsi="Times New Roman" w:cs="Times New Roman"/>
                 <w:sz w:val="22"/>
@@ -2336,10 +3180,20 @@
         </w:tc>
         <w:tc>
           <w:tcPr>
-            <w:tcW w:w="459" w:type="pct"/>
+            <w:tcW w:w="900" w:type="dxa"/>
+            <w:vAlign w:val="center"/>
+            <w:tcMar>
+              <w:top w:type="dxa" w:w="45"/>
+              <w:bottom w:type="dxa" w:w="45"/>
+              <w:start w:type="dxa" w:w="35"/>
+              <w:end w:type="dxa" w:w="35"/>
+            </w:tcMar>
+            <w:noWrap/>
           </w:tcPr>
           <w:p>
             <w:pPr>
+              <w:spacing w:before="0" w:after="0" w:line="240" w:lineRule="auto"/>
+              <w:jc w:val="right"/>
               <w:rPr>
                 <w:rFonts w:ascii="Times New Roman" w:eastAsia="Calibri" w:hAnsi="Times New Roman" w:cs="Times New Roman"/>
                 <w:sz w:val="22"/>
@@ -2351,10 +3205,19 @@
         </w:tc>
         <w:tc>
           <w:tcPr>
-            <w:tcW w:w="336" w:type="pct"/>
+            <w:tcW w:w="582" w:type="dxa"/>
+            <w:vAlign w:val="center"/>
+            <w:tcMar>
+              <w:top w:type="dxa" w:w="45"/>
+              <w:bottom w:type="dxa" w:w="45"/>
+              <w:start w:type="dxa" w:w="35"/>
+              <w:end w:type="dxa" w:w="35"/>
+            </w:tcMar>
           </w:tcPr>
           <w:p>
             <w:pPr>
+              <w:spacing w:before="0" w:after="0" w:line="240" w:lineRule="auto"/>
+              <w:jc w:val="center"/>
               <w:rPr>
                 <w:rFonts w:ascii="Times New Roman" w:eastAsia="Calibri" w:hAnsi="Times New Roman" w:cs="Times New Roman"/>
                 <w:sz w:val="22"/>
@@ -2372,11 +3235,20 @@
         </w:trPr>
         <w:tc>
           <w:tcPr>
-            <w:tcW w:w="388" w:type="pct"/>
+            <w:tcW w:w="700" w:type="dxa"/>
             <w:vAlign w:val="center"/>
+            <w:tcMar>
+              <w:top w:type="dxa" w:w="45"/>
+              <w:bottom w:type="dxa" w:w="45"/>
+              <w:start w:type="dxa" w:w="35"/>
+              <w:end w:type="dxa" w:w="35"/>
+            </w:tcMar>
+            <w:noWrap/>
           </w:tcPr>
           <w:p>
             <w:pPr>
+              <w:spacing w:before="0" w:after="0" w:line="240" w:lineRule="auto"/>
+              <w:jc w:val="left"/>
               <w:rPr>
                 <w:rFonts w:ascii="Times New Roman" w:eastAsia="Calibri" w:hAnsi="Times New Roman" w:cs="Times New Roman"/>
                 <w:sz w:val="22"/>
@@ -2388,11 +3260,20 @@
         </w:tc>
         <w:tc>
           <w:tcPr>
-            <w:tcW w:w="393" w:type="pct"/>
+            <w:tcW w:w="800" w:type="dxa"/>
             <w:vAlign w:val="center"/>
+            <w:tcMar>
+              <w:top w:type="dxa" w:w="45"/>
+              <w:bottom w:type="dxa" w:w="45"/>
+              <w:start w:type="dxa" w:w="35"/>
+              <w:end w:type="dxa" w:w="35"/>
+            </w:tcMar>
+            <w:noWrap/>
           </w:tcPr>
           <w:p>
             <w:pPr>
+              <w:spacing w:before="0" w:after="0" w:line="240" w:lineRule="auto"/>
+              <w:jc w:val="center"/>
               <w:rPr>
                 <w:rFonts w:ascii="Times New Roman" w:eastAsia="Calibri" w:hAnsi="Times New Roman" w:cs="Times New Roman"/>
                 <w:sz w:val="22"/>
@@ -2404,11 +3285,19 @@
         </w:tc>
         <w:tc>
           <w:tcPr>
-            <w:tcW w:w="728" w:type="pct"/>
+            <w:tcW w:w="1600" w:type="dxa"/>
             <w:vAlign w:val="center"/>
+            <w:tcMar>
+              <w:top w:type="dxa" w:w="45"/>
+              <w:bottom w:type="dxa" w:w="45"/>
+              <w:start w:type="dxa" w:w="35"/>
+              <w:end w:type="dxa" w:w="35"/>
+            </w:tcMar>
           </w:tcPr>
           <w:p>
             <w:pPr>
+              <w:spacing w:before="0" w:after="0" w:line="240" w:lineRule="auto"/>
+              <w:jc w:val="left"/>
               <w:rPr>
                 <w:rFonts w:ascii="Times New Roman" w:eastAsia="Calibri" w:hAnsi="Times New Roman" w:cs="Times New Roman"/>
                 <w:sz w:val="22"/>
@@ -2420,10 +3309,19 @@
         </w:tc>
         <w:tc>
           <w:tcPr>
-            <w:tcW w:w="331" w:type="pct"/>
+            <w:tcW w:w="400" w:type="dxa"/>
+            <w:vAlign w:val="center"/>
+            <w:tcMar>
+              <w:top w:type="dxa" w:w="45"/>
+              <w:bottom w:type="dxa" w:w="45"/>
+              <w:start w:type="dxa" w:w="35"/>
+              <w:end w:type="dxa" w:w="35"/>
+            </w:tcMar>
           </w:tcPr>
           <w:p>
             <w:pPr>
+              <w:spacing w:before="0" w:after="0" w:line="240" w:lineRule="auto"/>
+              <w:jc w:val="center"/>
               <w:rPr>
                 <w:rFonts w:ascii="Times New Roman" w:eastAsia="Calibri" w:hAnsi="Times New Roman" w:cs="Times New Roman"/>
                 <w:sz w:val="22"/>
@@ -2435,10 +3333,20 @@
         </w:tc>
         <w:tc>
           <w:tcPr>
-            <w:tcW w:w="342" w:type="pct"/>
+            <w:tcW w:w="780" w:type="dxa"/>
+            <w:vAlign w:val="center"/>
+            <w:tcMar>
+              <w:top w:type="dxa" w:w="45"/>
+              <w:bottom w:type="dxa" w:w="45"/>
+              <w:start w:type="dxa" w:w="35"/>
+              <w:end w:type="dxa" w:w="35"/>
+            </w:tcMar>
+            <w:noWrap/>
           </w:tcPr>
           <w:p>
             <w:pPr>
+              <w:spacing w:before="0" w:after="0" w:line="240" w:lineRule="auto"/>
+              <w:jc w:val="right"/>
               <w:rPr>
                 <w:rFonts w:ascii="Times New Roman" w:eastAsia="Calibri" w:hAnsi="Times New Roman" w:cs="Times New Roman"/>
                 <w:sz w:val="22"/>
@@ -2450,10 +3358,20 @@
         </w:tc>
         <w:tc>
           <w:tcPr>
-            <w:tcW w:w="363" w:type="pct"/>
+            <w:tcW w:w="500" w:type="dxa"/>
+            <w:vAlign w:val="center"/>
+            <w:tcMar>
+              <w:top w:type="dxa" w:w="45"/>
+              <w:bottom w:type="dxa" w:w="45"/>
+              <w:start w:type="dxa" w:w="35"/>
+              <w:end w:type="dxa" w:w="35"/>
+            </w:tcMar>
+            <w:noWrap/>
           </w:tcPr>
           <w:p>
             <w:pPr>
+              <w:spacing w:before="0" w:after="0" w:line="240" w:lineRule="auto"/>
+              <w:jc w:val="right"/>
               <w:rPr>
                 <w:rFonts w:ascii="Times New Roman" w:eastAsia="Calibri" w:hAnsi="Times New Roman" w:cs="Times New Roman"/>
                 <w:sz w:val="22"/>
@@ -2465,10 +3383,20 @@
         </w:tc>
         <w:tc>
           <w:tcPr>
-            <w:tcW w:w="448" w:type="pct"/>
+            <w:tcW w:w="900" w:type="dxa"/>
+            <w:vAlign w:val="center"/>
+            <w:tcMar>
+              <w:top w:type="dxa" w:w="45"/>
+              <w:bottom w:type="dxa" w:w="45"/>
+              <w:start w:type="dxa" w:w="35"/>
+              <w:end w:type="dxa" w:w="35"/>
+            </w:tcMar>
+            <w:noWrap/>
           </w:tcPr>
           <w:p>
             <w:pPr>
+              <w:spacing w:before="0" w:after="0" w:line="240" w:lineRule="auto"/>
+              <w:jc w:val="right"/>
               <w:rPr>
                 <w:rFonts w:ascii="Times New Roman" w:eastAsia="Calibri" w:hAnsi="Times New Roman" w:cs="Times New Roman"/>
                 <w:sz w:val="22"/>
@@ -2480,10 +3408,20 @@
         </w:tc>
         <w:tc>
           <w:tcPr>
-            <w:tcW w:w="373" w:type="pct"/>
+            <w:tcW w:w="500" w:type="dxa"/>
+            <w:vAlign w:val="center"/>
+            <w:tcMar>
+              <w:top w:type="dxa" w:w="45"/>
+              <w:bottom w:type="dxa" w:w="45"/>
+              <w:start w:type="dxa" w:w="35"/>
+              <w:end w:type="dxa" w:w="35"/>
+            </w:tcMar>
+            <w:noWrap/>
           </w:tcPr>
           <w:p>
             <w:pPr>
+              <w:spacing w:before="0" w:after="0" w:line="240" w:lineRule="auto"/>
+              <w:jc w:val="right"/>
               <w:rPr>
                 <w:rFonts w:ascii="Times New Roman" w:eastAsia="Calibri" w:hAnsi="Times New Roman" w:cs="Times New Roman"/>
                 <w:sz w:val="22"/>
@@ -2495,10 +3433,20 @@
         </w:tc>
         <w:tc>
           <w:tcPr>
-            <w:tcW w:w="457" w:type="pct"/>
+            <w:tcW w:w="900" w:type="dxa"/>
+            <w:vAlign w:val="center"/>
+            <w:tcMar>
+              <w:top w:type="dxa" w:w="45"/>
+              <w:bottom w:type="dxa" w:w="45"/>
+              <w:start w:type="dxa" w:w="35"/>
+              <w:end w:type="dxa" w:w="35"/>
+            </w:tcMar>
+            <w:noWrap/>
           </w:tcPr>
           <w:p>
             <w:pPr>
+              <w:spacing w:before="0" w:after="0" w:line="240" w:lineRule="auto"/>
+              <w:jc w:val="right"/>
               <w:rPr>
                 <w:rFonts w:ascii="Times New Roman" w:eastAsia="Calibri" w:hAnsi="Times New Roman" w:cs="Times New Roman"/>
                 <w:sz w:val="22"/>
@@ -2510,10 +3458,20 @@
         </w:tc>
         <w:tc>
           <w:tcPr>
-            <w:tcW w:w="382" w:type="pct"/>
+            <w:tcW w:w="500" w:type="dxa"/>
+            <w:vAlign w:val="center"/>
+            <w:tcMar>
+              <w:top w:type="dxa" w:w="45"/>
+              <w:bottom w:type="dxa" w:w="45"/>
+              <w:start w:type="dxa" w:w="35"/>
+              <w:end w:type="dxa" w:w="35"/>
+            </w:tcMar>
+            <w:noWrap/>
           </w:tcPr>
           <w:p>
             <w:pPr>
+              <w:spacing w:before="0" w:after="0" w:line="240" w:lineRule="auto"/>
+              <w:jc w:val="right"/>
               <w:rPr>
                 <w:rFonts w:ascii="Times New Roman" w:eastAsia="Calibri" w:hAnsi="Times New Roman" w:cs="Times New Roman"/>
                 <w:sz w:val="22"/>
@@ -2525,10 +3483,20 @@
         </w:tc>
         <w:tc>
           <w:tcPr>
-            <w:tcW w:w="459" w:type="pct"/>
+            <w:tcW w:w="900" w:type="dxa"/>
+            <w:vAlign w:val="center"/>
+            <w:tcMar>
+              <w:top w:type="dxa" w:w="45"/>
+              <w:bottom w:type="dxa" w:w="45"/>
+              <w:start w:type="dxa" w:w="35"/>
+              <w:end w:type="dxa" w:w="35"/>
+            </w:tcMar>
+            <w:noWrap/>
           </w:tcPr>
           <w:p>
             <w:pPr>
+              <w:spacing w:before="0" w:after="0" w:line="240" w:lineRule="auto"/>
+              <w:jc w:val="right"/>
               <w:rPr>
                 <w:rFonts w:ascii="Times New Roman" w:eastAsia="Calibri" w:hAnsi="Times New Roman" w:cs="Times New Roman"/>
                 <w:sz w:val="22"/>
@@ -2540,10 +3508,19 @@
         </w:tc>
         <w:tc>
           <w:tcPr>
-            <w:tcW w:w="336" w:type="pct"/>
+            <w:tcW w:w="582" w:type="dxa"/>
+            <w:vAlign w:val="center"/>
+            <w:tcMar>
+              <w:top w:type="dxa" w:w="45"/>
+              <w:bottom w:type="dxa" w:w="45"/>
+              <w:start w:type="dxa" w:w="35"/>
+              <w:end w:type="dxa" w:w="35"/>
+            </w:tcMar>
           </w:tcPr>
           <w:p>
             <w:pPr>
+              <w:spacing w:before="0" w:after="0" w:line="240" w:lineRule="auto"/>
+              <w:jc w:val="center"/>
               <w:rPr>
                 <w:rFonts w:ascii="Times New Roman" w:eastAsia="Calibri" w:hAnsi="Times New Roman" w:cs="Times New Roman"/>
                 <w:sz w:val="22"/>
@@ -2561,11 +3538,20 @@
         </w:trPr>
         <w:tc>
           <w:tcPr>
-            <w:tcW w:w="388" w:type="pct"/>
+            <w:tcW w:w="700" w:type="dxa"/>
             <w:vAlign w:val="center"/>
+            <w:tcMar>
+              <w:top w:type="dxa" w:w="45"/>
+              <w:bottom w:type="dxa" w:w="45"/>
+              <w:start w:type="dxa" w:w="35"/>
+              <w:end w:type="dxa" w:w="35"/>
+            </w:tcMar>
+            <w:noWrap/>
           </w:tcPr>
           <w:p>
             <w:pPr>
+              <w:spacing w:before="0" w:after="0" w:line="240" w:lineRule="auto"/>
+              <w:jc w:val="left"/>
               <w:rPr>
                 <w:rFonts w:ascii="Times New Roman" w:eastAsia="Calibri" w:hAnsi="Times New Roman" w:cs="Times New Roman"/>
                 <w:sz w:val="22"/>
@@ -2577,11 +3563,20 @@
         </w:tc>
         <w:tc>
           <w:tcPr>
-            <w:tcW w:w="393" w:type="pct"/>
+            <w:tcW w:w="800" w:type="dxa"/>
             <w:vAlign w:val="center"/>
+            <w:tcMar>
+              <w:top w:type="dxa" w:w="45"/>
+              <w:bottom w:type="dxa" w:w="45"/>
+              <w:start w:type="dxa" w:w="35"/>
+              <w:end w:type="dxa" w:w="35"/>
+            </w:tcMar>
+            <w:noWrap/>
           </w:tcPr>
           <w:p>
             <w:pPr>
+              <w:spacing w:before="0" w:after="0" w:line="240" w:lineRule="auto"/>
+              <w:jc w:val="center"/>
               <w:rPr>
                 <w:rFonts w:ascii="Times New Roman" w:eastAsia="Calibri" w:hAnsi="Times New Roman" w:cs="Times New Roman"/>
                 <w:sz w:val="22"/>
@@ -2593,13 +3588,20 @@
         </w:tc>
         <w:tc>
           <w:tcPr>
-            <w:tcW w:w="728" w:type="pct"/>
-            <w:vAlign w:val="bottom"/>
+            <w:tcW w:w="1600" w:type="dxa"/>
+            <w:vAlign w:val="center"/>
+            <w:tcMar>
+              <w:top w:type="dxa" w:w="45"/>
+              <w:bottom w:type="dxa" w:w="45"/>
+              <w:start w:type="dxa" w:w="35"/>
+              <w:end w:type="dxa" w:w="35"/>
+            </w:tcMar>
           </w:tcPr>
           <w:p>
             <w:pPr>
-              <w:spacing w:before="80" w:after="0"/>
+              <w:spacing w:before="0" w:after="0" w:line="240" w:lineRule="auto"/>
               <w:ind w:left="21" w:hanging="21"/>
+              <w:jc w:val="left"/>
               <w:rPr>
                 <w:rFonts w:ascii="Times New Roman" w:eastAsia="Calibri" w:hAnsi="Times New Roman" w:cs="Times New Roman"/>
                 <w:sz w:val="22"/>
@@ -2610,7 +3612,7 @@
             <w:r>
               <w:rPr>
                 <w:rFonts w:ascii="Times New Roman" w:eastAsia="Calibri" w:hAnsi="Times New Roman" w:cs="Times New Roman"/>
-                <w:sz w:val="22"/>
+                <w:sz w:val="16"/>
                 <w:szCs w:val="22"/>
                 <w:lang w:val="vi-VN"/>
               </w:rPr>
@@ -2619,7 +3621,7 @@
             <w:r>
               <w:rPr>
                 <w:rFonts w:ascii="Times New Roman" w:eastAsia="Calibri" w:hAnsi="Times New Roman" w:cs="Times New Roman"/>
-                <w:sz w:val="22"/>
+                <w:sz w:val="16"/>
                 <w:szCs w:val="22"/>
                 <w:lang w:val="nl-NL"/>
               </w:rPr>
@@ -2628,7 +3630,7 @@
             <w:r>
               <w:rPr>
                 <w:rFonts w:ascii="Times New Roman" w:eastAsia="Calibri" w:hAnsi="Times New Roman" w:cs="Times New Roman"/>
-                <w:sz w:val="22"/>
+                <w:sz w:val="16"/>
                 <w:szCs w:val="22"/>
                 <w:lang w:val="vi-VN"/>
               </w:rPr>
@@ -2637,7 +3639,7 @@
             <w:r>
               <w:rPr>
                 <w:rFonts w:ascii="Times New Roman" w:eastAsia="Calibri" w:hAnsi="Times New Roman" w:cs="Times New Roman"/>
-                <w:sz w:val="22"/>
+                <w:sz w:val="16"/>
                 <w:szCs w:val="22"/>
                 <w:lang w:val="nl-NL"/>
               </w:rPr>
@@ -2647,11 +3649,18 @@
         </w:tc>
         <w:tc>
           <w:tcPr>
-            <w:tcW w:w="331" w:type="pct"/>
-            <w:vAlign w:val="bottom"/>
+            <w:tcW w:w="400" w:type="dxa"/>
+            <w:vAlign w:val="center"/>
+            <w:tcMar>
+              <w:top w:type="dxa" w:w="45"/>
+              <w:bottom w:type="dxa" w:w="45"/>
+              <w:start w:type="dxa" w:w="35"/>
+              <w:end w:type="dxa" w:w="35"/>
+            </w:tcMar>
           </w:tcPr>
           <w:p>
             <w:pPr>
+              <w:spacing w:before="0" w:after="0" w:line="240" w:lineRule="auto"/>
               <w:jc w:val="center"/>
               <w:rPr>
                 <w:rFonts w:ascii="Times New Roman" w:eastAsia="Calibri" w:hAnsi="Times New Roman" w:cs="Times New Roman"/>
@@ -2663,7 +3672,7 @@
             <w:r>
               <w:rPr>
                 <w:rFonts w:ascii="Times New Roman" w:eastAsia="Calibri" w:hAnsi="Times New Roman" w:cs="Times New Roman"/>
-                <w:sz w:val="22"/>
+                <w:sz w:val="16"/>
                 <w:szCs w:val="22"/>
                 <w:lang w:val="nl-NL"/>
               </w:rPr>
@@ -2673,12 +3682,20 @@
         </w:tc>
         <w:tc>
           <w:tcPr>
-            <w:tcW w:w="342" w:type="pct"/>
-            <w:vAlign w:val="bottom"/>
+            <w:tcW w:w="780" w:type="dxa"/>
+            <w:vAlign w:val="center"/>
+            <w:tcMar>
+              <w:top w:type="dxa" w:w="45"/>
+              <w:bottom w:type="dxa" w:w="45"/>
+              <w:start w:type="dxa" w:w="35"/>
+              <w:end w:type="dxa" w:w="35"/>
+            </w:tcMar>
+            <w:noWrap/>
           </w:tcPr>
           <w:p>
             <w:pPr>
-              <w:jc w:val="center"/>
+              <w:spacing w:before="0" w:after="0" w:line="240" w:lineRule="auto"/>
+              <w:jc w:val="right"/>
               <w:rPr>
                 <w:rFonts w:ascii="Times New Roman" w:eastAsia="Calibri" w:hAnsi="Times New Roman" w:cs="Times New Roman"/>
                 <w:sz w:val="22"/>
@@ -2689,7 +3706,7 @@
             <w:r>
               <w:rPr>
                 <w:rFonts w:ascii="Times New Roman" w:eastAsia="Calibri" w:hAnsi="Times New Roman" w:cs="Times New Roman"/>
-                <w:sz w:val="22"/>
+                <w:sz w:val="16"/>
                 <w:szCs w:val="22"/>
                 <w:lang w:val="nl-NL"/>
               </w:rPr>
@@ -2699,12 +3716,20 @@
         </w:tc>
         <w:tc>
           <w:tcPr>
-            <w:tcW w:w="363" w:type="pct"/>
-            <w:vAlign w:val="bottom"/>
+            <w:tcW w:w="500" w:type="dxa"/>
+            <w:vAlign w:val="center"/>
+            <w:tcMar>
+              <w:top w:type="dxa" w:w="45"/>
+              <w:bottom w:type="dxa" w:w="45"/>
+              <w:start w:type="dxa" w:w="35"/>
+              <w:end w:type="dxa" w:w="35"/>
+            </w:tcMar>
+            <w:noWrap/>
           </w:tcPr>
           <w:p>
             <w:pPr>
-              <w:jc w:val="center"/>
+              <w:spacing w:before="0" w:after="0" w:line="240" w:lineRule="auto"/>
+              <w:jc w:val="right"/>
               <w:rPr>
                 <w:rFonts w:ascii="Times New Roman" w:eastAsia="Calibri" w:hAnsi="Times New Roman" w:cs="Times New Roman"/>
                 <w:sz w:val="22"/>
@@ -2716,12 +3741,20 @@
         </w:tc>
         <w:tc>
           <w:tcPr>
-            <w:tcW w:w="448" w:type="pct"/>
-            <w:vAlign w:val="bottom"/>
+            <w:tcW w:w="900" w:type="dxa"/>
+            <w:vAlign w:val="center"/>
+            <w:tcMar>
+              <w:top w:type="dxa" w:w="45"/>
+              <w:bottom w:type="dxa" w:w="45"/>
+              <w:start w:type="dxa" w:w="35"/>
+              <w:end w:type="dxa" w:w="35"/>
+            </w:tcMar>
+            <w:noWrap/>
           </w:tcPr>
           <w:p>
             <w:pPr>
-              <w:jc w:val="center"/>
+              <w:spacing w:before="0" w:after="0" w:line="240" w:lineRule="auto"/>
+              <w:jc w:val="right"/>
               <w:rPr>
                 <w:rFonts w:ascii="Times New Roman" w:eastAsia="Calibri" w:hAnsi="Times New Roman" w:cs="Times New Roman"/>
                 <w:sz w:val="22"/>
@@ -2733,12 +3766,20 @@
         </w:tc>
         <w:tc>
           <w:tcPr>
-            <w:tcW w:w="373" w:type="pct"/>
-            <w:vAlign w:val="bottom"/>
+            <w:tcW w:w="500" w:type="dxa"/>
+            <w:vAlign w:val="center"/>
+            <w:tcMar>
+              <w:top w:type="dxa" w:w="45"/>
+              <w:bottom w:type="dxa" w:w="45"/>
+              <w:start w:type="dxa" w:w="35"/>
+              <w:end w:type="dxa" w:w="35"/>
+            </w:tcMar>
+            <w:noWrap/>
           </w:tcPr>
           <w:p>
             <w:pPr>
-              <w:jc w:val="center"/>
+              <w:spacing w:before="0" w:after="0" w:line="240" w:lineRule="auto"/>
+              <w:jc w:val="right"/>
               <w:rPr>
                 <w:rFonts w:ascii="Times New Roman" w:eastAsia="Calibri" w:hAnsi="Times New Roman" w:cs="Times New Roman"/>
                 <w:sz w:val="22"/>
@@ -2750,12 +3791,20 @@
         </w:tc>
         <w:tc>
           <w:tcPr>
-            <w:tcW w:w="457" w:type="pct"/>
-            <w:vAlign w:val="bottom"/>
+            <w:tcW w:w="900" w:type="dxa"/>
+            <w:vAlign w:val="center"/>
+            <w:tcMar>
+              <w:top w:type="dxa" w:w="45"/>
+              <w:bottom w:type="dxa" w:w="45"/>
+              <w:start w:type="dxa" w:w="35"/>
+              <w:end w:type="dxa" w:w="35"/>
+            </w:tcMar>
+            <w:noWrap/>
           </w:tcPr>
           <w:p>
             <w:pPr>
-              <w:jc w:val="center"/>
+              <w:spacing w:before="0" w:after="0" w:line="240" w:lineRule="auto"/>
+              <w:jc w:val="right"/>
               <w:rPr>
                 <w:rFonts w:ascii="Times New Roman" w:eastAsia="Calibri" w:hAnsi="Times New Roman" w:cs="Times New Roman"/>
                 <w:sz w:val="22"/>
@@ -2767,10 +3816,20 @@
         </w:tc>
         <w:tc>
           <w:tcPr>
-            <w:tcW w:w="382" w:type="pct"/>
+            <w:tcW w:w="500" w:type="dxa"/>
+            <w:vAlign w:val="center"/>
+            <w:tcMar>
+              <w:top w:type="dxa" w:w="45"/>
+              <w:bottom w:type="dxa" w:w="45"/>
+              <w:start w:type="dxa" w:w="35"/>
+              <w:end w:type="dxa" w:w="35"/>
+            </w:tcMar>
+            <w:noWrap/>
           </w:tcPr>
           <w:p>
             <w:pPr>
+              <w:spacing w:before="0" w:after="0" w:line="240" w:lineRule="auto"/>
+              <w:jc w:val="right"/>
               <w:rPr>
                 <w:rFonts w:ascii="Times New Roman" w:eastAsia="Calibri" w:hAnsi="Times New Roman" w:cs="Times New Roman"/>
                 <w:sz w:val="22"/>
@@ -2782,10 +3841,20 @@
         </w:tc>
         <w:tc>
           <w:tcPr>
-            <w:tcW w:w="459" w:type="pct"/>
+            <w:tcW w:w="900" w:type="dxa"/>
+            <w:vAlign w:val="center"/>
+            <w:tcMar>
+              <w:top w:type="dxa" w:w="45"/>
+              <w:bottom w:type="dxa" w:w="45"/>
+              <w:start w:type="dxa" w:w="35"/>
+              <w:end w:type="dxa" w:w="35"/>
+            </w:tcMar>
+            <w:noWrap/>
           </w:tcPr>
           <w:p>
             <w:pPr>
+              <w:spacing w:before="0" w:after="0" w:line="240" w:lineRule="auto"/>
+              <w:jc w:val="right"/>
               <w:rPr>
                 <w:rFonts w:ascii="Times New Roman" w:eastAsia="Calibri" w:hAnsi="Times New Roman" w:cs="Times New Roman"/>
                 <w:sz w:val="22"/>
@@ -2797,10 +3866,19 @@
         </w:tc>
         <w:tc>
           <w:tcPr>
-            <w:tcW w:w="336" w:type="pct"/>
+            <w:tcW w:w="582" w:type="dxa"/>
+            <w:vAlign w:val="center"/>
+            <w:tcMar>
+              <w:top w:type="dxa" w:w="45"/>
+              <w:bottom w:type="dxa" w:w="45"/>
+              <w:start w:type="dxa" w:w="35"/>
+              <w:end w:type="dxa" w:w="35"/>
+            </w:tcMar>
           </w:tcPr>
           <w:p>
             <w:pPr>
+              <w:spacing w:before="0" w:after="0" w:line="240" w:lineRule="auto"/>
+              <w:jc w:val="center"/>
               <w:rPr>
                 <w:rFonts w:ascii="Times New Roman" w:eastAsia="Calibri" w:hAnsi="Times New Roman" w:cs="Times New Roman"/>
                 <w:sz w:val="22"/>
@@ -2818,11 +3896,20 @@
         </w:trPr>
         <w:tc>
           <w:tcPr>
-            <w:tcW w:w="388" w:type="pct"/>
+            <w:tcW w:w="700" w:type="dxa"/>
             <w:vAlign w:val="center"/>
+            <w:tcMar>
+              <w:top w:type="dxa" w:w="45"/>
+              <w:bottom w:type="dxa" w:w="45"/>
+              <w:start w:type="dxa" w:w="35"/>
+              <w:end w:type="dxa" w:w="35"/>
+            </w:tcMar>
+            <w:noWrap/>
           </w:tcPr>
           <w:p>
             <w:pPr>
+              <w:spacing w:before="0" w:after="0" w:line="240" w:lineRule="auto"/>
+              <w:jc w:val="left"/>
               <w:rPr>
                 <w:rFonts w:ascii="Times New Roman" w:eastAsia="Calibri" w:hAnsi="Times New Roman" w:cs="Times New Roman"/>
                 <w:sz w:val="22"/>
@@ -2834,11 +3921,20 @@
         </w:tc>
         <w:tc>
           <w:tcPr>
-            <w:tcW w:w="393" w:type="pct"/>
+            <w:tcW w:w="800" w:type="dxa"/>
             <w:vAlign w:val="center"/>
+            <w:tcMar>
+              <w:top w:type="dxa" w:w="45"/>
+              <w:bottom w:type="dxa" w:w="45"/>
+              <w:start w:type="dxa" w:w="35"/>
+              <w:end w:type="dxa" w:w="35"/>
+            </w:tcMar>
+            <w:noWrap/>
           </w:tcPr>
           <w:p>
             <w:pPr>
+              <w:spacing w:before="0" w:after="0" w:line="240" w:lineRule="auto"/>
+              <w:jc w:val="center"/>
               <w:rPr>
                 <w:rFonts w:ascii="Times New Roman" w:eastAsia="Calibri" w:hAnsi="Times New Roman" w:cs="Times New Roman"/>
                 <w:sz w:val="22"/>
@@ -2850,13 +3946,19 @@
         </w:tc>
         <w:tc>
           <w:tcPr>
-            <w:tcW w:w="728" w:type="pct"/>
-            <w:vAlign w:val="bottom"/>
+            <w:tcW w:w="1600" w:type="dxa"/>
+            <w:vAlign w:val="center"/>
+            <w:tcMar>
+              <w:top w:type="dxa" w:w="45"/>
+              <w:bottom w:type="dxa" w:w="45"/>
+              <w:start w:type="dxa" w:w="35"/>
+              <w:end w:type="dxa" w:w="35"/>
+            </w:tcMar>
           </w:tcPr>
           <w:p>
             <w:pPr>
-              <w:spacing w:before="80" w:after="0"/>
-              <w:jc w:val="center"/>
+              <w:spacing w:before="0" w:after="0" w:line="240" w:lineRule="auto"/>
+              <w:jc w:val="left"/>
               <w:rPr>
                 <w:rFonts w:ascii="Times New Roman" w:eastAsia="Calibri" w:hAnsi="Times New Roman" w:cs="Times New Roman"/>
                 <w:sz w:val="22"/>
@@ -2867,7 +3969,7 @@
             <w:r>
               <w:rPr>
                 <w:rFonts w:ascii="Times New Roman" w:eastAsia="Calibri" w:hAnsi="Times New Roman" w:cs="Times New Roman"/>
-                <w:sz w:val="22"/>
+                <w:sz w:val="16"/>
                 <w:szCs w:val="22"/>
                 <w:lang w:val="vi-VN"/>
               </w:rPr>
@@ -2876,7 +3978,7 @@
             <w:r>
               <w:rPr>
                 <w:rFonts w:ascii="Times New Roman" w:eastAsia="Calibri" w:hAnsi="Times New Roman" w:cs="Times New Roman"/>
-                <w:sz w:val="22"/>
+                <w:sz w:val="16"/>
                 <w:szCs w:val="22"/>
                 <w:lang w:val="nl-NL"/>
               </w:rPr>
@@ -2886,11 +3988,18 @@
         </w:tc>
         <w:tc>
           <w:tcPr>
-            <w:tcW w:w="331" w:type="pct"/>
-            <w:vAlign w:val="bottom"/>
+            <w:tcW w:w="400" w:type="dxa"/>
+            <w:vAlign w:val="center"/>
+            <w:tcMar>
+              <w:top w:type="dxa" w:w="45"/>
+              <w:bottom w:type="dxa" w:w="45"/>
+              <w:start w:type="dxa" w:w="35"/>
+              <w:end w:type="dxa" w:w="35"/>
+            </w:tcMar>
           </w:tcPr>
           <w:p>
             <w:pPr>
+              <w:spacing w:before="0" w:after="0" w:line="240" w:lineRule="auto"/>
               <w:jc w:val="center"/>
               <w:rPr>
                 <w:rFonts w:ascii="Times New Roman" w:eastAsia="Calibri" w:hAnsi="Times New Roman" w:cs="Times New Roman"/>
@@ -2903,12 +4012,20 @@
         </w:tc>
         <w:tc>
           <w:tcPr>
-            <w:tcW w:w="342" w:type="pct"/>
-            <w:vAlign w:val="bottom"/>
+            <w:tcW w:w="780" w:type="dxa"/>
+            <w:vAlign w:val="center"/>
+            <w:tcMar>
+              <w:top w:type="dxa" w:w="45"/>
+              <w:bottom w:type="dxa" w:w="45"/>
+              <w:start w:type="dxa" w:w="35"/>
+              <w:end w:type="dxa" w:w="35"/>
+            </w:tcMar>
+            <w:noWrap/>
           </w:tcPr>
           <w:p>
             <w:pPr>
-              <w:jc w:val="center"/>
+              <w:spacing w:before="0" w:after="0" w:line="240" w:lineRule="auto"/>
+              <w:jc w:val="right"/>
               <w:rPr>
                 <w:rFonts w:ascii="Times New Roman" w:eastAsia="Calibri" w:hAnsi="Times New Roman" w:cs="Times New Roman"/>
                 <w:sz w:val="22"/>
@@ -2920,13 +4037,20 @@
         </w:tc>
         <w:tc>
           <w:tcPr>
-            <w:tcW w:w="363" w:type="pct"/>
-            <w:vAlign w:val="bottom"/>
+            <w:tcW w:w="500" w:type="dxa"/>
+            <w:vAlign w:val="center"/>
+            <w:tcMar>
+              <w:top w:type="dxa" w:w="45"/>
+              <w:bottom w:type="dxa" w:w="45"/>
+              <w:start w:type="dxa" w:w="35"/>
+              <w:end w:type="dxa" w:w="35"/>
+            </w:tcMar>
+            <w:noWrap/>
           </w:tcPr>
           <w:p>
             <w:pPr>
-              <w:spacing w:before="100" w:after="0"/>
-              <w:jc w:val="center"/>
+              <w:spacing w:before="0" w:after="0" w:line="240" w:lineRule="auto"/>
+              <w:jc w:val="right"/>
               <w:rPr>
                 <w:rFonts w:ascii="Times New Roman" w:eastAsia="Calibri" w:hAnsi="Times New Roman" w:cs="Times New Roman"/>
                 <w:sz w:val="22"/>
@@ -2937,7 +4061,7 @@
             <w:r>
               <w:rPr>
                 <w:rFonts w:ascii="Times New Roman" w:eastAsia="Calibri" w:hAnsi="Times New Roman" w:cs="Times New Roman"/>
-                <w:sz w:val="22"/>
+                <w:sz w:val="16"/>
                 <w:szCs w:val="22"/>
                 <w:lang w:val="nl-NL"/>
               </w:rPr>
@@ -2947,13 +4071,20 @@
         </w:tc>
         <w:tc>
           <w:tcPr>
-            <w:tcW w:w="448" w:type="pct"/>
-            <w:vAlign w:val="bottom"/>
+            <w:tcW w:w="900" w:type="dxa"/>
+            <w:vAlign w:val="center"/>
+            <w:tcMar>
+              <w:top w:type="dxa" w:w="45"/>
+              <w:bottom w:type="dxa" w:w="45"/>
+              <w:start w:type="dxa" w:w="35"/>
+              <w:end w:type="dxa" w:w="35"/>
+            </w:tcMar>
+            <w:noWrap/>
           </w:tcPr>
           <w:p>
             <w:pPr>
-              <w:spacing w:before="100" w:after="0"/>
-              <w:jc w:val="center"/>
+              <w:spacing w:before="0" w:after="0" w:line="240" w:lineRule="auto"/>
+              <w:jc w:val="right"/>
               <w:rPr>
                 <w:rFonts w:ascii="Times New Roman" w:eastAsia="Calibri" w:hAnsi="Times New Roman" w:cs="Times New Roman"/>
                 <w:sz w:val="22"/>
@@ -2964,7 +4095,7 @@
             <w:r>
               <w:rPr>
                 <w:rFonts w:ascii="Times New Roman" w:eastAsia="Calibri" w:hAnsi="Times New Roman" w:cs="Times New Roman"/>
-                <w:sz w:val="22"/>
+                <w:sz w:val="16"/>
                 <w:szCs w:val="22"/>
                 <w:lang w:val="nl-NL"/>
               </w:rPr>
@@ -2974,13 +4105,20 @@
         </w:tc>
         <w:tc>
           <w:tcPr>
-            <w:tcW w:w="373" w:type="pct"/>
-            <w:vAlign w:val="bottom"/>
+            <w:tcW w:w="500" w:type="dxa"/>
+            <w:vAlign w:val="center"/>
+            <w:tcMar>
+              <w:top w:type="dxa" w:w="45"/>
+              <w:bottom w:type="dxa" w:w="45"/>
+              <w:start w:type="dxa" w:w="35"/>
+              <w:end w:type="dxa" w:w="35"/>
+            </w:tcMar>
+            <w:noWrap/>
           </w:tcPr>
           <w:p>
             <w:pPr>
-              <w:spacing w:before="100" w:after="0"/>
-              <w:jc w:val="center"/>
+              <w:spacing w:before="0" w:after="0" w:line="240" w:lineRule="auto"/>
+              <w:jc w:val="right"/>
               <w:rPr>
                 <w:rFonts w:ascii="Times New Roman" w:eastAsia="Calibri" w:hAnsi="Times New Roman" w:cs="Times New Roman"/>
                 <w:sz w:val="22"/>
@@ -2991,7 +4129,7 @@
             <w:r>
               <w:rPr>
                 <w:rFonts w:ascii="Times New Roman" w:eastAsia="Calibri" w:hAnsi="Times New Roman" w:cs="Times New Roman"/>
-                <w:sz w:val="22"/>
+                <w:sz w:val="16"/>
                 <w:szCs w:val="22"/>
                 <w:lang w:val="nl-NL"/>
               </w:rPr>
@@ -3001,13 +4139,20 @@
         </w:tc>
         <w:tc>
           <w:tcPr>
-            <w:tcW w:w="457" w:type="pct"/>
-            <w:vAlign w:val="bottom"/>
+            <w:tcW w:w="900" w:type="dxa"/>
+            <w:vAlign w:val="center"/>
+            <w:tcMar>
+              <w:top w:type="dxa" w:w="45"/>
+              <w:bottom w:type="dxa" w:w="45"/>
+              <w:start w:type="dxa" w:w="35"/>
+              <w:end w:type="dxa" w:w="35"/>
+            </w:tcMar>
+            <w:noWrap/>
           </w:tcPr>
           <w:p>
             <w:pPr>
-              <w:spacing w:before="100" w:after="0"/>
-              <w:jc w:val="center"/>
+              <w:spacing w:before="0" w:after="0" w:line="240" w:lineRule="auto"/>
+              <w:jc w:val="right"/>
               <w:rPr>
                 <w:rFonts w:ascii="Times New Roman" w:eastAsia="Calibri" w:hAnsi="Times New Roman" w:cs="Times New Roman"/>
                 <w:sz w:val="22"/>
@@ -3018,7 +4163,7 @@
             <w:r>
               <w:rPr>
                 <w:rFonts w:ascii="Times New Roman" w:eastAsia="Calibri" w:hAnsi="Times New Roman" w:cs="Times New Roman"/>
-                <w:sz w:val="22"/>
+                <w:sz w:val="16"/>
                 <w:szCs w:val="22"/>
                 <w:lang w:val="nl-NL"/>
               </w:rPr>
@@ -3028,10 +4173,20 @@
         </w:tc>
         <w:tc>
           <w:tcPr>
-            <w:tcW w:w="382" w:type="pct"/>
+            <w:tcW w:w="500" w:type="dxa"/>
+            <w:vAlign w:val="center"/>
+            <w:tcMar>
+              <w:top w:type="dxa" w:w="45"/>
+              <w:bottom w:type="dxa" w:w="45"/>
+              <w:start w:type="dxa" w:w="35"/>
+              <w:end w:type="dxa" w:w="35"/>
+            </w:tcMar>
+            <w:noWrap/>
           </w:tcPr>
           <w:p>
             <w:pPr>
+              <w:spacing w:before="0" w:after="0" w:line="240" w:lineRule="auto"/>
+              <w:jc w:val="right"/>
               <w:rPr>
                 <w:rFonts w:ascii="Times New Roman" w:eastAsia="Calibri" w:hAnsi="Times New Roman" w:cs="Times New Roman"/>
                 <w:sz w:val="22"/>
@@ -3043,10 +4198,20 @@
         </w:tc>
         <w:tc>
           <w:tcPr>
-            <w:tcW w:w="459" w:type="pct"/>
+            <w:tcW w:w="900" w:type="dxa"/>
+            <w:vAlign w:val="center"/>
+            <w:tcMar>
+              <w:top w:type="dxa" w:w="45"/>
+              <w:bottom w:type="dxa" w:w="45"/>
+              <w:start w:type="dxa" w:w="35"/>
+              <w:end w:type="dxa" w:w="35"/>
+            </w:tcMar>
+            <w:noWrap/>
           </w:tcPr>
           <w:p>
             <w:pPr>
+              <w:spacing w:before="0" w:after="0" w:line="240" w:lineRule="auto"/>
+              <w:jc w:val="right"/>
               <w:rPr>
                 <w:rFonts w:ascii="Times New Roman" w:eastAsia="Calibri" w:hAnsi="Times New Roman" w:cs="Times New Roman"/>
                 <w:sz w:val="22"/>
@@ -3058,10 +4223,19 @@
         </w:tc>
         <w:tc>
           <w:tcPr>
-            <w:tcW w:w="336" w:type="pct"/>
+            <w:tcW w:w="582" w:type="dxa"/>
+            <w:vAlign w:val="center"/>
+            <w:tcMar>
+              <w:top w:type="dxa" w:w="45"/>
+              <w:bottom w:type="dxa" w:w="45"/>
+              <w:start w:type="dxa" w:w="35"/>
+              <w:end w:type="dxa" w:w="35"/>
+            </w:tcMar>
           </w:tcPr>
           <w:p>
             <w:pPr>
+              <w:spacing w:before="0" w:after="0" w:line="240" w:lineRule="auto"/>
+              <w:jc w:val="center"/>
               <w:rPr>
                 <w:rFonts w:ascii="Times New Roman" w:eastAsia="Calibri" w:hAnsi="Times New Roman" w:cs="Times New Roman"/>
                 <w:sz w:val="22"/>
@@ -3283,144 +4457,6 @@
 
 <file path=word/header2.xml><?xml version="1.0" encoding="utf-8"?>
 <w:hdr xmlns:wpc="http://schemas.microsoft.com/office/word/2010/wordprocessingCanvas" xmlns:cx="http://schemas.microsoft.com/office/drawing/2014/chartex" xmlns:cx1="http://schemas.microsoft.com/office/drawing/2015/9/8/chartex" xmlns:cx2="http://schemas.microsoft.com/office/drawing/2015/10/21/chartex" xmlns:cx3="http://schemas.microsoft.com/office/drawing/2016/5/9/chartex" xmlns:cx4="http://schemas.microsoft.com/office/drawing/2016/5/10/chartex" xmlns:cx5="http://schemas.microsoft.com/office/drawing/2016/5/11/chartex" xmlns:cx6="http://schemas.microsoft.com/office/drawing/2016/5/12/chartex" xmlns:cx7="http://schemas.microsoft.com/office/drawing/2016/5/13/chartex" xmlns:cx8="http://schemas.microsoft.com/office/drawing/2016/5/14/chartex" xmlns:mc="http://schemas.openxmlformats.org/markup-compatibility/2006" xmlns:aink="http://schemas.microsoft.com/office/drawing/2016/ink" xmlns:am3d="http://schemas.microsoft.com/office/drawing/2017/model3d" xmlns:o="urn:schemas-microsoft-com:office:office" xmlns:oel="http://schemas.microsoft.com/office/2019/extlst" xmlns:r="http://schemas.openxmlformats.org/officeDocument/2006/relationships" xmlns:m="http://schemas.openxmlformats.org/officeDocument/2006/math" xmlns:v="urn:schemas-microsoft-com:vml" xmlns:wp14="http://schemas.microsoft.com/office/word/2010/wordprocessingDrawing" xmlns:wp="http://schemas.openxmlformats.org/drawingml/2006/wordprocessingDrawing" xmlns:w10="urn:schemas-microsoft-com:office:word" xmlns:w="http://schemas.openxmlformats.org/wordprocessingml/2006/main" xmlns:w14="http://schemas.microsoft.com/office/word/2010/wordml" xmlns:w15="http://schemas.microsoft.com/office/word/2012/wordml" xmlns:w16cex="http://schemas.microsoft.com/office/word/2018/wordml/cex" xmlns:w16cid="http://schemas.microsoft.com/office/word/2016/wordml/cid" xmlns:w16="http://schemas.microsoft.com/office/word/2018/wordml" xmlns:w16du="http://schemas.microsoft.com/office/word/2023/wordml/word16du" xmlns:w16sdtdh="http://schemas.microsoft.com/office/word/2020/wordml/sdtdatahash" xmlns:w16sdtfl="http://schemas.microsoft.com/office/word/2024/wordml/sdtformatlock" xmlns:w16se="http://schemas.microsoft.com/office/word/2015/wordml/symex" xmlns:wpg="http://schemas.microsoft.com/office/word/2010/wordprocessingGroup" xmlns:wpi="http://schemas.microsoft.com/office/word/2010/wordprocessingInk" xmlns:wne="http://schemas.microsoft.com/office/word/2006/wordml" xmlns:wps="http://schemas.microsoft.com/office/word/2010/wordprocessingShape" mc:Ignorable="w14 w15 w16se w16cid w16 w16cex w16sdtdh w16sdtfl w16du wp14">
-  <w:tbl>
-    <w:tblPr>
-      <w:tblStyle w:val="TableGrid17"/>
-      <w:tblW w:w="5000" w:type="pct"/>
-      <w:jc w:val="center"/>
-      <w:tblBorders>
-        <w:top w:val="none" w:sz="0" w:space="0" w:color="auto"/>
-        <w:left w:val="none" w:sz="0" w:space="0" w:color="auto"/>
-        <w:right w:val="none" w:sz="0" w:space="0" w:color="auto"/>
-        <w:insideH w:val="none" w:sz="0" w:space="0" w:color="auto"/>
-        <w:insideV w:val="none" w:sz="0" w:space="0" w:color="auto"/>
-      </w:tblBorders>
-      <w:tblLook w:val="04A0" w:firstRow="1" w:lastRow="0" w:firstColumn="1" w:lastColumn="0" w:noHBand="0" w:noVBand="1"/>
-    </w:tblPr>
-    <w:tblGrid>
-      <w:gridCol w:w="9072"/>
-    </w:tblGrid>
-    <w:tr>
-      <w:trPr>
-        <w:trHeight w:val="360"/>
-        <w:jc w:val="center"/>
-      </w:trPr>
-      <w:tc>
-        <w:tcPr>
-          <w:tcW w:w="5000" w:type="pct"/>
-          <w:tcBorders>
-            <w:bottom w:val="single" w:sz="4" w:space="0" w:color="auto"/>
-          </w:tcBorders>
-          <w:tcMar>
-            <w:left w:w="0" w:type="dxa"/>
-            <w:right w:w="0" w:type="dxa"/>
-          </w:tcMar>
-        </w:tcPr>
-        <w:p>
-          <w:pPr>
-            <w:tabs>
-              <w:tab w:val="center" w:pos="4536"/>
-              <w:tab w:val="right" w:pos="9072"/>
-            </w:tabs>
-            <w:rPr>
-              <w:rFonts w:ascii="Times New Roman" w:eastAsia="Aptos" w:hAnsi="Times New Roman" w:cs="Times New Roman"/>
-              <w:sz w:val="28"/>
-              <w:szCs w:val="28"/>
-            </w:rPr>
-          </w:pPr>
-          <w:r>
-            <w:rPr>
-              <w:rFonts w:ascii="Times New Roman" w:eastAsia="Aptos" w:hAnsi="Times New Roman" w:cs="Times New Roman"/>
-              <w:sz w:val="28"/>
-              <w:szCs w:val="28"/>
-            </w:rPr>
-            <w:tab/>
-            <w:t>CÔNG BÁO/Số 51/Ngày 23-01-2026</w:t>
-          </w:r>
-          <w:r>
-            <w:rPr>
-              <w:rFonts w:ascii="Times New Roman" w:eastAsia="Aptos" w:hAnsi="Times New Roman" w:cs="Times New Roman"/>
-              <w:sz w:val="28"/>
-              <w:szCs w:val="28"/>
-            </w:rPr>
-            <w:tab/>
-          </w:r>
-          <w:r>
-            <w:rPr>
-              <w:rFonts w:ascii="Times New Roman" w:eastAsia="Aptos" w:hAnsi="Times New Roman" w:cs="Times New Roman"/>
-              <w:sz w:val="28"/>
-              <w:szCs w:val="28"/>
-            </w:rPr>
-            <w:fldChar w:fldCharType="begin"/>
-          </w:r>
-          <w:r>
-            <w:rPr>
-              <w:rFonts w:ascii="Times New Roman" w:eastAsia="Aptos" w:hAnsi="Times New Roman" w:cs="Times New Roman"/>
-              <w:sz w:val="28"/>
-              <w:szCs w:val="28"/>
-            </w:rPr>
-            <w:instrText xml:space="preserve"> PAGE  \* MERGEFORMAT </w:instrText>
-          </w:r>
-          <w:r>
-            <w:rPr>
-              <w:rFonts w:ascii="Times New Roman" w:eastAsia="Aptos" w:hAnsi="Times New Roman" w:cs="Times New Roman"/>
-              <w:sz w:val="28"/>
-              <w:szCs w:val="28"/>
-            </w:rPr>
-            <w:fldChar w:fldCharType="separate"/>
-          </w:r>
-          <w:r>
-            <w:rPr>
-              <w:rFonts w:ascii="Times New Roman" w:eastAsia="Aptos" w:hAnsi="Times New Roman" w:cs="Times New Roman"/>
-              <w:sz w:val="28"/>
-              <w:szCs w:val="28"/>
-            </w:rPr>
-            <w:t>1</w:t>
-          </w:r>
-          <w:r>
-            <w:rPr>
-              <w:rFonts w:ascii="Times New Roman" w:eastAsia="Aptos" w:hAnsi="Times New Roman" w:cs="Times New Roman"/>
-              <w:sz w:val="28"/>
-              <w:szCs w:val="28"/>
-            </w:rPr>
-            <w:fldChar w:fldCharType="end"/>
-          </w:r>
-        </w:p>
-      </w:tc>
-    </w:tr>
-    <w:tr>
-      <w:trPr>
-        <w:trHeight w:val="20"/>
-        <w:jc w:val="center"/>
-      </w:trPr>
-      <w:tc>
-        <w:tcPr>
-          <w:tcW w:w="5000" w:type="pct"/>
-          <w:tcBorders>
-            <w:top w:val="single" w:sz="4" w:space="0" w:color="auto"/>
-          </w:tcBorders>
-          <w:tcMar>
-            <w:top w:w="14" w:type="dxa"/>
-            <w:left w:w="115" w:type="dxa"/>
-            <w:right w:w="115" w:type="dxa"/>
-          </w:tcMar>
-        </w:tcPr>
-        <w:p>
-          <w:pPr>
-            <w:tabs>
-              <w:tab w:val="center" w:pos="4680"/>
-              <w:tab w:val="right" w:pos="9360"/>
-            </w:tabs>
-            <w:rPr>
-              <w:rFonts w:ascii="Times New Roman" w:eastAsia="Aptos" w:hAnsi="Times New Roman" w:cs="Times New Roman"/>
-              <w:sz w:val="2"/>
-              <w:szCs w:val="2"/>
-            </w:rPr>
-          </w:pPr>
-        </w:p>
-      </w:tc>
-    </w:tr>
-  </w:tbl>
   <w:p>
     <w:pPr>
       <w:tabs>

--- a/src/TaxMate.Infrastructure/Templates/Tax/2026/mau-s2d-hkd.docx
+++ b/src/TaxMate.Infrastructure/Templates/Tax/2026/mau-s2d-hkd.docx
@@ -28,6 +28,8 @@
                 <w:rFonts w:ascii="Times New Roman" w:eastAsia="Calibri" w:hAnsi="Times New Roman" w:cs="Times New Roman"/>
                 <w:b/>
                 <w:bCs/>
+                <w:sz w:val="22"/>
+                <w:szCs w:val="22"/>
                 <w:lang w:val="pt-BR"/>
               </w:rPr>
             </w:pPr>
@@ -36,6 +38,8 @@
                 <w:rFonts w:ascii="Times New Roman" w:eastAsia="Calibri" w:hAnsi="Times New Roman" w:cs="Times New Roman"/>
                 <w:b/>
                 <w:bCs/>
+                <w:sz w:val="22"/>
+                <w:szCs w:val="22"/>
                 <w:lang w:val="sv-SE"/>
               </w:rPr>
               <w:br w:type="page"/>
@@ -45,6 +49,8 @@
                 <w:rFonts w:ascii="Times New Roman" w:eastAsia="Calibri" w:hAnsi="Times New Roman" w:cs="Times New Roman"/>
                 <w:b/>
                 <w:bCs/>
+                <w:sz w:val="22"/>
+                <w:szCs w:val="22"/>
                 <w:lang w:val="sv-SE"/>
               </w:rPr>
               <w:br w:type="page"/>
@@ -54,6 +60,8 @@
                 <w:rFonts w:ascii="Times New Roman" w:eastAsia="Calibri" w:hAnsi="Times New Roman" w:cs="Times New Roman"/>
                 <w:b/>
                 <w:bCs/>
+                <w:sz w:val="22"/>
+                <w:szCs w:val="22"/>
                 <w:lang w:val="pt-BR"/>
               </w:rPr>
               <w:t>HỘ, CÁ NHÂN KINH DOANH:....</w:t>
@@ -66,6 +74,8 @@
                 <w:rFonts w:ascii="Times New Roman" w:eastAsia="Calibri" w:hAnsi="Times New Roman" w:cs="Times New Roman"/>
                 <w:b/>
                 <w:bCs/>
+                <w:sz w:val="22"/>
+                <w:szCs w:val="22"/>
                 <w:lang w:val="pt-BR"/>
               </w:rPr>
             </w:pPr>
@@ -74,6 +84,8 @@
                 <w:rFonts w:ascii="Times New Roman" w:eastAsia="Calibri" w:hAnsi="Times New Roman" w:cs="Times New Roman"/>
                 <w:b/>
                 <w:bCs/>
+                <w:sz w:val="22"/>
+                <w:szCs w:val="22"/>
                 <w:lang w:val="pt-BR"/>
               </w:rPr>
               <w:t>Địa chỉ:.............................................</w:t>
@@ -83,6 +95,8 @@
                 <w:rFonts w:ascii="Times New Roman" w:eastAsia="Calibri" w:hAnsi="Times New Roman" w:cs="Times New Roman"/>
                 <w:b/>
                 <w:bCs/>
+                <w:sz w:val="22"/>
+                <w:szCs w:val="22"/>
                 <w:lang w:val="pt-BR"/>
               </w:rPr>
               <w:br/>
@@ -96,6 +110,8 @@
                 <w:rFonts w:ascii="Times New Roman" w:eastAsia="Calibri" w:hAnsi="Times New Roman" w:cs="Times New Roman"/>
                 <w:b/>
                 <w:bCs/>
+                <w:sz w:val="22"/>
+                <w:szCs w:val="22"/>
                 <w:lang w:val="pt-BR"/>
               </w:rPr>
             </w:pPr>
@@ -113,6 +129,8 @@
                 <w:rFonts w:ascii="Times New Roman" w:eastAsia="Calibri" w:hAnsi="Times New Roman" w:cs="Times New Roman"/>
                 <w:b/>
                 <w:bCs/>
+                <w:sz w:val="22"/>
+                <w:szCs w:val="22"/>
                 <w:lang w:val="pt-BR"/>
               </w:rPr>
             </w:pPr>
@@ -121,6 +139,8 @@
                 <w:rFonts w:ascii="Times New Roman" w:eastAsia="Calibri" w:hAnsi="Times New Roman" w:cs="Times New Roman"/>
                 <w:b/>
                 <w:bCs/>
+                <w:sz w:val="22"/>
+                <w:szCs w:val="22"/>
                 <w:lang w:val="pt-BR"/>
               </w:rPr>
               <w:t>Mẫu số S2d-HKD</w:t>
@@ -134,6 +154,8 @@
                 <w:rFonts w:ascii="Times New Roman" w:eastAsia="Calibri" w:hAnsi="Times New Roman" w:cs="Times New Roman"/>
                 <w:i/>
                 <w:iCs/>
+                <w:sz w:val="22"/>
+                <w:szCs w:val="22"/>
                 <w:lang w:val="pt-BR"/>
               </w:rPr>
             </w:pPr>
@@ -142,6 +164,8 @@
                 <w:rFonts w:ascii="Times New Roman" w:eastAsia="Calibri" w:hAnsi="Times New Roman" w:cs="Times New Roman"/>
                 <w:i/>
                 <w:iCs/>
+                <w:sz w:val="22"/>
+                <w:szCs w:val="22"/>
                 <w:lang w:val="pt-BR"/>
               </w:rPr>
               <w:t>(Kèm theo Thông tư số  152/2025/TT-BTC</w:t>
@@ -155,6 +179,8 @@
                 <w:rFonts w:ascii="Times New Roman" w:eastAsia="Calibri" w:hAnsi="Times New Roman" w:cs="Times New Roman"/>
                 <w:i/>
                 <w:iCs/>
+                <w:sz w:val="22"/>
+                <w:szCs w:val="22"/>
                 <w:lang w:val="pt-BR"/>
               </w:rPr>
             </w:pPr>
@@ -163,6 +189,8 @@
                 <w:rFonts w:ascii="Times New Roman" w:eastAsia="Calibri" w:hAnsi="Times New Roman" w:cs="Times New Roman"/>
                 <w:i/>
                 <w:iCs/>
+                <w:sz w:val="22"/>
+                <w:szCs w:val="22"/>
                 <w:lang w:val="pt-BR"/>
               </w:rPr>
               <w:t>ngày 31 tháng 12 năm 2025 của Bộ trưởng</w:t>
@@ -174,6 +202,8 @@
               <w:jc w:val="center"/>
               <w:rPr>
                 <w:rFonts w:ascii="Times New Roman" w:eastAsia="Calibri" w:hAnsi="Times New Roman" w:cs="Times New Roman"/>
+                <w:sz w:val="22"/>
+                <w:szCs w:val="22"/>
                 <w:lang w:val="nl-NL"/>
               </w:rPr>
             </w:pPr>
@@ -182,6 +212,8 @@
                 <w:rFonts w:ascii="Times New Roman" w:eastAsia="Calibri" w:hAnsi="Times New Roman" w:cs="Times New Roman"/>
                 <w:i/>
                 <w:iCs/>
+                <w:sz w:val="22"/>
+                <w:szCs w:val="22"/>
                 <w:lang w:val="nl-NL"/>
               </w:rPr>
               <w:t>Bộ Tài chính)</w:t>
@@ -274,15 +306,15 @@
         <w:gridCol w:w="700"/>
         <w:gridCol w:w="800"/>
         <w:gridCol w:w="1600"/>
-        <w:gridCol w:w="400"/>
-        <w:gridCol w:w="780"/>
-        <w:gridCol w:w="500"/>
-        <w:gridCol w:w="900"/>
-        <w:gridCol w:w="500"/>
-        <w:gridCol w:w="900"/>
-        <w:gridCol w:w="500"/>
-        <w:gridCol w:w="900"/>
-        <w:gridCol w:w="582"/>
+        <w:gridCol w:w="495"/>
+        <w:gridCol w:w="540"/>
+        <w:gridCol w:w="630"/>
+        <w:gridCol w:w="720"/>
+        <w:gridCol w:w="630"/>
+        <w:gridCol w:w="720"/>
+        <w:gridCol w:w="630"/>
+        <w:gridCol w:w="720"/>
+        <w:gridCol w:w="877"/>
       </w:tblGrid>
       <w:tr>
         <w:trPr>
@@ -293,17 +325,17 @@
           <w:tcPr>
             <w:tcW w:w="1500" w:type="dxa"/>
             <w:gridSpan w:val="2"/>
+            <w:tcMar>
+              <w:top w:w="45" w:type="dxa"/>
+              <w:left w:w="35" w:type="dxa"/>
+              <w:bottom w:w="45" w:type="dxa"/>
+              <w:right w:w="35" w:type="dxa"/>
+            </w:tcMar>
             <w:vAlign w:val="center"/>
-            <w:tcMar>
-              <w:top w:type="dxa" w:w="45"/>
-              <w:bottom w:type="dxa" w:w="45"/>
-              <w:start w:type="dxa" w:w="35"/>
-              <w:end w:type="dxa" w:w="35"/>
-            </w:tcMar>
           </w:tcPr>
           <w:p>
             <w:pPr>
-              <w:spacing w:before="0" w:after="0" w:line="240" w:lineRule="auto"/>
+              <w:spacing w:after="0" w:line="240" w:lineRule="auto"/>
               <w:jc w:val="center"/>
               <w:rPr>
                 <w:rFonts w:ascii="Times New Roman" w:eastAsia="Calibri" w:hAnsi="Times New Roman" w:cs="Times New Roman"/>
@@ -331,17 +363,17 @@
           <w:tcPr>
             <w:tcW w:w="1600" w:type="dxa"/>
             <w:vMerge w:val="restart"/>
+            <w:tcMar>
+              <w:top w:w="45" w:type="dxa"/>
+              <w:left w:w="35" w:type="dxa"/>
+              <w:bottom w:w="45" w:type="dxa"/>
+              <w:right w:w="35" w:type="dxa"/>
+            </w:tcMar>
             <w:vAlign w:val="center"/>
-            <w:tcMar>
-              <w:top w:type="dxa" w:w="45"/>
-              <w:bottom w:type="dxa" w:w="45"/>
-              <w:start w:type="dxa" w:w="35"/>
-              <w:end w:type="dxa" w:w="35"/>
-            </w:tcMar>
           </w:tcPr>
           <w:p>
             <w:pPr>
-              <w:spacing w:before="0" w:after="0" w:line="240" w:lineRule="auto"/>
+              <w:spacing w:after="0" w:line="240" w:lineRule="auto"/>
               <w:jc w:val="center"/>
               <w:rPr>
                 <w:rFonts w:ascii="Times New Roman" w:eastAsia="Calibri" w:hAnsi="Times New Roman" w:cs="Times New Roman"/>
@@ -367,19 +399,19 @@
         </w:tc>
         <w:tc>
           <w:tcPr>
-            <w:tcW w:w="400" w:type="dxa"/>
+            <w:tcW w:w="495" w:type="dxa"/>
             <w:vMerge w:val="restart"/>
+            <w:tcMar>
+              <w:top w:w="45" w:type="dxa"/>
+              <w:left w:w="35" w:type="dxa"/>
+              <w:bottom w:w="45" w:type="dxa"/>
+              <w:right w:w="35" w:type="dxa"/>
+            </w:tcMar>
             <w:vAlign w:val="center"/>
-            <w:tcMar>
-              <w:top w:type="dxa" w:w="45"/>
-              <w:bottom w:type="dxa" w:w="45"/>
-              <w:start w:type="dxa" w:w="35"/>
-              <w:end w:type="dxa" w:w="35"/>
-            </w:tcMar>
           </w:tcPr>
           <w:p>
             <w:pPr>
-              <w:spacing w:before="0" w:after="0" w:line="240" w:lineRule="auto"/>
+              <w:spacing w:after="0" w:line="240" w:lineRule="auto"/>
               <w:jc w:val="center"/>
               <w:rPr>
                 <w:rFonts w:ascii="Times New Roman" w:eastAsia="Calibri" w:hAnsi="Times New Roman" w:cs="Times New Roman"/>
@@ -405,38 +437,25 @@
         </w:tc>
         <w:tc>
           <w:tcPr>
-            <w:tcW w:w="780" w:type="dxa"/>
+            <w:tcW w:w="540" w:type="dxa"/>
+            <w:vMerge w:val="restart"/>
+            <w:tcMar>
+              <w:top w:w="45" w:type="dxa"/>
+              <w:left w:w="35" w:type="dxa"/>
+              <w:bottom w:w="45" w:type="dxa"/>
+              <w:right w:w="35" w:type="dxa"/>
+            </w:tcMar>
             <w:vAlign w:val="center"/>
-            <w:tcMar>
-              <w:top w:type="dxa" w:w="45"/>
-              <w:bottom w:type="dxa" w:w="45"/>
-              <w:start w:type="dxa" w:w="35"/>
-              <w:end w:type="dxa" w:w="35"/>
-            </w:tcMar>
           </w:tcPr>
           <w:p>
             <w:pPr>
-              <w:spacing w:before="0" w:after="0" w:line="240" w:lineRule="auto"/>
+              <w:spacing w:after="0" w:line="240" w:lineRule="auto"/>
               <w:jc w:val="center"/>
               <w:rPr>
                 <w:rFonts w:ascii="Times New Roman" w:eastAsia="Calibri" w:hAnsi="Times New Roman" w:cs="Times New Roman"/>
                 <w:b/>
                 <w:bCs/>
-                <w:sz w:val="22"/>
-                <w:szCs w:val="22"/>
-                <w:lang w:val="nl-NL"/>
-              </w:rPr>
-            </w:pPr>
-          </w:p>
-          <w:p>
-            <w:pPr>
-              <w:spacing w:before="0" w:after="0" w:line="240" w:lineRule="auto"/>
-              <w:jc w:val="center"/>
-              <w:rPr>
-                <w:rFonts w:ascii="Times New Roman" w:eastAsia="Calibri" w:hAnsi="Times New Roman" w:cs="Times New Roman"/>
-                <w:b/>
-                <w:bCs/>
-                <w:sz w:val="22"/>
+                <w:sz w:val="15"/>
                 <w:szCs w:val="22"/>
                 <w:lang w:val="nl-NL"/>
               </w:rPr>
@@ -456,19 +475,19 @@
         </w:tc>
         <w:tc>
           <w:tcPr>
-            <w:tcW w:w="1400" w:type="dxa"/>
+            <w:tcW w:w="1350" w:type="dxa"/>
             <w:gridSpan w:val="2"/>
+            <w:tcMar>
+              <w:top w:w="45" w:type="dxa"/>
+              <w:left w:w="35" w:type="dxa"/>
+              <w:bottom w:w="45" w:type="dxa"/>
+              <w:right w:w="35" w:type="dxa"/>
+            </w:tcMar>
             <w:vAlign w:val="center"/>
-            <w:tcMar>
-              <w:top w:type="dxa" w:w="45"/>
-              <w:bottom w:type="dxa" w:w="45"/>
-              <w:start w:type="dxa" w:w="35"/>
-              <w:end w:type="dxa" w:w="35"/>
-            </w:tcMar>
           </w:tcPr>
           <w:p>
             <w:pPr>
-              <w:spacing w:before="0" w:after="0" w:line="240" w:lineRule="auto"/>
+              <w:spacing w:after="0" w:line="240" w:lineRule="auto"/>
               <w:jc w:val="center"/>
               <w:rPr>
                 <w:rFonts w:ascii="Times New Roman" w:eastAsia="Calibri" w:hAnsi="Times New Roman" w:cs="Times New Roman"/>
@@ -494,19 +513,19 @@
         </w:tc>
         <w:tc>
           <w:tcPr>
-            <w:tcW w:w="1400" w:type="dxa"/>
+            <w:tcW w:w="1350" w:type="dxa"/>
             <w:gridSpan w:val="2"/>
+            <w:tcMar>
+              <w:top w:w="45" w:type="dxa"/>
+              <w:left w:w="35" w:type="dxa"/>
+              <w:bottom w:w="45" w:type="dxa"/>
+              <w:right w:w="35" w:type="dxa"/>
+            </w:tcMar>
             <w:vAlign w:val="center"/>
-            <w:tcMar>
-              <w:top w:type="dxa" w:w="45"/>
-              <w:bottom w:type="dxa" w:w="45"/>
-              <w:start w:type="dxa" w:w="35"/>
-              <w:end w:type="dxa" w:w="35"/>
-            </w:tcMar>
           </w:tcPr>
           <w:p>
             <w:pPr>
-              <w:spacing w:before="0" w:after="0" w:line="240" w:lineRule="auto"/>
+              <w:spacing w:after="0" w:line="240" w:lineRule="auto"/>
               <w:jc w:val="center"/>
               <w:rPr>
                 <w:rFonts w:ascii="Times New Roman" w:eastAsia="Calibri" w:hAnsi="Times New Roman" w:cs="Times New Roman"/>
@@ -532,19 +551,19 @@
         </w:tc>
         <w:tc>
           <w:tcPr>
-            <w:tcW w:w="1400" w:type="dxa"/>
+            <w:tcW w:w="1350" w:type="dxa"/>
             <w:gridSpan w:val="2"/>
+            <w:tcMar>
+              <w:top w:w="45" w:type="dxa"/>
+              <w:left w:w="35" w:type="dxa"/>
+              <w:bottom w:w="45" w:type="dxa"/>
+              <w:right w:w="35" w:type="dxa"/>
+            </w:tcMar>
             <w:vAlign w:val="center"/>
-            <w:tcMar>
-              <w:top w:type="dxa" w:w="45"/>
-              <w:bottom w:type="dxa" w:w="45"/>
-              <w:start w:type="dxa" w:w="35"/>
-              <w:end w:type="dxa" w:w="35"/>
-            </w:tcMar>
           </w:tcPr>
           <w:p>
             <w:pPr>
-              <w:spacing w:before="0" w:after="0" w:line="240" w:lineRule="auto"/>
+              <w:spacing w:after="0" w:line="240" w:lineRule="auto"/>
               <w:jc w:val="center"/>
               <w:rPr>
                 <w:rFonts w:ascii="Times New Roman" w:eastAsia="Calibri" w:hAnsi="Times New Roman" w:cs="Times New Roman"/>
@@ -570,19 +589,19 @@
         </w:tc>
         <w:tc>
           <w:tcPr>
-            <w:tcW w:w="582" w:type="dxa"/>
+            <w:tcW w:w="877" w:type="dxa"/>
             <w:vMerge w:val="restart"/>
+            <w:tcMar>
+              <w:top w:w="45" w:type="dxa"/>
+              <w:left w:w="35" w:type="dxa"/>
+              <w:bottom w:w="45" w:type="dxa"/>
+              <w:right w:w="35" w:type="dxa"/>
+            </w:tcMar>
             <w:vAlign w:val="center"/>
-            <w:tcMar>
-              <w:top w:type="dxa" w:w="45"/>
-              <w:bottom w:type="dxa" w:w="45"/>
-              <w:start w:type="dxa" w:w="35"/>
-              <w:end w:type="dxa" w:w="35"/>
-            </w:tcMar>
           </w:tcPr>
           <w:p>
             <w:pPr>
-              <w:spacing w:before="0" w:after="0" w:line="240" w:lineRule="auto"/>
+              <w:spacing w:after="0" w:line="240" w:lineRule="auto"/>
               <w:jc w:val="center"/>
               <w:rPr>
                 <w:rFonts w:ascii="Times New Roman" w:eastAsia="Calibri" w:hAnsi="Times New Roman" w:cs="Times New Roman"/>
@@ -615,17 +634,17 @@
         <w:tc>
           <w:tcPr>
             <w:tcW w:w="700" w:type="dxa"/>
+            <w:tcMar>
+              <w:top w:w="45" w:type="dxa"/>
+              <w:left w:w="35" w:type="dxa"/>
+              <w:bottom w:w="45" w:type="dxa"/>
+              <w:right w:w="35" w:type="dxa"/>
+            </w:tcMar>
             <w:vAlign w:val="center"/>
-            <w:tcMar>
-              <w:top w:type="dxa" w:w="45"/>
-              <w:bottom w:type="dxa" w:w="45"/>
-              <w:start w:type="dxa" w:w="35"/>
-              <w:end w:type="dxa" w:w="35"/>
-            </w:tcMar>
           </w:tcPr>
           <w:p>
             <w:pPr>
-              <w:spacing w:line="240" w:lineRule="auto" w:before="0" w:after="0"/>
+              <w:spacing w:after="0" w:line="240" w:lineRule="auto"/>
               <w:jc w:val="center"/>
               <w:rPr>
                 <w:rFonts w:ascii="Times New Roman" w:eastAsia="Calibri" w:hAnsi="Times New Roman" w:cs="Times New Roman"/>
@@ -664,17 +683,17 @@
         <w:tc>
           <w:tcPr>
             <w:tcW w:w="800" w:type="dxa"/>
+            <w:tcMar>
+              <w:top w:w="45" w:type="dxa"/>
+              <w:left w:w="35" w:type="dxa"/>
+              <w:bottom w:w="45" w:type="dxa"/>
+              <w:right w:w="35" w:type="dxa"/>
+            </w:tcMar>
             <w:vAlign w:val="center"/>
-            <w:tcMar>
-              <w:top w:type="dxa" w:w="45"/>
-              <w:bottom w:type="dxa" w:w="45"/>
-              <w:start w:type="dxa" w:w="35"/>
-              <w:end w:type="dxa" w:w="35"/>
-            </w:tcMar>
           </w:tcPr>
           <w:p>
             <w:pPr>
-              <w:spacing w:line="240" w:lineRule="auto" w:before="0" w:after="0"/>
+              <w:spacing w:after="0" w:line="240" w:lineRule="auto"/>
               <w:jc w:val="center"/>
               <w:rPr>
                 <w:rFonts w:ascii="Times New Roman" w:eastAsia="Calibri" w:hAnsi="Times New Roman" w:cs="Times New Roman"/>
@@ -718,7 +737,7 @@
         </w:tc>
         <w:tc>
           <w:tcPr>
-            <w:tcW w:w="400" w:type="dxa"/>
+            <w:tcW w:w="495" w:type="dxa"/>
             <w:vMerge/>
           </w:tcPr>
           <w:p>
@@ -736,18 +755,19 @@
         </w:tc>
         <w:tc>
           <w:tcPr>
-            <w:tcW w:w="780" w:type="dxa"/>
+            <w:tcW w:w="540" w:type="dxa"/>
+            <w:vMerge/>
+            <w:tcMar>
+              <w:top w:w="45" w:type="dxa"/>
+              <w:left w:w="35" w:type="dxa"/>
+              <w:bottom w:w="45" w:type="dxa"/>
+              <w:right w:w="35" w:type="dxa"/>
+            </w:tcMar>
             <w:vAlign w:val="center"/>
-            <w:tcMar>
-              <w:top w:type="dxa" w:w="45"/>
-              <w:bottom w:type="dxa" w:w="45"/>
-              <w:start w:type="dxa" w:w="35"/>
-              <w:end w:type="dxa" w:w="35"/>
-            </w:tcMar>
           </w:tcPr>
           <w:p>
             <w:pPr>
-              <w:spacing w:line="240" w:lineRule="auto" w:before="0" w:after="0"/>
+              <w:spacing w:after="0" w:line="240" w:lineRule="auto"/>
               <w:jc w:val="center"/>
               <w:rPr>
                 <w:rFonts w:ascii="Times New Roman" w:eastAsia="Calibri" w:hAnsi="Times New Roman" w:cs="Times New Roman"/>
@@ -760,18 +780,18 @@
         </w:tc>
         <w:tc>
           <w:tcPr>
-            <w:tcW w:w="500" w:type="dxa"/>
+            <w:tcW w:w="630" w:type="dxa"/>
+            <w:tcMar>
+              <w:top w:w="45" w:type="dxa"/>
+              <w:left w:w="35" w:type="dxa"/>
+              <w:bottom w:w="45" w:type="dxa"/>
+              <w:right w:w="35" w:type="dxa"/>
+            </w:tcMar>
             <w:vAlign w:val="center"/>
-            <w:tcMar>
-              <w:top w:type="dxa" w:w="45"/>
-              <w:bottom w:type="dxa" w:w="45"/>
-              <w:start w:type="dxa" w:w="35"/>
-              <w:end w:type="dxa" w:w="35"/>
-            </w:tcMar>
           </w:tcPr>
           <w:p>
             <w:pPr>
-              <w:spacing w:line="240" w:lineRule="auto" w:before="0" w:after="0"/>
+              <w:spacing w:after="0" w:line="240" w:lineRule="auto"/>
               <w:jc w:val="center"/>
               <w:rPr>
                 <w:rFonts w:ascii="Times New Roman" w:eastAsia="Calibri" w:hAnsi="Times New Roman" w:cs="Times New Roman"/>
@@ -797,18 +817,18 @@
         </w:tc>
         <w:tc>
           <w:tcPr>
-            <w:tcW w:w="900" w:type="dxa"/>
+            <w:tcW w:w="720" w:type="dxa"/>
+            <w:tcMar>
+              <w:top w:w="45" w:type="dxa"/>
+              <w:left w:w="35" w:type="dxa"/>
+              <w:bottom w:w="45" w:type="dxa"/>
+              <w:right w:w="35" w:type="dxa"/>
+            </w:tcMar>
             <w:vAlign w:val="center"/>
-            <w:tcMar>
-              <w:top w:type="dxa" w:w="45"/>
-              <w:bottom w:type="dxa" w:w="45"/>
-              <w:start w:type="dxa" w:w="35"/>
-              <w:end w:type="dxa" w:w="35"/>
-            </w:tcMar>
           </w:tcPr>
           <w:p>
             <w:pPr>
-              <w:spacing w:line="240" w:lineRule="auto" w:before="0" w:after="0"/>
+              <w:spacing w:after="0" w:line="240" w:lineRule="auto"/>
               <w:jc w:val="center"/>
               <w:rPr>
                 <w:rFonts w:ascii="Times New Roman" w:eastAsia="Calibri" w:hAnsi="Times New Roman" w:cs="Times New Roman"/>
@@ -834,18 +854,18 @@
         </w:tc>
         <w:tc>
           <w:tcPr>
-            <w:tcW w:w="500" w:type="dxa"/>
+            <w:tcW w:w="630" w:type="dxa"/>
+            <w:tcMar>
+              <w:top w:w="45" w:type="dxa"/>
+              <w:left w:w="35" w:type="dxa"/>
+              <w:bottom w:w="45" w:type="dxa"/>
+              <w:right w:w="35" w:type="dxa"/>
+            </w:tcMar>
             <w:vAlign w:val="center"/>
-            <w:tcMar>
-              <w:top w:type="dxa" w:w="45"/>
-              <w:bottom w:type="dxa" w:w="45"/>
-              <w:start w:type="dxa" w:w="35"/>
-              <w:end w:type="dxa" w:w="35"/>
-            </w:tcMar>
           </w:tcPr>
           <w:p>
             <w:pPr>
-              <w:spacing w:line="240" w:lineRule="auto" w:before="0" w:after="0"/>
+              <w:spacing w:after="0" w:line="240" w:lineRule="auto"/>
               <w:jc w:val="center"/>
               <w:rPr>
                 <w:rFonts w:ascii="Times New Roman" w:eastAsia="Calibri" w:hAnsi="Times New Roman" w:cs="Times New Roman"/>
@@ -871,18 +891,18 @@
         </w:tc>
         <w:tc>
           <w:tcPr>
-            <w:tcW w:w="900" w:type="dxa"/>
+            <w:tcW w:w="720" w:type="dxa"/>
+            <w:tcMar>
+              <w:top w:w="45" w:type="dxa"/>
+              <w:left w:w="35" w:type="dxa"/>
+              <w:bottom w:w="45" w:type="dxa"/>
+              <w:right w:w="35" w:type="dxa"/>
+            </w:tcMar>
             <w:vAlign w:val="center"/>
-            <w:tcMar>
-              <w:top w:type="dxa" w:w="45"/>
-              <w:bottom w:type="dxa" w:w="45"/>
-              <w:start w:type="dxa" w:w="35"/>
-              <w:end w:type="dxa" w:w="35"/>
-            </w:tcMar>
           </w:tcPr>
           <w:p>
             <w:pPr>
-              <w:spacing w:line="240" w:lineRule="auto" w:before="0" w:after="0"/>
+              <w:spacing w:after="0" w:line="240" w:lineRule="auto"/>
               <w:jc w:val="center"/>
               <w:rPr>
                 <w:rFonts w:ascii="Times New Roman" w:eastAsia="Calibri" w:hAnsi="Times New Roman" w:cs="Times New Roman"/>
@@ -908,18 +928,18 @@
         </w:tc>
         <w:tc>
           <w:tcPr>
-            <w:tcW w:w="500" w:type="dxa"/>
+            <w:tcW w:w="630" w:type="dxa"/>
+            <w:tcMar>
+              <w:top w:w="45" w:type="dxa"/>
+              <w:left w:w="35" w:type="dxa"/>
+              <w:bottom w:w="45" w:type="dxa"/>
+              <w:right w:w="35" w:type="dxa"/>
+            </w:tcMar>
             <w:vAlign w:val="center"/>
-            <w:tcMar>
-              <w:top w:type="dxa" w:w="45"/>
-              <w:bottom w:type="dxa" w:w="45"/>
-              <w:start w:type="dxa" w:w="35"/>
-              <w:end w:type="dxa" w:w="35"/>
-            </w:tcMar>
           </w:tcPr>
           <w:p>
             <w:pPr>
-              <w:spacing w:line="240" w:lineRule="auto" w:before="0" w:after="0"/>
+              <w:spacing w:after="0" w:line="240" w:lineRule="auto"/>
               <w:jc w:val="center"/>
               <w:rPr>
                 <w:rFonts w:ascii="Times New Roman" w:eastAsia="Calibri" w:hAnsi="Times New Roman" w:cs="Times New Roman"/>
@@ -945,18 +965,18 @@
         </w:tc>
         <w:tc>
           <w:tcPr>
-            <w:tcW w:w="900" w:type="dxa"/>
+            <w:tcW w:w="720" w:type="dxa"/>
+            <w:tcMar>
+              <w:top w:w="45" w:type="dxa"/>
+              <w:left w:w="35" w:type="dxa"/>
+              <w:bottom w:w="45" w:type="dxa"/>
+              <w:right w:w="35" w:type="dxa"/>
+            </w:tcMar>
             <w:vAlign w:val="center"/>
-            <w:tcMar>
-              <w:top w:type="dxa" w:w="45"/>
-              <w:bottom w:type="dxa" w:w="45"/>
-              <w:start w:type="dxa" w:w="35"/>
-              <w:end w:type="dxa" w:w="35"/>
-            </w:tcMar>
           </w:tcPr>
           <w:p>
             <w:pPr>
-              <w:spacing w:line="240" w:lineRule="auto" w:before="0" w:after="0"/>
+              <w:spacing w:after="0" w:line="240" w:lineRule="auto"/>
               <w:jc w:val="center"/>
               <w:rPr>
                 <w:rFonts w:ascii="Times New Roman" w:eastAsia="Calibri" w:hAnsi="Times New Roman" w:cs="Times New Roman"/>
@@ -982,7 +1002,7 @@
         </w:tc>
         <w:tc>
           <w:tcPr>
-            <w:tcW w:w="582" w:type="dxa"/>
+            <w:tcW w:w="877" w:type="dxa"/>
             <w:vMerge/>
           </w:tcPr>
           <w:p>
@@ -1005,17 +1025,17 @@
         <w:tc>
           <w:tcPr>
             <w:tcW w:w="700" w:type="dxa"/>
+            <w:tcMar>
+              <w:top w:w="45" w:type="dxa"/>
+              <w:left w:w="35" w:type="dxa"/>
+              <w:bottom w:w="45" w:type="dxa"/>
+              <w:right w:w="35" w:type="dxa"/>
+            </w:tcMar>
             <w:vAlign w:val="center"/>
-            <w:tcMar>
-              <w:top w:type="dxa" w:w="45"/>
-              <w:bottom w:type="dxa" w:w="45"/>
-              <w:start w:type="dxa" w:w="35"/>
-              <w:end w:type="dxa" w:w="35"/>
-            </w:tcMar>
           </w:tcPr>
           <w:p>
             <w:pPr>
-              <w:spacing w:before="0" w:after="0" w:line="240" w:lineRule="auto"/>
+              <w:spacing w:after="0" w:line="240" w:lineRule="auto"/>
               <w:jc w:val="center"/>
               <w:rPr>
                 <w:rFonts w:ascii="Times New Roman" w:eastAsia="Calibri" w:hAnsi="Times New Roman" w:cs="Times New Roman"/>
@@ -1038,17 +1058,17 @@
         <w:tc>
           <w:tcPr>
             <w:tcW w:w="800" w:type="dxa"/>
+            <w:tcMar>
+              <w:top w:w="45" w:type="dxa"/>
+              <w:left w:w="35" w:type="dxa"/>
+              <w:bottom w:w="45" w:type="dxa"/>
+              <w:right w:w="35" w:type="dxa"/>
+            </w:tcMar>
             <w:vAlign w:val="center"/>
-            <w:tcMar>
-              <w:top w:type="dxa" w:w="45"/>
-              <w:bottom w:type="dxa" w:w="45"/>
-              <w:start w:type="dxa" w:w="35"/>
-              <w:end w:type="dxa" w:w="35"/>
-            </w:tcMar>
           </w:tcPr>
           <w:p>
             <w:pPr>
-              <w:spacing w:before="0" w:after="0" w:line="240" w:lineRule="auto"/>
+              <w:spacing w:after="0" w:line="240" w:lineRule="auto"/>
               <w:jc w:val="center"/>
               <w:rPr>
                 <w:rFonts w:ascii="Times New Roman" w:eastAsia="Calibri" w:hAnsi="Times New Roman" w:cs="Times New Roman"/>
@@ -1071,17 +1091,17 @@
         <w:tc>
           <w:tcPr>
             <w:tcW w:w="1600" w:type="dxa"/>
+            <w:tcMar>
+              <w:top w:w="45" w:type="dxa"/>
+              <w:left w:w="35" w:type="dxa"/>
+              <w:bottom w:w="45" w:type="dxa"/>
+              <w:right w:w="35" w:type="dxa"/>
+            </w:tcMar>
             <w:vAlign w:val="center"/>
-            <w:tcMar>
-              <w:top w:type="dxa" w:w="45"/>
-              <w:bottom w:type="dxa" w:w="45"/>
-              <w:start w:type="dxa" w:w="35"/>
-              <w:end w:type="dxa" w:w="35"/>
-            </w:tcMar>
           </w:tcPr>
           <w:p>
             <w:pPr>
-              <w:spacing w:before="0" w:after="0" w:line="240" w:lineRule="auto"/>
+              <w:spacing w:after="0" w:line="240" w:lineRule="auto"/>
               <w:jc w:val="center"/>
               <w:rPr>
                 <w:rFonts w:ascii="Times New Roman" w:eastAsia="Calibri" w:hAnsi="Times New Roman" w:cs="Times New Roman"/>
@@ -1103,18 +1123,18 @@
         </w:tc>
         <w:tc>
           <w:tcPr>
-            <w:tcW w:w="400" w:type="dxa"/>
+            <w:tcW w:w="495" w:type="dxa"/>
+            <w:tcMar>
+              <w:top w:w="45" w:type="dxa"/>
+              <w:left w:w="35" w:type="dxa"/>
+              <w:bottom w:w="45" w:type="dxa"/>
+              <w:right w:w="35" w:type="dxa"/>
+            </w:tcMar>
             <w:vAlign w:val="center"/>
-            <w:tcMar>
-              <w:top w:type="dxa" w:w="45"/>
-              <w:bottom w:type="dxa" w:w="45"/>
-              <w:start w:type="dxa" w:w="35"/>
-              <w:end w:type="dxa" w:w="35"/>
-            </w:tcMar>
           </w:tcPr>
           <w:p>
             <w:pPr>
-              <w:spacing w:before="0" w:after="0" w:line="240" w:lineRule="auto"/>
+              <w:spacing w:after="0" w:line="240" w:lineRule="auto"/>
               <w:jc w:val="center"/>
               <w:rPr>
                 <w:rFonts w:ascii="Times New Roman" w:eastAsia="Calibri" w:hAnsi="Times New Roman" w:cs="Times New Roman"/>
@@ -1136,18 +1156,18 @@
         </w:tc>
         <w:tc>
           <w:tcPr>
-            <w:tcW w:w="780" w:type="dxa"/>
+            <w:tcW w:w="540" w:type="dxa"/>
+            <w:tcMar>
+              <w:top w:w="45" w:type="dxa"/>
+              <w:left w:w="35" w:type="dxa"/>
+              <w:bottom w:w="45" w:type="dxa"/>
+              <w:right w:w="35" w:type="dxa"/>
+            </w:tcMar>
             <w:vAlign w:val="center"/>
-            <w:tcMar>
-              <w:top w:type="dxa" w:w="45"/>
-              <w:bottom w:type="dxa" w:w="45"/>
-              <w:start w:type="dxa" w:w="35"/>
-              <w:end w:type="dxa" w:w="35"/>
-            </w:tcMar>
           </w:tcPr>
           <w:p>
             <w:pPr>
-              <w:spacing w:before="0" w:after="0" w:line="240" w:lineRule="auto"/>
+              <w:spacing w:after="0" w:line="240" w:lineRule="auto"/>
               <w:jc w:val="center"/>
               <w:rPr>
                 <w:rFonts w:ascii="Times New Roman" w:eastAsia="Calibri" w:hAnsi="Times New Roman" w:cs="Times New Roman"/>
@@ -1169,18 +1189,18 @@
         </w:tc>
         <w:tc>
           <w:tcPr>
-            <w:tcW w:w="500" w:type="dxa"/>
+            <w:tcW w:w="630" w:type="dxa"/>
+            <w:tcMar>
+              <w:top w:w="45" w:type="dxa"/>
+              <w:left w:w="35" w:type="dxa"/>
+              <w:bottom w:w="45" w:type="dxa"/>
+              <w:right w:w="35" w:type="dxa"/>
+            </w:tcMar>
             <w:vAlign w:val="center"/>
-            <w:tcMar>
-              <w:top w:type="dxa" w:w="45"/>
-              <w:bottom w:type="dxa" w:w="45"/>
-              <w:start w:type="dxa" w:w="35"/>
-              <w:end w:type="dxa" w:w="35"/>
-            </w:tcMar>
           </w:tcPr>
           <w:p>
             <w:pPr>
-              <w:spacing w:before="0" w:after="0" w:line="240" w:lineRule="auto"/>
+              <w:spacing w:after="0" w:line="240" w:lineRule="auto"/>
               <w:jc w:val="center"/>
               <w:rPr>
                 <w:rFonts w:ascii="Times New Roman" w:eastAsia="Calibri" w:hAnsi="Times New Roman" w:cs="Times New Roman"/>
@@ -1202,18 +1222,18 @@
         </w:tc>
         <w:tc>
           <w:tcPr>
-            <w:tcW w:w="900" w:type="dxa"/>
+            <w:tcW w:w="720" w:type="dxa"/>
+            <w:tcMar>
+              <w:top w:w="45" w:type="dxa"/>
+              <w:left w:w="35" w:type="dxa"/>
+              <w:bottom w:w="45" w:type="dxa"/>
+              <w:right w:w="35" w:type="dxa"/>
+            </w:tcMar>
             <w:vAlign w:val="center"/>
-            <w:tcMar>
-              <w:top w:type="dxa" w:w="45"/>
-              <w:bottom w:type="dxa" w:w="45"/>
-              <w:start w:type="dxa" w:w="35"/>
-              <w:end w:type="dxa" w:w="35"/>
-            </w:tcMar>
           </w:tcPr>
           <w:p>
             <w:pPr>
-              <w:spacing w:before="0" w:after="0" w:line="240" w:lineRule="auto"/>
+              <w:spacing w:after="0" w:line="240" w:lineRule="auto"/>
               <w:jc w:val="center"/>
               <w:rPr>
                 <w:rFonts w:ascii="Times New Roman" w:eastAsia="Calibri" w:hAnsi="Times New Roman" w:cs="Times New Roman"/>
@@ -1235,18 +1255,18 @@
         </w:tc>
         <w:tc>
           <w:tcPr>
-            <w:tcW w:w="500" w:type="dxa"/>
+            <w:tcW w:w="630" w:type="dxa"/>
+            <w:tcMar>
+              <w:top w:w="45" w:type="dxa"/>
+              <w:left w:w="35" w:type="dxa"/>
+              <w:bottom w:w="45" w:type="dxa"/>
+              <w:right w:w="35" w:type="dxa"/>
+            </w:tcMar>
             <w:vAlign w:val="center"/>
-            <w:tcMar>
-              <w:top w:type="dxa" w:w="45"/>
-              <w:bottom w:type="dxa" w:w="45"/>
-              <w:start w:type="dxa" w:w="35"/>
-              <w:end w:type="dxa" w:w="35"/>
-            </w:tcMar>
           </w:tcPr>
           <w:p>
             <w:pPr>
-              <w:spacing w:before="0" w:after="0" w:line="240" w:lineRule="auto"/>
+              <w:spacing w:after="0" w:line="240" w:lineRule="auto"/>
               <w:jc w:val="center"/>
               <w:rPr>
                 <w:rFonts w:ascii="Times New Roman" w:eastAsia="Calibri" w:hAnsi="Times New Roman" w:cs="Times New Roman"/>
@@ -1268,18 +1288,18 @@
         </w:tc>
         <w:tc>
           <w:tcPr>
-            <w:tcW w:w="900" w:type="dxa"/>
+            <w:tcW w:w="720" w:type="dxa"/>
+            <w:tcMar>
+              <w:top w:w="45" w:type="dxa"/>
+              <w:left w:w="35" w:type="dxa"/>
+              <w:bottom w:w="45" w:type="dxa"/>
+              <w:right w:w="35" w:type="dxa"/>
+            </w:tcMar>
             <w:vAlign w:val="center"/>
-            <w:tcMar>
-              <w:top w:type="dxa" w:w="45"/>
-              <w:bottom w:type="dxa" w:w="45"/>
-              <w:start w:type="dxa" w:w="35"/>
-              <w:end w:type="dxa" w:w="35"/>
-            </w:tcMar>
           </w:tcPr>
           <w:p>
             <w:pPr>
-              <w:spacing w:before="0" w:after="0" w:line="240" w:lineRule="auto"/>
+              <w:spacing w:after="0" w:line="240" w:lineRule="auto"/>
               <w:jc w:val="center"/>
               <w:rPr>
                 <w:rFonts w:ascii="Times New Roman" w:eastAsia="Calibri" w:hAnsi="Times New Roman" w:cs="Times New Roman"/>
@@ -1301,18 +1321,18 @@
         </w:tc>
         <w:tc>
           <w:tcPr>
-            <w:tcW w:w="500" w:type="dxa"/>
+            <w:tcW w:w="630" w:type="dxa"/>
+            <w:tcMar>
+              <w:top w:w="45" w:type="dxa"/>
+              <w:left w:w="35" w:type="dxa"/>
+              <w:bottom w:w="45" w:type="dxa"/>
+              <w:right w:w="35" w:type="dxa"/>
+            </w:tcMar>
             <w:vAlign w:val="center"/>
-            <w:tcMar>
-              <w:top w:type="dxa" w:w="45"/>
-              <w:bottom w:type="dxa" w:w="45"/>
-              <w:start w:type="dxa" w:w="35"/>
-              <w:end w:type="dxa" w:w="35"/>
-            </w:tcMar>
           </w:tcPr>
           <w:p>
             <w:pPr>
-              <w:spacing w:before="0" w:after="0" w:line="240" w:lineRule="auto"/>
+              <w:spacing w:after="0" w:line="240" w:lineRule="auto"/>
               <w:jc w:val="center"/>
               <w:rPr>
                 <w:rFonts w:ascii="Times New Roman" w:eastAsia="Calibri" w:hAnsi="Times New Roman" w:cs="Times New Roman"/>
@@ -1334,18 +1354,18 @@
         </w:tc>
         <w:tc>
           <w:tcPr>
-            <w:tcW w:w="900" w:type="dxa"/>
+            <w:tcW w:w="720" w:type="dxa"/>
+            <w:tcMar>
+              <w:top w:w="45" w:type="dxa"/>
+              <w:left w:w="35" w:type="dxa"/>
+              <w:bottom w:w="45" w:type="dxa"/>
+              <w:right w:w="35" w:type="dxa"/>
+            </w:tcMar>
             <w:vAlign w:val="center"/>
-            <w:tcMar>
-              <w:top w:type="dxa" w:w="45"/>
-              <w:bottom w:type="dxa" w:w="45"/>
-              <w:start w:type="dxa" w:w="35"/>
-              <w:end w:type="dxa" w:w="35"/>
-            </w:tcMar>
           </w:tcPr>
           <w:p>
             <w:pPr>
-              <w:spacing w:before="0" w:after="0" w:line="240" w:lineRule="auto"/>
+              <w:spacing w:after="0" w:line="240" w:lineRule="auto"/>
               <w:jc w:val="center"/>
               <w:rPr>
                 <w:rFonts w:ascii="Times New Roman" w:eastAsia="Calibri" w:hAnsi="Times New Roman" w:cs="Times New Roman"/>
@@ -1367,18 +1387,18 @@
         </w:tc>
         <w:tc>
           <w:tcPr>
-            <w:tcW w:w="582" w:type="dxa"/>
+            <w:tcW w:w="877" w:type="dxa"/>
+            <w:tcMar>
+              <w:top w:w="45" w:type="dxa"/>
+              <w:left w:w="35" w:type="dxa"/>
+              <w:bottom w:w="45" w:type="dxa"/>
+              <w:right w:w="35" w:type="dxa"/>
+            </w:tcMar>
             <w:vAlign w:val="center"/>
-            <w:tcMar>
-              <w:top w:type="dxa" w:w="45"/>
-              <w:bottom w:type="dxa" w:w="45"/>
-              <w:start w:type="dxa" w:w="35"/>
-              <w:end w:type="dxa" w:w="35"/>
-            </w:tcMar>
           </w:tcPr>
           <w:p>
             <w:pPr>
-              <w:spacing w:before="0" w:after="0" w:line="240" w:lineRule="auto"/>
+              <w:spacing w:after="0" w:line="240" w:lineRule="auto"/>
               <w:jc w:val="center"/>
               <w:rPr>
                 <w:rFonts w:ascii="Times New Roman" w:eastAsia="Calibri" w:hAnsi="Times New Roman" w:cs="Times New Roman"/>
@@ -1407,19 +1427,18 @@
         <w:tc>
           <w:tcPr>
             <w:tcW w:w="700" w:type="dxa"/>
+            <w:noWrap/>
+            <w:tcMar>
+              <w:top w:w="45" w:type="dxa"/>
+              <w:left w:w="35" w:type="dxa"/>
+              <w:bottom w:w="45" w:type="dxa"/>
+              <w:right w:w="35" w:type="dxa"/>
+            </w:tcMar>
             <w:vAlign w:val="center"/>
-            <w:tcMar>
-              <w:top w:type="dxa" w:w="45"/>
-              <w:bottom w:type="dxa" w:w="45"/>
-              <w:start w:type="dxa" w:w="35"/>
-              <w:end w:type="dxa" w:w="35"/>
-            </w:tcMar>
-            <w:noWrap/>
           </w:tcPr>
           <w:p>
             <w:pPr>
-              <w:spacing w:before="0" w:after="0" w:line="240" w:lineRule="auto"/>
-              <w:jc w:val="left"/>
+              <w:spacing w:after="0" w:line="240" w:lineRule="auto"/>
               <w:rPr>
                 <w:rFonts w:ascii="Times New Roman" w:eastAsia="Calibri" w:hAnsi="Times New Roman" w:cs="Times New Roman"/>
                 <w:sz w:val="22"/>
@@ -1432,18 +1451,18 @@
         <w:tc>
           <w:tcPr>
             <w:tcW w:w="800" w:type="dxa"/>
+            <w:noWrap/>
+            <w:tcMar>
+              <w:top w:w="45" w:type="dxa"/>
+              <w:left w:w="35" w:type="dxa"/>
+              <w:bottom w:w="45" w:type="dxa"/>
+              <w:right w:w="35" w:type="dxa"/>
+            </w:tcMar>
             <w:vAlign w:val="center"/>
-            <w:tcMar>
-              <w:top w:type="dxa" w:w="45"/>
-              <w:bottom w:type="dxa" w:w="45"/>
-              <w:start w:type="dxa" w:w="35"/>
-              <w:end w:type="dxa" w:w="35"/>
-            </w:tcMar>
-            <w:noWrap/>
           </w:tcPr>
           <w:p>
             <w:pPr>
-              <w:spacing w:before="0" w:after="0" w:line="240" w:lineRule="auto"/>
+              <w:spacing w:after="0" w:line="240" w:lineRule="auto"/>
               <w:jc w:val="center"/>
               <w:rPr>
                 <w:rFonts w:ascii="Times New Roman" w:eastAsia="Calibri" w:hAnsi="Times New Roman" w:cs="Times New Roman"/>
@@ -1457,18 +1476,17 @@
         <w:tc>
           <w:tcPr>
             <w:tcW w:w="1600" w:type="dxa"/>
+            <w:tcMar>
+              <w:top w:w="45" w:type="dxa"/>
+              <w:left w:w="35" w:type="dxa"/>
+              <w:bottom w:w="45" w:type="dxa"/>
+              <w:right w:w="35" w:type="dxa"/>
+            </w:tcMar>
             <w:vAlign w:val="center"/>
-            <w:tcMar>
-              <w:top w:type="dxa" w:w="45"/>
-              <w:bottom w:type="dxa" w:w="45"/>
-              <w:start w:type="dxa" w:w="35"/>
-              <w:end w:type="dxa" w:w="35"/>
-            </w:tcMar>
           </w:tcPr>
           <w:p>
             <w:pPr>
-              <w:spacing w:before="0" w:after="0" w:line="240" w:lineRule="auto"/>
-              <w:jc w:val="left"/>
+              <w:spacing w:after="0" w:line="240" w:lineRule="auto"/>
               <w:rPr>
                 <w:rFonts w:ascii="Times New Roman" w:eastAsia="Calibri" w:hAnsi="Times New Roman" w:cs="Times New Roman"/>
                 <w:spacing w:val="-8"/>
@@ -1491,18 +1509,18 @@
         </w:tc>
         <w:tc>
           <w:tcPr>
-            <w:tcW w:w="400" w:type="dxa"/>
+            <w:tcW w:w="495" w:type="dxa"/>
+            <w:tcMar>
+              <w:top w:w="45" w:type="dxa"/>
+              <w:left w:w="35" w:type="dxa"/>
+              <w:bottom w:w="45" w:type="dxa"/>
+              <w:right w:w="35" w:type="dxa"/>
+            </w:tcMar>
             <w:vAlign w:val="center"/>
-            <w:tcMar>
-              <w:top w:type="dxa" w:w="45"/>
-              <w:bottom w:type="dxa" w:w="45"/>
-              <w:start w:type="dxa" w:w="35"/>
-              <w:end w:type="dxa" w:w="35"/>
-            </w:tcMar>
           </w:tcPr>
           <w:p>
             <w:pPr>
-              <w:spacing w:before="0" w:after="0" w:line="240" w:lineRule="auto"/>
+              <w:spacing w:after="0" w:line="240" w:lineRule="auto"/>
               <w:jc w:val="center"/>
               <w:rPr>
                 <w:rFonts w:ascii="Times New Roman" w:eastAsia="Calibri" w:hAnsi="Times New Roman" w:cs="Times New Roman"/>
@@ -1515,19 +1533,19 @@
         </w:tc>
         <w:tc>
           <w:tcPr>
-            <w:tcW w:w="780" w:type="dxa"/>
+            <w:tcW w:w="540" w:type="dxa"/>
+            <w:noWrap/>
+            <w:tcMar>
+              <w:top w:w="45" w:type="dxa"/>
+              <w:left w:w="35" w:type="dxa"/>
+              <w:bottom w:w="45" w:type="dxa"/>
+              <w:right w:w="35" w:type="dxa"/>
+            </w:tcMar>
             <w:vAlign w:val="center"/>
-            <w:tcMar>
-              <w:top w:type="dxa" w:w="45"/>
-              <w:bottom w:type="dxa" w:w="45"/>
-              <w:start w:type="dxa" w:w="35"/>
-              <w:end w:type="dxa" w:w="35"/>
-            </w:tcMar>
-            <w:noWrap/>
           </w:tcPr>
           <w:p>
             <w:pPr>
-              <w:spacing w:before="0" w:after="0" w:line="240" w:lineRule="auto"/>
+              <w:spacing w:after="0" w:line="240" w:lineRule="auto"/>
               <w:jc w:val="right"/>
               <w:rPr>
                 <w:rFonts w:ascii="Times New Roman" w:eastAsia="Calibri" w:hAnsi="Times New Roman" w:cs="Times New Roman"/>
@@ -1540,19 +1558,19 @@
         </w:tc>
         <w:tc>
           <w:tcPr>
-            <w:tcW w:w="500" w:type="dxa"/>
+            <w:tcW w:w="630" w:type="dxa"/>
+            <w:noWrap/>
+            <w:tcMar>
+              <w:top w:w="45" w:type="dxa"/>
+              <w:left w:w="35" w:type="dxa"/>
+              <w:bottom w:w="45" w:type="dxa"/>
+              <w:right w:w="35" w:type="dxa"/>
+            </w:tcMar>
             <w:vAlign w:val="center"/>
-            <w:tcMar>
-              <w:top w:type="dxa" w:w="45"/>
-              <w:bottom w:type="dxa" w:w="45"/>
-              <w:start w:type="dxa" w:w="35"/>
-              <w:end w:type="dxa" w:w="35"/>
-            </w:tcMar>
-            <w:noWrap/>
           </w:tcPr>
           <w:p>
             <w:pPr>
-              <w:spacing w:before="0" w:after="0" w:line="240" w:lineRule="auto"/>
+              <w:spacing w:after="0" w:line="240" w:lineRule="auto"/>
               <w:jc w:val="right"/>
               <w:rPr>
                 <w:rFonts w:ascii="Times New Roman" w:eastAsia="Calibri" w:hAnsi="Times New Roman" w:cs="Times New Roman"/>
@@ -1565,19 +1583,19 @@
         </w:tc>
         <w:tc>
           <w:tcPr>
-            <w:tcW w:w="900" w:type="dxa"/>
+            <w:tcW w:w="720" w:type="dxa"/>
+            <w:noWrap/>
+            <w:tcMar>
+              <w:top w:w="45" w:type="dxa"/>
+              <w:left w:w="35" w:type="dxa"/>
+              <w:bottom w:w="45" w:type="dxa"/>
+              <w:right w:w="35" w:type="dxa"/>
+            </w:tcMar>
             <w:vAlign w:val="center"/>
-            <w:tcMar>
-              <w:top w:type="dxa" w:w="45"/>
-              <w:bottom w:type="dxa" w:w="45"/>
-              <w:start w:type="dxa" w:w="35"/>
-              <w:end w:type="dxa" w:w="35"/>
-            </w:tcMar>
-            <w:noWrap/>
           </w:tcPr>
           <w:p>
             <w:pPr>
-              <w:spacing w:before="0" w:after="0" w:line="240" w:lineRule="auto"/>
+              <w:spacing w:after="0" w:line="240" w:lineRule="auto"/>
               <w:jc w:val="right"/>
               <w:rPr>
                 <w:rFonts w:ascii="Times New Roman" w:eastAsia="Calibri" w:hAnsi="Times New Roman" w:cs="Times New Roman"/>
@@ -1590,19 +1608,19 @@
         </w:tc>
         <w:tc>
           <w:tcPr>
-            <w:tcW w:w="500" w:type="dxa"/>
+            <w:tcW w:w="630" w:type="dxa"/>
+            <w:noWrap/>
+            <w:tcMar>
+              <w:top w:w="45" w:type="dxa"/>
+              <w:left w:w="35" w:type="dxa"/>
+              <w:bottom w:w="45" w:type="dxa"/>
+              <w:right w:w="35" w:type="dxa"/>
+            </w:tcMar>
             <w:vAlign w:val="center"/>
-            <w:tcMar>
-              <w:top w:type="dxa" w:w="45"/>
-              <w:bottom w:type="dxa" w:w="45"/>
-              <w:start w:type="dxa" w:w="35"/>
-              <w:end w:type="dxa" w:w="35"/>
-            </w:tcMar>
-            <w:noWrap/>
           </w:tcPr>
           <w:p>
             <w:pPr>
-              <w:spacing w:before="0" w:after="0" w:line="240" w:lineRule="auto"/>
+              <w:spacing w:after="0" w:line="240" w:lineRule="auto"/>
               <w:jc w:val="right"/>
               <w:rPr>
                 <w:rFonts w:ascii="Times New Roman" w:eastAsia="Calibri" w:hAnsi="Times New Roman" w:cs="Times New Roman"/>
@@ -1615,19 +1633,19 @@
         </w:tc>
         <w:tc>
           <w:tcPr>
-            <w:tcW w:w="900" w:type="dxa"/>
+            <w:tcW w:w="720" w:type="dxa"/>
+            <w:noWrap/>
+            <w:tcMar>
+              <w:top w:w="45" w:type="dxa"/>
+              <w:left w:w="35" w:type="dxa"/>
+              <w:bottom w:w="45" w:type="dxa"/>
+              <w:right w:w="35" w:type="dxa"/>
+            </w:tcMar>
             <w:vAlign w:val="center"/>
-            <w:tcMar>
-              <w:top w:type="dxa" w:w="45"/>
-              <w:bottom w:type="dxa" w:w="45"/>
-              <w:start w:type="dxa" w:w="35"/>
-              <w:end w:type="dxa" w:w="35"/>
-            </w:tcMar>
-            <w:noWrap/>
           </w:tcPr>
           <w:p>
             <w:pPr>
-              <w:spacing w:before="0" w:after="0" w:line="240" w:lineRule="auto"/>
+              <w:spacing w:after="0" w:line="240" w:lineRule="auto"/>
               <w:jc w:val="right"/>
               <w:rPr>
                 <w:rFonts w:ascii="Times New Roman" w:eastAsia="Calibri" w:hAnsi="Times New Roman" w:cs="Times New Roman"/>
@@ -1640,19 +1658,19 @@
         </w:tc>
         <w:tc>
           <w:tcPr>
-            <w:tcW w:w="500" w:type="dxa"/>
+            <w:tcW w:w="630" w:type="dxa"/>
+            <w:noWrap/>
+            <w:tcMar>
+              <w:top w:w="45" w:type="dxa"/>
+              <w:left w:w="35" w:type="dxa"/>
+              <w:bottom w:w="45" w:type="dxa"/>
+              <w:right w:w="35" w:type="dxa"/>
+            </w:tcMar>
             <w:vAlign w:val="center"/>
-            <w:tcMar>
-              <w:top w:type="dxa" w:w="45"/>
-              <w:bottom w:type="dxa" w:w="45"/>
-              <w:start w:type="dxa" w:w="35"/>
-              <w:end w:type="dxa" w:w="35"/>
-            </w:tcMar>
-            <w:noWrap/>
           </w:tcPr>
           <w:p>
             <w:pPr>
-              <w:spacing w:before="0" w:after="0" w:line="240" w:lineRule="auto"/>
+              <w:spacing w:after="0" w:line="240" w:lineRule="auto"/>
               <w:jc w:val="right"/>
               <w:rPr>
                 <w:rFonts w:ascii="Times New Roman" w:eastAsia="Calibri" w:hAnsi="Times New Roman" w:cs="Times New Roman"/>
@@ -1665,19 +1683,19 @@
         </w:tc>
         <w:tc>
           <w:tcPr>
-            <w:tcW w:w="900" w:type="dxa"/>
+            <w:tcW w:w="720" w:type="dxa"/>
+            <w:noWrap/>
+            <w:tcMar>
+              <w:top w:w="45" w:type="dxa"/>
+              <w:left w:w="35" w:type="dxa"/>
+              <w:bottom w:w="45" w:type="dxa"/>
+              <w:right w:w="35" w:type="dxa"/>
+            </w:tcMar>
             <w:vAlign w:val="center"/>
-            <w:tcMar>
-              <w:top w:type="dxa" w:w="45"/>
-              <w:bottom w:type="dxa" w:w="45"/>
-              <w:start w:type="dxa" w:w="35"/>
-              <w:end w:type="dxa" w:w="35"/>
-            </w:tcMar>
-            <w:noWrap/>
           </w:tcPr>
           <w:p>
             <w:pPr>
-              <w:spacing w:before="0" w:after="0" w:line="240" w:lineRule="auto"/>
+              <w:spacing w:after="0" w:line="240" w:lineRule="auto"/>
               <w:jc w:val="right"/>
               <w:rPr>
                 <w:rFonts w:ascii="Times New Roman" w:eastAsia="Calibri" w:hAnsi="Times New Roman" w:cs="Times New Roman"/>
@@ -1690,18 +1708,18 @@
         </w:tc>
         <w:tc>
           <w:tcPr>
-            <w:tcW w:w="582" w:type="dxa"/>
+            <w:tcW w:w="877" w:type="dxa"/>
+            <w:tcMar>
+              <w:top w:w="45" w:type="dxa"/>
+              <w:left w:w="35" w:type="dxa"/>
+              <w:bottom w:w="45" w:type="dxa"/>
+              <w:right w:w="35" w:type="dxa"/>
+            </w:tcMar>
             <w:vAlign w:val="center"/>
-            <w:tcMar>
-              <w:top w:type="dxa" w:w="45"/>
-              <w:bottom w:type="dxa" w:w="45"/>
-              <w:start w:type="dxa" w:w="35"/>
-              <w:end w:type="dxa" w:w="35"/>
-            </w:tcMar>
           </w:tcPr>
           <w:p>
             <w:pPr>
-              <w:spacing w:before="0" w:after="0" w:line="240" w:lineRule="auto"/>
+              <w:spacing w:after="0" w:line="240" w:lineRule="auto"/>
               <w:jc w:val="center"/>
               <w:rPr>
                 <w:rFonts w:ascii="Times New Roman" w:eastAsia="Calibri" w:hAnsi="Times New Roman" w:cs="Times New Roman"/>
@@ -1721,19 +1739,18 @@
         <w:tc>
           <w:tcPr>
             <w:tcW w:w="700" w:type="dxa"/>
+            <w:noWrap/>
+            <w:tcMar>
+              <w:top w:w="45" w:type="dxa"/>
+              <w:left w:w="35" w:type="dxa"/>
+              <w:bottom w:w="45" w:type="dxa"/>
+              <w:right w:w="35" w:type="dxa"/>
+            </w:tcMar>
             <w:vAlign w:val="center"/>
-            <w:tcMar>
-              <w:top w:type="dxa" w:w="45"/>
-              <w:bottom w:type="dxa" w:w="45"/>
-              <w:start w:type="dxa" w:w="35"/>
-              <w:end w:type="dxa" w:w="35"/>
-            </w:tcMar>
-            <w:noWrap/>
           </w:tcPr>
           <w:p>
             <w:pPr>
-              <w:spacing w:before="0" w:after="0" w:line="240" w:lineRule="auto"/>
-              <w:jc w:val="left"/>
+              <w:spacing w:after="0" w:line="240" w:lineRule="auto"/>
               <w:rPr>
                 <w:rFonts w:ascii="Times New Roman" w:eastAsia="Calibri" w:hAnsi="Times New Roman" w:cs="Times New Roman"/>
                 <w:sz w:val="22"/>
@@ -1746,18 +1763,18 @@
         <w:tc>
           <w:tcPr>
             <w:tcW w:w="800" w:type="dxa"/>
+            <w:noWrap/>
+            <w:tcMar>
+              <w:top w:w="45" w:type="dxa"/>
+              <w:left w:w="35" w:type="dxa"/>
+              <w:bottom w:w="45" w:type="dxa"/>
+              <w:right w:w="35" w:type="dxa"/>
+            </w:tcMar>
             <w:vAlign w:val="center"/>
-            <w:tcMar>
-              <w:top w:type="dxa" w:w="45"/>
-              <w:bottom w:type="dxa" w:w="45"/>
-              <w:start w:type="dxa" w:w="35"/>
-              <w:end w:type="dxa" w:w="35"/>
-            </w:tcMar>
-            <w:noWrap/>
           </w:tcPr>
           <w:p>
             <w:pPr>
-              <w:spacing w:before="0" w:after="0" w:line="240" w:lineRule="auto"/>
+              <w:spacing w:after="0" w:line="240" w:lineRule="auto"/>
               <w:jc w:val="center"/>
               <w:rPr>
                 <w:rFonts w:ascii="Times New Roman" w:eastAsia="Calibri" w:hAnsi="Times New Roman" w:cs="Times New Roman"/>
@@ -1771,18 +1788,17 @@
         <w:tc>
           <w:tcPr>
             <w:tcW w:w="1600" w:type="dxa"/>
+            <w:tcMar>
+              <w:top w:w="45" w:type="dxa"/>
+              <w:left w:w="35" w:type="dxa"/>
+              <w:bottom w:w="45" w:type="dxa"/>
+              <w:right w:w="35" w:type="dxa"/>
+            </w:tcMar>
             <w:vAlign w:val="center"/>
-            <w:tcMar>
-              <w:top w:type="dxa" w:w="45"/>
-              <w:bottom w:type="dxa" w:w="45"/>
-              <w:start w:type="dxa" w:w="35"/>
-              <w:end w:type="dxa" w:w="35"/>
-            </w:tcMar>
           </w:tcPr>
           <w:p>
             <w:pPr>
-              <w:spacing w:before="0" w:after="0" w:line="240" w:lineRule="auto"/>
-              <w:jc w:val="left"/>
+              <w:spacing w:after="0" w:line="240" w:lineRule="auto"/>
               <w:rPr>
                 <w:rFonts w:ascii="Times New Roman" w:eastAsia="Calibri" w:hAnsi="Times New Roman" w:cs="Times New Roman"/>
                 <w:sz w:val="22"/>
@@ -1794,18 +1810,18 @@
         </w:tc>
         <w:tc>
           <w:tcPr>
-            <w:tcW w:w="400" w:type="dxa"/>
+            <w:tcW w:w="495" w:type="dxa"/>
+            <w:tcMar>
+              <w:top w:w="45" w:type="dxa"/>
+              <w:left w:w="35" w:type="dxa"/>
+              <w:bottom w:w="45" w:type="dxa"/>
+              <w:right w:w="35" w:type="dxa"/>
+            </w:tcMar>
             <w:vAlign w:val="center"/>
-            <w:tcMar>
-              <w:top w:type="dxa" w:w="45"/>
-              <w:bottom w:type="dxa" w:w="45"/>
-              <w:start w:type="dxa" w:w="35"/>
-              <w:end w:type="dxa" w:w="35"/>
-            </w:tcMar>
           </w:tcPr>
           <w:p>
             <w:pPr>
-              <w:spacing w:before="0" w:after="0" w:line="240" w:lineRule="auto"/>
+              <w:spacing w:after="0" w:line="240" w:lineRule="auto"/>
               <w:jc w:val="center"/>
               <w:rPr>
                 <w:rFonts w:ascii="Times New Roman" w:eastAsia="Calibri" w:hAnsi="Times New Roman" w:cs="Times New Roman"/>
@@ -1818,19 +1834,19 @@
         </w:tc>
         <w:tc>
           <w:tcPr>
-            <w:tcW w:w="780" w:type="dxa"/>
+            <w:tcW w:w="540" w:type="dxa"/>
+            <w:noWrap/>
+            <w:tcMar>
+              <w:top w:w="45" w:type="dxa"/>
+              <w:left w:w="35" w:type="dxa"/>
+              <w:bottom w:w="45" w:type="dxa"/>
+              <w:right w:w="35" w:type="dxa"/>
+            </w:tcMar>
             <w:vAlign w:val="center"/>
-            <w:tcMar>
-              <w:top w:type="dxa" w:w="45"/>
-              <w:bottom w:type="dxa" w:w="45"/>
-              <w:start w:type="dxa" w:w="35"/>
-              <w:end w:type="dxa" w:w="35"/>
-            </w:tcMar>
-            <w:noWrap/>
           </w:tcPr>
           <w:p>
             <w:pPr>
-              <w:spacing w:before="0" w:after="0" w:line="240" w:lineRule="auto"/>
+              <w:spacing w:after="0" w:line="240" w:lineRule="auto"/>
               <w:jc w:val="right"/>
               <w:rPr>
                 <w:rFonts w:ascii="Times New Roman" w:eastAsia="Calibri" w:hAnsi="Times New Roman" w:cs="Times New Roman"/>
@@ -1843,19 +1859,19 @@
         </w:tc>
         <w:tc>
           <w:tcPr>
-            <w:tcW w:w="500" w:type="dxa"/>
+            <w:tcW w:w="630" w:type="dxa"/>
+            <w:noWrap/>
+            <w:tcMar>
+              <w:top w:w="45" w:type="dxa"/>
+              <w:left w:w="35" w:type="dxa"/>
+              <w:bottom w:w="45" w:type="dxa"/>
+              <w:right w:w="35" w:type="dxa"/>
+            </w:tcMar>
             <w:vAlign w:val="center"/>
-            <w:tcMar>
-              <w:top w:type="dxa" w:w="45"/>
-              <w:bottom w:type="dxa" w:w="45"/>
-              <w:start w:type="dxa" w:w="35"/>
-              <w:end w:type="dxa" w:w="35"/>
-            </w:tcMar>
-            <w:noWrap/>
           </w:tcPr>
           <w:p>
             <w:pPr>
-              <w:spacing w:before="0" w:after="0" w:line="240" w:lineRule="auto"/>
+              <w:spacing w:after="0" w:line="240" w:lineRule="auto"/>
               <w:jc w:val="right"/>
               <w:rPr>
                 <w:rFonts w:ascii="Times New Roman" w:eastAsia="Calibri" w:hAnsi="Times New Roman" w:cs="Times New Roman"/>
@@ -1868,19 +1884,19 @@
         </w:tc>
         <w:tc>
           <w:tcPr>
-            <w:tcW w:w="900" w:type="dxa"/>
+            <w:tcW w:w="720" w:type="dxa"/>
+            <w:noWrap/>
+            <w:tcMar>
+              <w:top w:w="45" w:type="dxa"/>
+              <w:left w:w="35" w:type="dxa"/>
+              <w:bottom w:w="45" w:type="dxa"/>
+              <w:right w:w="35" w:type="dxa"/>
+            </w:tcMar>
             <w:vAlign w:val="center"/>
-            <w:tcMar>
-              <w:top w:type="dxa" w:w="45"/>
-              <w:bottom w:type="dxa" w:w="45"/>
-              <w:start w:type="dxa" w:w="35"/>
-              <w:end w:type="dxa" w:w="35"/>
-            </w:tcMar>
-            <w:noWrap/>
           </w:tcPr>
           <w:p>
             <w:pPr>
-              <w:spacing w:before="0" w:after="0" w:line="240" w:lineRule="auto"/>
+              <w:spacing w:after="0" w:line="240" w:lineRule="auto"/>
               <w:jc w:val="right"/>
               <w:rPr>
                 <w:rFonts w:ascii="Times New Roman" w:eastAsia="Calibri" w:hAnsi="Times New Roman" w:cs="Times New Roman"/>
@@ -1893,19 +1909,19 @@
         </w:tc>
         <w:tc>
           <w:tcPr>
-            <w:tcW w:w="500" w:type="dxa"/>
+            <w:tcW w:w="630" w:type="dxa"/>
+            <w:noWrap/>
+            <w:tcMar>
+              <w:top w:w="45" w:type="dxa"/>
+              <w:left w:w="35" w:type="dxa"/>
+              <w:bottom w:w="45" w:type="dxa"/>
+              <w:right w:w="35" w:type="dxa"/>
+            </w:tcMar>
             <w:vAlign w:val="center"/>
-            <w:tcMar>
-              <w:top w:type="dxa" w:w="45"/>
-              <w:bottom w:type="dxa" w:w="45"/>
-              <w:start w:type="dxa" w:w="35"/>
-              <w:end w:type="dxa" w:w="35"/>
-            </w:tcMar>
-            <w:noWrap/>
           </w:tcPr>
           <w:p>
             <w:pPr>
-              <w:spacing w:before="0" w:after="0" w:line="240" w:lineRule="auto"/>
+              <w:spacing w:after="0" w:line="240" w:lineRule="auto"/>
               <w:jc w:val="right"/>
               <w:rPr>
                 <w:rFonts w:ascii="Times New Roman" w:eastAsia="Calibri" w:hAnsi="Times New Roman" w:cs="Times New Roman"/>
@@ -1918,19 +1934,19 @@
         </w:tc>
         <w:tc>
           <w:tcPr>
-            <w:tcW w:w="900" w:type="dxa"/>
+            <w:tcW w:w="720" w:type="dxa"/>
+            <w:noWrap/>
+            <w:tcMar>
+              <w:top w:w="45" w:type="dxa"/>
+              <w:left w:w="35" w:type="dxa"/>
+              <w:bottom w:w="45" w:type="dxa"/>
+              <w:right w:w="35" w:type="dxa"/>
+            </w:tcMar>
             <w:vAlign w:val="center"/>
-            <w:tcMar>
-              <w:top w:type="dxa" w:w="45"/>
-              <w:bottom w:type="dxa" w:w="45"/>
-              <w:start w:type="dxa" w:w="35"/>
-              <w:end w:type="dxa" w:w="35"/>
-            </w:tcMar>
-            <w:noWrap/>
           </w:tcPr>
           <w:p>
             <w:pPr>
-              <w:spacing w:before="0" w:after="0" w:line="240" w:lineRule="auto"/>
+              <w:spacing w:after="0" w:line="240" w:lineRule="auto"/>
               <w:jc w:val="right"/>
               <w:rPr>
                 <w:rFonts w:ascii="Times New Roman" w:eastAsia="Calibri" w:hAnsi="Times New Roman" w:cs="Times New Roman"/>
@@ -1943,19 +1959,19 @@
         </w:tc>
         <w:tc>
           <w:tcPr>
-            <w:tcW w:w="500" w:type="dxa"/>
+            <w:tcW w:w="630" w:type="dxa"/>
+            <w:noWrap/>
+            <w:tcMar>
+              <w:top w:w="45" w:type="dxa"/>
+              <w:left w:w="35" w:type="dxa"/>
+              <w:bottom w:w="45" w:type="dxa"/>
+              <w:right w:w="35" w:type="dxa"/>
+            </w:tcMar>
             <w:vAlign w:val="center"/>
-            <w:tcMar>
-              <w:top w:type="dxa" w:w="45"/>
-              <w:bottom w:type="dxa" w:w="45"/>
-              <w:start w:type="dxa" w:w="35"/>
-              <w:end w:type="dxa" w:w="35"/>
-            </w:tcMar>
-            <w:noWrap/>
           </w:tcPr>
           <w:p>
             <w:pPr>
-              <w:spacing w:before="0" w:after="0" w:line="240" w:lineRule="auto"/>
+              <w:spacing w:after="0" w:line="240" w:lineRule="auto"/>
               <w:jc w:val="right"/>
               <w:rPr>
                 <w:rFonts w:ascii="Times New Roman" w:eastAsia="Calibri" w:hAnsi="Times New Roman" w:cs="Times New Roman"/>
@@ -1968,19 +1984,19 @@
         </w:tc>
         <w:tc>
           <w:tcPr>
-            <w:tcW w:w="900" w:type="dxa"/>
+            <w:tcW w:w="720" w:type="dxa"/>
+            <w:noWrap/>
+            <w:tcMar>
+              <w:top w:w="45" w:type="dxa"/>
+              <w:left w:w="35" w:type="dxa"/>
+              <w:bottom w:w="45" w:type="dxa"/>
+              <w:right w:w="35" w:type="dxa"/>
+            </w:tcMar>
             <w:vAlign w:val="center"/>
-            <w:tcMar>
-              <w:top w:type="dxa" w:w="45"/>
-              <w:bottom w:type="dxa" w:w="45"/>
-              <w:start w:type="dxa" w:w="35"/>
-              <w:end w:type="dxa" w:w="35"/>
-            </w:tcMar>
-            <w:noWrap/>
           </w:tcPr>
           <w:p>
             <w:pPr>
-              <w:spacing w:before="0" w:after="0" w:line="240" w:lineRule="auto"/>
+              <w:spacing w:after="0" w:line="240" w:lineRule="auto"/>
               <w:jc w:val="right"/>
               <w:rPr>
                 <w:rFonts w:ascii="Times New Roman" w:eastAsia="Calibri" w:hAnsi="Times New Roman" w:cs="Times New Roman"/>
@@ -1993,18 +2009,18 @@
         </w:tc>
         <w:tc>
           <w:tcPr>
-            <w:tcW w:w="582" w:type="dxa"/>
+            <w:tcW w:w="877" w:type="dxa"/>
+            <w:tcMar>
+              <w:top w:w="45" w:type="dxa"/>
+              <w:left w:w="35" w:type="dxa"/>
+              <w:bottom w:w="45" w:type="dxa"/>
+              <w:right w:w="35" w:type="dxa"/>
+            </w:tcMar>
             <w:vAlign w:val="center"/>
-            <w:tcMar>
-              <w:top w:type="dxa" w:w="45"/>
-              <w:bottom w:type="dxa" w:w="45"/>
-              <w:start w:type="dxa" w:w="35"/>
-              <w:end w:type="dxa" w:w="35"/>
-            </w:tcMar>
           </w:tcPr>
           <w:p>
             <w:pPr>
-              <w:spacing w:before="0" w:after="0" w:line="240" w:lineRule="auto"/>
+              <w:spacing w:after="0" w:line="240" w:lineRule="auto"/>
               <w:jc w:val="center"/>
               <w:rPr>
                 <w:rFonts w:ascii="Times New Roman" w:eastAsia="Calibri" w:hAnsi="Times New Roman" w:cs="Times New Roman"/>
@@ -2024,19 +2040,18 @@
         <w:tc>
           <w:tcPr>
             <w:tcW w:w="700" w:type="dxa"/>
+            <w:noWrap/>
+            <w:tcMar>
+              <w:top w:w="45" w:type="dxa"/>
+              <w:left w:w="35" w:type="dxa"/>
+              <w:bottom w:w="45" w:type="dxa"/>
+              <w:right w:w="35" w:type="dxa"/>
+            </w:tcMar>
             <w:vAlign w:val="center"/>
-            <w:tcMar>
-              <w:top w:type="dxa" w:w="45"/>
-              <w:bottom w:type="dxa" w:w="45"/>
-              <w:start w:type="dxa" w:w="35"/>
-              <w:end w:type="dxa" w:w="35"/>
-            </w:tcMar>
-            <w:noWrap/>
           </w:tcPr>
           <w:p>
             <w:pPr>
-              <w:spacing w:before="0" w:after="0" w:line="240" w:lineRule="auto"/>
-              <w:jc w:val="left"/>
+              <w:spacing w:after="0" w:line="240" w:lineRule="auto"/>
               <w:rPr>
                 <w:rFonts w:ascii="Times New Roman" w:eastAsia="Calibri" w:hAnsi="Times New Roman" w:cs="Times New Roman"/>
                 <w:sz w:val="22"/>
@@ -2049,18 +2064,18 @@
         <w:tc>
           <w:tcPr>
             <w:tcW w:w="800" w:type="dxa"/>
+            <w:noWrap/>
+            <w:tcMar>
+              <w:top w:w="45" w:type="dxa"/>
+              <w:left w:w="35" w:type="dxa"/>
+              <w:bottom w:w="45" w:type="dxa"/>
+              <w:right w:w="35" w:type="dxa"/>
+            </w:tcMar>
             <w:vAlign w:val="center"/>
-            <w:tcMar>
-              <w:top w:type="dxa" w:w="45"/>
-              <w:bottom w:type="dxa" w:w="45"/>
-              <w:start w:type="dxa" w:w="35"/>
-              <w:end w:type="dxa" w:w="35"/>
-            </w:tcMar>
-            <w:noWrap/>
           </w:tcPr>
           <w:p>
             <w:pPr>
-              <w:spacing w:before="0" w:after="0" w:line="240" w:lineRule="auto"/>
+              <w:spacing w:after="0" w:line="240" w:lineRule="auto"/>
               <w:jc w:val="center"/>
               <w:rPr>
                 <w:rFonts w:ascii="Times New Roman" w:eastAsia="Calibri" w:hAnsi="Times New Roman" w:cs="Times New Roman"/>
@@ -2074,18 +2089,17 @@
         <w:tc>
           <w:tcPr>
             <w:tcW w:w="1600" w:type="dxa"/>
+            <w:tcMar>
+              <w:top w:w="45" w:type="dxa"/>
+              <w:left w:w="35" w:type="dxa"/>
+              <w:bottom w:w="45" w:type="dxa"/>
+              <w:right w:w="35" w:type="dxa"/>
+            </w:tcMar>
             <w:vAlign w:val="center"/>
-            <w:tcMar>
-              <w:top w:type="dxa" w:w="45"/>
-              <w:bottom w:type="dxa" w:w="45"/>
-              <w:start w:type="dxa" w:w="35"/>
-              <w:end w:type="dxa" w:w="35"/>
-            </w:tcMar>
           </w:tcPr>
           <w:p>
             <w:pPr>
-              <w:spacing w:before="0" w:after="0" w:line="240" w:lineRule="auto"/>
-              <w:jc w:val="left"/>
+              <w:spacing w:after="0" w:line="240" w:lineRule="auto"/>
               <w:rPr>
                 <w:rFonts w:ascii="Times New Roman" w:eastAsia="Calibri" w:hAnsi="Times New Roman" w:cs="Times New Roman"/>
                 <w:sz w:val="22"/>
@@ -2097,18 +2111,18 @@
         </w:tc>
         <w:tc>
           <w:tcPr>
-            <w:tcW w:w="400" w:type="dxa"/>
+            <w:tcW w:w="495" w:type="dxa"/>
+            <w:tcMar>
+              <w:top w:w="45" w:type="dxa"/>
+              <w:left w:w="35" w:type="dxa"/>
+              <w:bottom w:w="45" w:type="dxa"/>
+              <w:right w:w="35" w:type="dxa"/>
+            </w:tcMar>
             <w:vAlign w:val="center"/>
-            <w:tcMar>
-              <w:top w:type="dxa" w:w="45"/>
-              <w:bottom w:type="dxa" w:w="45"/>
-              <w:start w:type="dxa" w:w="35"/>
-              <w:end w:type="dxa" w:w="35"/>
-            </w:tcMar>
           </w:tcPr>
           <w:p>
             <w:pPr>
-              <w:spacing w:before="0" w:after="0" w:line="240" w:lineRule="auto"/>
+              <w:spacing w:after="0" w:line="240" w:lineRule="auto"/>
               <w:jc w:val="center"/>
               <w:rPr>
                 <w:rFonts w:ascii="Times New Roman" w:eastAsia="Calibri" w:hAnsi="Times New Roman" w:cs="Times New Roman"/>
@@ -2121,19 +2135,19 @@
         </w:tc>
         <w:tc>
           <w:tcPr>
-            <w:tcW w:w="780" w:type="dxa"/>
+            <w:tcW w:w="540" w:type="dxa"/>
+            <w:noWrap/>
+            <w:tcMar>
+              <w:top w:w="45" w:type="dxa"/>
+              <w:left w:w="35" w:type="dxa"/>
+              <w:bottom w:w="45" w:type="dxa"/>
+              <w:right w:w="35" w:type="dxa"/>
+            </w:tcMar>
             <w:vAlign w:val="center"/>
-            <w:tcMar>
-              <w:top w:type="dxa" w:w="45"/>
-              <w:bottom w:type="dxa" w:w="45"/>
-              <w:start w:type="dxa" w:w="35"/>
-              <w:end w:type="dxa" w:w="35"/>
-            </w:tcMar>
-            <w:noWrap/>
           </w:tcPr>
           <w:p>
             <w:pPr>
-              <w:spacing w:before="0" w:after="0" w:line="240" w:lineRule="auto"/>
+              <w:spacing w:after="0" w:line="240" w:lineRule="auto"/>
               <w:jc w:val="right"/>
               <w:rPr>
                 <w:rFonts w:ascii="Times New Roman" w:eastAsia="Calibri" w:hAnsi="Times New Roman" w:cs="Times New Roman"/>
@@ -2146,19 +2160,19 @@
         </w:tc>
         <w:tc>
           <w:tcPr>
-            <w:tcW w:w="500" w:type="dxa"/>
+            <w:tcW w:w="630" w:type="dxa"/>
+            <w:noWrap/>
+            <w:tcMar>
+              <w:top w:w="45" w:type="dxa"/>
+              <w:left w:w="35" w:type="dxa"/>
+              <w:bottom w:w="45" w:type="dxa"/>
+              <w:right w:w="35" w:type="dxa"/>
+            </w:tcMar>
             <w:vAlign w:val="center"/>
-            <w:tcMar>
-              <w:top w:type="dxa" w:w="45"/>
-              <w:bottom w:type="dxa" w:w="45"/>
-              <w:start w:type="dxa" w:w="35"/>
-              <w:end w:type="dxa" w:w="35"/>
-            </w:tcMar>
-            <w:noWrap/>
           </w:tcPr>
           <w:p>
             <w:pPr>
-              <w:spacing w:before="0" w:after="0" w:line="240" w:lineRule="auto"/>
+              <w:spacing w:after="0" w:line="240" w:lineRule="auto"/>
               <w:jc w:val="right"/>
               <w:rPr>
                 <w:rFonts w:ascii="Times New Roman" w:eastAsia="Calibri" w:hAnsi="Times New Roman" w:cs="Times New Roman"/>
@@ -2171,19 +2185,19 @@
         </w:tc>
         <w:tc>
           <w:tcPr>
-            <w:tcW w:w="900" w:type="dxa"/>
+            <w:tcW w:w="720" w:type="dxa"/>
+            <w:noWrap/>
+            <w:tcMar>
+              <w:top w:w="45" w:type="dxa"/>
+              <w:left w:w="35" w:type="dxa"/>
+              <w:bottom w:w="45" w:type="dxa"/>
+              <w:right w:w="35" w:type="dxa"/>
+            </w:tcMar>
             <w:vAlign w:val="center"/>
-            <w:tcMar>
-              <w:top w:type="dxa" w:w="45"/>
-              <w:bottom w:type="dxa" w:w="45"/>
-              <w:start w:type="dxa" w:w="35"/>
-              <w:end w:type="dxa" w:w="35"/>
-            </w:tcMar>
-            <w:noWrap/>
           </w:tcPr>
           <w:p>
             <w:pPr>
-              <w:spacing w:before="0" w:after="0" w:line="240" w:lineRule="auto"/>
+              <w:spacing w:after="0" w:line="240" w:lineRule="auto"/>
               <w:jc w:val="right"/>
               <w:rPr>
                 <w:rFonts w:ascii="Times New Roman" w:eastAsia="Calibri" w:hAnsi="Times New Roman" w:cs="Times New Roman"/>
@@ -2196,19 +2210,19 @@
         </w:tc>
         <w:tc>
           <w:tcPr>
-            <w:tcW w:w="500" w:type="dxa"/>
+            <w:tcW w:w="630" w:type="dxa"/>
+            <w:noWrap/>
+            <w:tcMar>
+              <w:top w:w="45" w:type="dxa"/>
+              <w:left w:w="35" w:type="dxa"/>
+              <w:bottom w:w="45" w:type="dxa"/>
+              <w:right w:w="35" w:type="dxa"/>
+            </w:tcMar>
             <w:vAlign w:val="center"/>
-            <w:tcMar>
-              <w:top w:type="dxa" w:w="45"/>
-              <w:bottom w:type="dxa" w:w="45"/>
-              <w:start w:type="dxa" w:w="35"/>
-              <w:end w:type="dxa" w:w="35"/>
-            </w:tcMar>
-            <w:noWrap/>
           </w:tcPr>
           <w:p>
             <w:pPr>
-              <w:spacing w:before="0" w:after="0" w:line="240" w:lineRule="auto"/>
+              <w:spacing w:after="0" w:line="240" w:lineRule="auto"/>
               <w:jc w:val="right"/>
               <w:rPr>
                 <w:rFonts w:ascii="Times New Roman" w:eastAsia="Calibri" w:hAnsi="Times New Roman" w:cs="Times New Roman"/>
@@ -2221,19 +2235,19 @@
         </w:tc>
         <w:tc>
           <w:tcPr>
-            <w:tcW w:w="900" w:type="dxa"/>
+            <w:tcW w:w="720" w:type="dxa"/>
+            <w:noWrap/>
+            <w:tcMar>
+              <w:top w:w="45" w:type="dxa"/>
+              <w:left w:w="35" w:type="dxa"/>
+              <w:bottom w:w="45" w:type="dxa"/>
+              <w:right w:w="35" w:type="dxa"/>
+            </w:tcMar>
             <w:vAlign w:val="center"/>
-            <w:tcMar>
-              <w:top w:type="dxa" w:w="45"/>
-              <w:bottom w:type="dxa" w:w="45"/>
-              <w:start w:type="dxa" w:w="35"/>
-              <w:end w:type="dxa" w:w="35"/>
-            </w:tcMar>
-            <w:noWrap/>
           </w:tcPr>
           <w:p>
             <w:pPr>
-              <w:spacing w:before="0" w:after="0" w:line="240" w:lineRule="auto"/>
+              <w:spacing w:after="0" w:line="240" w:lineRule="auto"/>
               <w:jc w:val="right"/>
               <w:rPr>
                 <w:rFonts w:ascii="Times New Roman" w:eastAsia="Calibri" w:hAnsi="Times New Roman" w:cs="Times New Roman"/>
@@ -2246,19 +2260,19 @@
         </w:tc>
         <w:tc>
           <w:tcPr>
-            <w:tcW w:w="500" w:type="dxa"/>
+            <w:tcW w:w="630" w:type="dxa"/>
+            <w:noWrap/>
+            <w:tcMar>
+              <w:top w:w="45" w:type="dxa"/>
+              <w:left w:w="35" w:type="dxa"/>
+              <w:bottom w:w="45" w:type="dxa"/>
+              <w:right w:w="35" w:type="dxa"/>
+            </w:tcMar>
             <w:vAlign w:val="center"/>
-            <w:tcMar>
-              <w:top w:type="dxa" w:w="45"/>
-              <w:bottom w:type="dxa" w:w="45"/>
-              <w:start w:type="dxa" w:w="35"/>
-              <w:end w:type="dxa" w:w="35"/>
-            </w:tcMar>
-            <w:noWrap/>
           </w:tcPr>
           <w:p>
             <w:pPr>
-              <w:spacing w:before="0" w:after="0" w:line="240" w:lineRule="auto"/>
+              <w:spacing w:after="0" w:line="240" w:lineRule="auto"/>
               <w:jc w:val="right"/>
               <w:rPr>
                 <w:rFonts w:ascii="Times New Roman" w:eastAsia="Calibri" w:hAnsi="Times New Roman" w:cs="Times New Roman"/>
@@ -2271,19 +2285,19 @@
         </w:tc>
         <w:tc>
           <w:tcPr>
-            <w:tcW w:w="900" w:type="dxa"/>
+            <w:tcW w:w="720" w:type="dxa"/>
+            <w:noWrap/>
+            <w:tcMar>
+              <w:top w:w="45" w:type="dxa"/>
+              <w:left w:w="35" w:type="dxa"/>
+              <w:bottom w:w="45" w:type="dxa"/>
+              <w:right w:w="35" w:type="dxa"/>
+            </w:tcMar>
             <w:vAlign w:val="center"/>
-            <w:tcMar>
-              <w:top w:type="dxa" w:w="45"/>
-              <w:bottom w:type="dxa" w:w="45"/>
-              <w:start w:type="dxa" w:w="35"/>
-              <w:end w:type="dxa" w:w="35"/>
-            </w:tcMar>
-            <w:noWrap/>
           </w:tcPr>
           <w:p>
             <w:pPr>
-              <w:spacing w:before="0" w:after="0" w:line="240" w:lineRule="auto"/>
+              <w:spacing w:after="0" w:line="240" w:lineRule="auto"/>
               <w:jc w:val="right"/>
               <w:rPr>
                 <w:rFonts w:ascii="Times New Roman" w:eastAsia="Calibri" w:hAnsi="Times New Roman" w:cs="Times New Roman"/>
@@ -2296,18 +2310,18 @@
         </w:tc>
         <w:tc>
           <w:tcPr>
-            <w:tcW w:w="582" w:type="dxa"/>
+            <w:tcW w:w="877" w:type="dxa"/>
+            <w:tcMar>
+              <w:top w:w="45" w:type="dxa"/>
+              <w:left w:w="35" w:type="dxa"/>
+              <w:bottom w:w="45" w:type="dxa"/>
+              <w:right w:w="35" w:type="dxa"/>
+            </w:tcMar>
             <w:vAlign w:val="center"/>
-            <w:tcMar>
-              <w:top w:type="dxa" w:w="45"/>
-              <w:bottom w:type="dxa" w:w="45"/>
-              <w:start w:type="dxa" w:w="35"/>
-              <w:end w:type="dxa" w:w="35"/>
-            </w:tcMar>
           </w:tcPr>
           <w:p>
             <w:pPr>
-              <w:spacing w:before="0" w:after="0" w:line="240" w:lineRule="auto"/>
+              <w:spacing w:after="0" w:line="240" w:lineRule="auto"/>
               <w:jc w:val="center"/>
               <w:rPr>
                 <w:rFonts w:ascii="Times New Roman" w:eastAsia="Calibri" w:hAnsi="Times New Roman" w:cs="Times New Roman"/>
@@ -2327,19 +2341,18 @@
         <w:tc>
           <w:tcPr>
             <w:tcW w:w="700" w:type="dxa"/>
+            <w:noWrap/>
+            <w:tcMar>
+              <w:top w:w="45" w:type="dxa"/>
+              <w:left w:w="35" w:type="dxa"/>
+              <w:bottom w:w="45" w:type="dxa"/>
+              <w:right w:w="35" w:type="dxa"/>
+            </w:tcMar>
             <w:vAlign w:val="center"/>
-            <w:tcMar>
-              <w:top w:type="dxa" w:w="45"/>
-              <w:bottom w:type="dxa" w:w="45"/>
-              <w:start w:type="dxa" w:w="35"/>
-              <w:end w:type="dxa" w:w="35"/>
-            </w:tcMar>
-            <w:noWrap/>
           </w:tcPr>
           <w:p>
             <w:pPr>
-              <w:spacing w:before="0" w:after="0" w:line="240" w:lineRule="auto"/>
-              <w:jc w:val="left"/>
+              <w:spacing w:after="0" w:line="240" w:lineRule="auto"/>
               <w:rPr>
                 <w:rFonts w:ascii="Times New Roman" w:eastAsia="Calibri" w:hAnsi="Times New Roman" w:cs="Times New Roman"/>
                 <w:sz w:val="22"/>
@@ -2352,18 +2365,18 @@
         <w:tc>
           <w:tcPr>
             <w:tcW w:w="800" w:type="dxa"/>
+            <w:noWrap/>
+            <w:tcMar>
+              <w:top w:w="45" w:type="dxa"/>
+              <w:left w:w="35" w:type="dxa"/>
+              <w:bottom w:w="45" w:type="dxa"/>
+              <w:right w:w="35" w:type="dxa"/>
+            </w:tcMar>
             <w:vAlign w:val="center"/>
-            <w:tcMar>
-              <w:top w:type="dxa" w:w="45"/>
-              <w:bottom w:type="dxa" w:w="45"/>
-              <w:start w:type="dxa" w:w="35"/>
-              <w:end w:type="dxa" w:w="35"/>
-            </w:tcMar>
-            <w:noWrap/>
           </w:tcPr>
           <w:p>
             <w:pPr>
-              <w:spacing w:before="0" w:after="0" w:line="240" w:lineRule="auto"/>
+              <w:spacing w:after="0" w:line="240" w:lineRule="auto"/>
               <w:jc w:val="center"/>
               <w:rPr>
                 <w:rFonts w:ascii="Times New Roman" w:eastAsia="Calibri" w:hAnsi="Times New Roman" w:cs="Times New Roman"/>
@@ -2377,18 +2390,17 @@
         <w:tc>
           <w:tcPr>
             <w:tcW w:w="1600" w:type="dxa"/>
+            <w:tcMar>
+              <w:top w:w="45" w:type="dxa"/>
+              <w:left w:w="35" w:type="dxa"/>
+              <w:bottom w:w="45" w:type="dxa"/>
+              <w:right w:w="35" w:type="dxa"/>
+            </w:tcMar>
             <w:vAlign w:val="center"/>
-            <w:tcMar>
-              <w:top w:type="dxa" w:w="45"/>
-              <w:bottom w:type="dxa" w:w="45"/>
-              <w:start w:type="dxa" w:w="35"/>
-              <w:end w:type="dxa" w:w="35"/>
-            </w:tcMar>
           </w:tcPr>
           <w:p>
             <w:pPr>
-              <w:spacing w:before="0" w:after="0" w:line="240" w:lineRule="auto"/>
-              <w:jc w:val="left"/>
+              <w:spacing w:after="0" w:line="240" w:lineRule="auto"/>
               <w:rPr>
                 <w:rFonts w:ascii="Times New Roman" w:eastAsia="Calibri" w:hAnsi="Times New Roman" w:cs="Times New Roman"/>
                 <w:sz w:val="22"/>
@@ -2400,18 +2412,18 @@
         </w:tc>
         <w:tc>
           <w:tcPr>
-            <w:tcW w:w="400" w:type="dxa"/>
+            <w:tcW w:w="495" w:type="dxa"/>
+            <w:tcMar>
+              <w:top w:w="45" w:type="dxa"/>
+              <w:left w:w="35" w:type="dxa"/>
+              <w:bottom w:w="45" w:type="dxa"/>
+              <w:right w:w="35" w:type="dxa"/>
+            </w:tcMar>
             <w:vAlign w:val="center"/>
-            <w:tcMar>
-              <w:top w:type="dxa" w:w="45"/>
-              <w:bottom w:type="dxa" w:w="45"/>
-              <w:start w:type="dxa" w:w="35"/>
-              <w:end w:type="dxa" w:w="35"/>
-            </w:tcMar>
           </w:tcPr>
           <w:p>
             <w:pPr>
-              <w:spacing w:before="0" w:after="0" w:line="240" w:lineRule="auto"/>
+              <w:spacing w:after="0" w:line="240" w:lineRule="auto"/>
               <w:jc w:val="center"/>
               <w:rPr>
                 <w:rFonts w:ascii="Times New Roman" w:eastAsia="Calibri" w:hAnsi="Times New Roman" w:cs="Times New Roman"/>
@@ -2424,19 +2436,19 @@
         </w:tc>
         <w:tc>
           <w:tcPr>
-            <w:tcW w:w="780" w:type="dxa"/>
+            <w:tcW w:w="540" w:type="dxa"/>
+            <w:noWrap/>
+            <w:tcMar>
+              <w:top w:w="45" w:type="dxa"/>
+              <w:left w:w="35" w:type="dxa"/>
+              <w:bottom w:w="45" w:type="dxa"/>
+              <w:right w:w="35" w:type="dxa"/>
+            </w:tcMar>
             <w:vAlign w:val="center"/>
-            <w:tcMar>
-              <w:top w:type="dxa" w:w="45"/>
-              <w:bottom w:type="dxa" w:w="45"/>
-              <w:start w:type="dxa" w:w="35"/>
-              <w:end w:type="dxa" w:w="35"/>
-            </w:tcMar>
-            <w:noWrap/>
           </w:tcPr>
           <w:p>
             <w:pPr>
-              <w:spacing w:before="0" w:after="0" w:line="240" w:lineRule="auto"/>
+              <w:spacing w:after="0" w:line="240" w:lineRule="auto"/>
               <w:jc w:val="right"/>
               <w:rPr>
                 <w:rFonts w:ascii="Times New Roman" w:eastAsia="Calibri" w:hAnsi="Times New Roman" w:cs="Times New Roman"/>
@@ -2449,19 +2461,19 @@
         </w:tc>
         <w:tc>
           <w:tcPr>
-            <w:tcW w:w="500" w:type="dxa"/>
+            <w:tcW w:w="630" w:type="dxa"/>
+            <w:noWrap/>
+            <w:tcMar>
+              <w:top w:w="45" w:type="dxa"/>
+              <w:left w:w="35" w:type="dxa"/>
+              <w:bottom w:w="45" w:type="dxa"/>
+              <w:right w:w="35" w:type="dxa"/>
+            </w:tcMar>
             <w:vAlign w:val="center"/>
-            <w:tcMar>
-              <w:top w:type="dxa" w:w="45"/>
-              <w:bottom w:type="dxa" w:w="45"/>
-              <w:start w:type="dxa" w:w="35"/>
-              <w:end w:type="dxa" w:w="35"/>
-            </w:tcMar>
-            <w:noWrap/>
           </w:tcPr>
           <w:p>
             <w:pPr>
-              <w:spacing w:before="0" w:after="0" w:line="240" w:lineRule="auto"/>
+              <w:spacing w:after="0" w:line="240" w:lineRule="auto"/>
               <w:jc w:val="right"/>
               <w:rPr>
                 <w:rFonts w:ascii="Times New Roman" w:eastAsia="Calibri" w:hAnsi="Times New Roman" w:cs="Times New Roman"/>
@@ -2474,19 +2486,19 @@
         </w:tc>
         <w:tc>
           <w:tcPr>
-            <w:tcW w:w="900" w:type="dxa"/>
+            <w:tcW w:w="720" w:type="dxa"/>
+            <w:noWrap/>
+            <w:tcMar>
+              <w:top w:w="45" w:type="dxa"/>
+              <w:left w:w="35" w:type="dxa"/>
+              <w:bottom w:w="45" w:type="dxa"/>
+              <w:right w:w="35" w:type="dxa"/>
+            </w:tcMar>
             <w:vAlign w:val="center"/>
-            <w:tcMar>
-              <w:top w:type="dxa" w:w="45"/>
-              <w:bottom w:type="dxa" w:w="45"/>
-              <w:start w:type="dxa" w:w="35"/>
-              <w:end w:type="dxa" w:w="35"/>
-            </w:tcMar>
-            <w:noWrap/>
           </w:tcPr>
           <w:p>
             <w:pPr>
-              <w:spacing w:before="0" w:after="0" w:line="240" w:lineRule="auto"/>
+              <w:spacing w:after="0" w:line="240" w:lineRule="auto"/>
               <w:jc w:val="right"/>
               <w:rPr>
                 <w:rFonts w:ascii="Times New Roman" w:eastAsia="Calibri" w:hAnsi="Times New Roman" w:cs="Times New Roman"/>
@@ -2499,19 +2511,19 @@
         </w:tc>
         <w:tc>
           <w:tcPr>
-            <w:tcW w:w="500" w:type="dxa"/>
+            <w:tcW w:w="630" w:type="dxa"/>
+            <w:noWrap/>
+            <w:tcMar>
+              <w:top w:w="45" w:type="dxa"/>
+              <w:left w:w="35" w:type="dxa"/>
+              <w:bottom w:w="45" w:type="dxa"/>
+              <w:right w:w="35" w:type="dxa"/>
+            </w:tcMar>
             <w:vAlign w:val="center"/>
-            <w:tcMar>
-              <w:top w:type="dxa" w:w="45"/>
-              <w:bottom w:type="dxa" w:w="45"/>
-              <w:start w:type="dxa" w:w="35"/>
-              <w:end w:type="dxa" w:w="35"/>
-            </w:tcMar>
-            <w:noWrap/>
           </w:tcPr>
           <w:p>
             <w:pPr>
-              <w:spacing w:before="0" w:after="0" w:line="240" w:lineRule="auto"/>
+              <w:spacing w:after="0" w:line="240" w:lineRule="auto"/>
               <w:jc w:val="right"/>
               <w:rPr>
                 <w:rFonts w:ascii="Times New Roman" w:eastAsia="Calibri" w:hAnsi="Times New Roman" w:cs="Times New Roman"/>
@@ -2524,19 +2536,19 @@
         </w:tc>
         <w:tc>
           <w:tcPr>
-            <w:tcW w:w="900" w:type="dxa"/>
+            <w:tcW w:w="720" w:type="dxa"/>
+            <w:noWrap/>
+            <w:tcMar>
+              <w:top w:w="45" w:type="dxa"/>
+              <w:left w:w="35" w:type="dxa"/>
+              <w:bottom w:w="45" w:type="dxa"/>
+              <w:right w:w="35" w:type="dxa"/>
+            </w:tcMar>
             <w:vAlign w:val="center"/>
-            <w:tcMar>
-              <w:top w:type="dxa" w:w="45"/>
-              <w:bottom w:type="dxa" w:w="45"/>
-              <w:start w:type="dxa" w:w="35"/>
-              <w:end w:type="dxa" w:w="35"/>
-            </w:tcMar>
-            <w:noWrap/>
           </w:tcPr>
           <w:p>
             <w:pPr>
-              <w:spacing w:before="0" w:after="0" w:line="240" w:lineRule="auto"/>
+              <w:spacing w:after="0" w:line="240" w:lineRule="auto"/>
               <w:jc w:val="right"/>
               <w:rPr>
                 <w:rFonts w:ascii="Times New Roman" w:eastAsia="Calibri" w:hAnsi="Times New Roman" w:cs="Times New Roman"/>
@@ -2549,19 +2561,19 @@
         </w:tc>
         <w:tc>
           <w:tcPr>
-            <w:tcW w:w="500" w:type="dxa"/>
+            <w:tcW w:w="630" w:type="dxa"/>
+            <w:noWrap/>
+            <w:tcMar>
+              <w:top w:w="45" w:type="dxa"/>
+              <w:left w:w="35" w:type="dxa"/>
+              <w:bottom w:w="45" w:type="dxa"/>
+              <w:right w:w="35" w:type="dxa"/>
+            </w:tcMar>
             <w:vAlign w:val="center"/>
-            <w:tcMar>
-              <w:top w:type="dxa" w:w="45"/>
-              <w:bottom w:type="dxa" w:w="45"/>
-              <w:start w:type="dxa" w:w="35"/>
-              <w:end w:type="dxa" w:w="35"/>
-            </w:tcMar>
-            <w:noWrap/>
           </w:tcPr>
           <w:p>
             <w:pPr>
-              <w:spacing w:before="0" w:after="0" w:line="240" w:lineRule="auto"/>
+              <w:spacing w:after="0" w:line="240" w:lineRule="auto"/>
               <w:jc w:val="right"/>
               <w:rPr>
                 <w:rFonts w:ascii="Times New Roman" w:eastAsia="Calibri" w:hAnsi="Times New Roman" w:cs="Times New Roman"/>
@@ -2574,19 +2586,19 @@
         </w:tc>
         <w:tc>
           <w:tcPr>
-            <w:tcW w:w="900" w:type="dxa"/>
+            <w:tcW w:w="720" w:type="dxa"/>
+            <w:noWrap/>
+            <w:tcMar>
+              <w:top w:w="45" w:type="dxa"/>
+              <w:left w:w="35" w:type="dxa"/>
+              <w:bottom w:w="45" w:type="dxa"/>
+              <w:right w:w="35" w:type="dxa"/>
+            </w:tcMar>
             <w:vAlign w:val="center"/>
-            <w:tcMar>
-              <w:top w:type="dxa" w:w="45"/>
-              <w:bottom w:type="dxa" w:w="45"/>
-              <w:start w:type="dxa" w:w="35"/>
-              <w:end w:type="dxa" w:w="35"/>
-            </w:tcMar>
-            <w:noWrap/>
           </w:tcPr>
           <w:p>
             <w:pPr>
-              <w:spacing w:before="0" w:after="0" w:line="240" w:lineRule="auto"/>
+              <w:spacing w:after="0" w:line="240" w:lineRule="auto"/>
               <w:jc w:val="right"/>
               <w:rPr>
                 <w:rFonts w:ascii="Times New Roman" w:eastAsia="Calibri" w:hAnsi="Times New Roman" w:cs="Times New Roman"/>
@@ -2599,18 +2611,18 @@
         </w:tc>
         <w:tc>
           <w:tcPr>
-            <w:tcW w:w="582" w:type="dxa"/>
+            <w:tcW w:w="877" w:type="dxa"/>
+            <w:tcMar>
+              <w:top w:w="45" w:type="dxa"/>
+              <w:left w:w="35" w:type="dxa"/>
+              <w:bottom w:w="45" w:type="dxa"/>
+              <w:right w:w="35" w:type="dxa"/>
+            </w:tcMar>
             <w:vAlign w:val="center"/>
-            <w:tcMar>
-              <w:top w:type="dxa" w:w="45"/>
-              <w:bottom w:type="dxa" w:w="45"/>
-              <w:start w:type="dxa" w:w="35"/>
-              <w:end w:type="dxa" w:w="35"/>
-            </w:tcMar>
           </w:tcPr>
           <w:p>
             <w:pPr>
-              <w:spacing w:before="0" w:after="0" w:line="240" w:lineRule="auto"/>
+              <w:spacing w:after="0" w:line="240" w:lineRule="auto"/>
               <w:jc w:val="center"/>
               <w:rPr>
                 <w:rFonts w:ascii="Times New Roman" w:eastAsia="Calibri" w:hAnsi="Times New Roman" w:cs="Times New Roman"/>
@@ -2630,19 +2642,18 @@
         <w:tc>
           <w:tcPr>
             <w:tcW w:w="700" w:type="dxa"/>
+            <w:noWrap/>
+            <w:tcMar>
+              <w:top w:w="45" w:type="dxa"/>
+              <w:left w:w="35" w:type="dxa"/>
+              <w:bottom w:w="45" w:type="dxa"/>
+              <w:right w:w="35" w:type="dxa"/>
+            </w:tcMar>
             <w:vAlign w:val="center"/>
-            <w:tcMar>
-              <w:top w:type="dxa" w:w="45"/>
-              <w:bottom w:type="dxa" w:w="45"/>
-              <w:start w:type="dxa" w:w="35"/>
-              <w:end w:type="dxa" w:w="35"/>
-            </w:tcMar>
-            <w:noWrap/>
           </w:tcPr>
           <w:p>
             <w:pPr>
-              <w:spacing w:before="0" w:after="0" w:line="240" w:lineRule="auto"/>
-              <w:jc w:val="left"/>
+              <w:spacing w:after="0" w:line="240" w:lineRule="auto"/>
               <w:rPr>
                 <w:rFonts w:ascii="Times New Roman" w:eastAsia="Calibri" w:hAnsi="Times New Roman" w:cs="Times New Roman"/>
                 <w:sz w:val="22"/>
@@ -2655,18 +2666,18 @@
         <w:tc>
           <w:tcPr>
             <w:tcW w:w="800" w:type="dxa"/>
+            <w:noWrap/>
+            <w:tcMar>
+              <w:top w:w="45" w:type="dxa"/>
+              <w:left w:w="35" w:type="dxa"/>
+              <w:bottom w:w="45" w:type="dxa"/>
+              <w:right w:w="35" w:type="dxa"/>
+            </w:tcMar>
             <w:vAlign w:val="center"/>
-            <w:tcMar>
-              <w:top w:type="dxa" w:w="45"/>
-              <w:bottom w:type="dxa" w:w="45"/>
-              <w:start w:type="dxa" w:w="35"/>
-              <w:end w:type="dxa" w:w="35"/>
-            </w:tcMar>
-            <w:noWrap/>
           </w:tcPr>
           <w:p>
             <w:pPr>
-              <w:spacing w:before="0" w:after="0" w:line="240" w:lineRule="auto"/>
+              <w:spacing w:after="0" w:line="240" w:lineRule="auto"/>
               <w:jc w:val="center"/>
               <w:rPr>
                 <w:rFonts w:ascii="Times New Roman" w:eastAsia="Calibri" w:hAnsi="Times New Roman" w:cs="Times New Roman"/>
@@ -2680,18 +2691,17 @@
         <w:tc>
           <w:tcPr>
             <w:tcW w:w="1600" w:type="dxa"/>
+            <w:tcMar>
+              <w:top w:w="45" w:type="dxa"/>
+              <w:left w:w="35" w:type="dxa"/>
+              <w:bottom w:w="45" w:type="dxa"/>
+              <w:right w:w="35" w:type="dxa"/>
+            </w:tcMar>
             <w:vAlign w:val="center"/>
-            <w:tcMar>
-              <w:top w:type="dxa" w:w="45"/>
-              <w:bottom w:type="dxa" w:w="45"/>
-              <w:start w:type="dxa" w:w="35"/>
-              <w:end w:type="dxa" w:w="35"/>
-            </w:tcMar>
           </w:tcPr>
           <w:p>
             <w:pPr>
-              <w:spacing w:before="0" w:after="0" w:line="240" w:lineRule="auto"/>
-              <w:jc w:val="left"/>
+              <w:spacing w:after="0" w:line="240" w:lineRule="auto"/>
               <w:rPr>
                 <w:rFonts w:ascii="Times New Roman" w:eastAsia="Calibri" w:hAnsi="Times New Roman" w:cs="Times New Roman"/>
                 <w:sz w:val="22"/>
@@ -2703,18 +2713,18 @@
         </w:tc>
         <w:tc>
           <w:tcPr>
-            <w:tcW w:w="400" w:type="dxa"/>
+            <w:tcW w:w="495" w:type="dxa"/>
+            <w:tcMar>
+              <w:top w:w="45" w:type="dxa"/>
+              <w:left w:w="35" w:type="dxa"/>
+              <w:bottom w:w="45" w:type="dxa"/>
+              <w:right w:w="35" w:type="dxa"/>
+            </w:tcMar>
             <w:vAlign w:val="center"/>
-            <w:tcMar>
-              <w:top w:type="dxa" w:w="45"/>
-              <w:bottom w:type="dxa" w:w="45"/>
-              <w:start w:type="dxa" w:w="35"/>
-              <w:end w:type="dxa" w:w="35"/>
-            </w:tcMar>
           </w:tcPr>
           <w:p>
             <w:pPr>
-              <w:spacing w:before="0" w:after="0" w:line="240" w:lineRule="auto"/>
+              <w:spacing w:after="0" w:line="240" w:lineRule="auto"/>
               <w:jc w:val="center"/>
               <w:rPr>
                 <w:rFonts w:ascii="Times New Roman" w:eastAsia="Calibri" w:hAnsi="Times New Roman" w:cs="Times New Roman"/>
@@ -2727,19 +2737,19 @@
         </w:tc>
         <w:tc>
           <w:tcPr>
-            <w:tcW w:w="780" w:type="dxa"/>
+            <w:tcW w:w="540" w:type="dxa"/>
+            <w:noWrap/>
+            <w:tcMar>
+              <w:top w:w="45" w:type="dxa"/>
+              <w:left w:w="35" w:type="dxa"/>
+              <w:bottom w:w="45" w:type="dxa"/>
+              <w:right w:w="35" w:type="dxa"/>
+            </w:tcMar>
             <w:vAlign w:val="center"/>
-            <w:tcMar>
-              <w:top w:type="dxa" w:w="45"/>
-              <w:bottom w:type="dxa" w:w="45"/>
-              <w:start w:type="dxa" w:w="35"/>
-              <w:end w:type="dxa" w:w="35"/>
-            </w:tcMar>
-            <w:noWrap/>
           </w:tcPr>
           <w:p>
             <w:pPr>
-              <w:spacing w:before="0" w:after="0" w:line="240" w:lineRule="auto"/>
+              <w:spacing w:after="0" w:line="240" w:lineRule="auto"/>
               <w:jc w:val="right"/>
               <w:rPr>
                 <w:rFonts w:ascii="Times New Roman" w:eastAsia="Calibri" w:hAnsi="Times New Roman" w:cs="Times New Roman"/>
@@ -2752,19 +2762,19 @@
         </w:tc>
         <w:tc>
           <w:tcPr>
-            <w:tcW w:w="500" w:type="dxa"/>
+            <w:tcW w:w="630" w:type="dxa"/>
+            <w:noWrap/>
+            <w:tcMar>
+              <w:top w:w="45" w:type="dxa"/>
+              <w:left w:w="35" w:type="dxa"/>
+              <w:bottom w:w="45" w:type="dxa"/>
+              <w:right w:w="35" w:type="dxa"/>
+            </w:tcMar>
             <w:vAlign w:val="center"/>
-            <w:tcMar>
-              <w:top w:type="dxa" w:w="45"/>
-              <w:bottom w:type="dxa" w:w="45"/>
-              <w:start w:type="dxa" w:w="35"/>
-              <w:end w:type="dxa" w:w="35"/>
-            </w:tcMar>
-            <w:noWrap/>
           </w:tcPr>
           <w:p>
             <w:pPr>
-              <w:spacing w:before="0" w:after="0" w:line="240" w:lineRule="auto"/>
+              <w:spacing w:after="0" w:line="240" w:lineRule="auto"/>
               <w:jc w:val="right"/>
               <w:rPr>
                 <w:rFonts w:ascii="Times New Roman" w:eastAsia="Calibri" w:hAnsi="Times New Roman" w:cs="Times New Roman"/>
@@ -2777,19 +2787,19 @@
         </w:tc>
         <w:tc>
           <w:tcPr>
-            <w:tcW w:w="900" w:type="dxa"/>
+            <w:tcW w:w="720" w:type="dxa"/>
+            <w:noWrap/>
+            <w:tcMar>
+              <w:top w:w="45" w:type="dxa"/>
+              <w:left w:w="35" w:type="dxa"/>
+              <w:bottom w:w="45" w:type="dxa"/>
+              <w:right w:w="35" w:type="dxa"/>
+            </w:tcMar>
             <w:vAlign w:val="center"/>
-            <w:tcMar>
-              <w:top w:type="dxa" w:w="45"/>
-              <w:bottom w:type="dxa" w:w="45"/>
-              <w:start w:type="dxa" w:w="35"/>
-              <w:end w:type="dxa" w:w="35"/>
-            </w:tcMar>
-            <w:noWrap/>
           </w:tcPr>
           <w:p>
             <w:pPr>
-              <w:spacing w:before="0" w:after="0" w:line="240" w:lineRule="auto"/>
+              <w:spacing w:after="0" w:line="240" w:lineRule="auto"/>
               <w:jc w:val="right"/>
               <w:rPr>
                 <w:rFonts w:ascii="Times New Roman" w:eastAsia="Calibri" w:hAnsi="Times New Roman" w:cs="Times New Roman"/>
@@ -2802,19 +2812,19 @@
         </w:tc>
         <w:tc>
           <w:tcPr>
-            <w:tcW w:w="500" w:type="dxa"/>
+            <w:tcW w:w="630" w:type="dxa"/>
+            <w:noWrap/>
+            <w:tcMar>
+              <w:top w:w="45" w:type="dxa"/>
+              <w:left w:w="35" w:type="dxa"/>
+              <w:bottom w:w="45" w:type="dxa"/>
+              <w:right w:w="35" w:type="dxa"/>
+            </w:tcMar>
             <w:vAlign w:val="center"/>
-            <w:tcMar>
-              <w:top w:type="dxa" w:w="45"/>
-              <w:bottom w:type="dxa" w:w="45"/>
-              <w:start w:type="dxa" w:w="35"/>
-              <w:end w:type="dxa" w:w="35"/>
-            </w:tcMar>
-            <w:noWrap/>
           </w:tcPr>
           <w:p>
             <w:pPr>
-              <w:spacing w:before="0" w:after="0" w:line="240" w:lineRule="auto"/>
+              <w:spacing w:after="0" w:line="240" w:lineRule="auto"/>
               <w:jc w:val="right"/>
               <w:rPr>
                 <w:rFonts w:ascii="Times New Roman" w:eastAsia="Calibri" w:hAnsi="Times New Roman" w:cs="Times New Roman"/>
@@ -2827,19 +2837,19 @@
         </w:tc>
         <w:tc>
           <w:tcPr>
-            <w:tcW w:w="900" w:type="dxa"/>
+            <w:tcW w:w="720" w:type="dxa"/>
+            <w:noWrap/>
+            <w:tcMar>
+              <w:top w:w="45" w:type="dxa"/>
+              <w:left w:w="35" w:type="dxa"/>
+              <w:bottom w:w="45" w:type="dxa"/>
+              <w:right w:w="35" w:type="dxa"/>
+            </w:tcMar>
             <w:vAlign w:val="center"/>
-            <w:tcMar>
-              <w:top w:type="dxa" w:w="45"/>
-              <w:bottom w:type="dxa" w:w="45"/>
-              <w:start w:type="dxa" w:w="35"/>
-              <w:end w:type="dxa" w:w="35"/>
-            </w:tcMar>
-            <w:noWrap/>
           </w:tcPr>
           <w:p>
             <w:pPr>
-              <w:spacing w:before="0" w:after="0" w:line="240" w:lineRule="auto"/>
+              <w:spacing w:after="0" w:line="240" w:lineRule="auto"/>
               <w:jc w:val="right"/>
               <w:rPr>
                 <w:rFonts w:ascii="Times New Roman" w:eastAsia="Calibri" w:hAnsi="Times New Roman" w:cs="Times New Roman"/>
@@ -2852,19 +2862,19 @@
         </w:tc>
         <w:tc>
           <w:tcPr>
-            <w:tcW w:w="500" w:type="dxa"/>
+            <w:tcW w:w="630" w:type="dxa"/>
+            <w:noWrap/>
+            <w:tcMar>
+              <w:top w:w="45" w:type="dxa"/>
+              <w:left w:w="35" w:type="dxa"/>
+              <w:bottom w:w="45" w:type="dxa"/>
+              <w:right w:w="35" w:type="dxa"/>
+            </w:tcMar>
             <w:vAlign w:val="center"/>
-            <w:tcMar>
-              <w:top w:type="dxa" w:w="45"/>
-              <w:bottom w:type="dxa" w:w="45"/>
-              <w:start w:type="dxa" w:w="35"/>
-              <w:end w:type="dxa" w:w="35"/>
-            </w:tcMar>
-            <w:noWrap/>
           </w:tcPr>
           <w:p>
             <w:pPr>
-              <w:spacing w:before="0" w:after="0" w:line="240" w:lineRule="auto"/>
+              <w:spacing w:after="0" w:line="240" w:lineRule="auto"/>
               <w:jc w:val="right"/>
               <w:rPr>
                 <w:rFonts w:ascii="Times New Roman" w:eastAsia="Calibri" w:hAnsi="Times New Roman" w:cs="Times New Roman"/>
@@ -2877,19 +2887,19 @@
         </w:tc>
         <w:tc>
           <w:tcPr>
-            <w:tcW w:w="900" w:type="dxa"/>
+            <w:tcW w:w="720" w:type="dxa"/>
+            <w:noWrap/>
+            <w:tcMar>
+              <w:top w:w="45" w:type="dxa"/>
+              <w:left w:w="35" w:type="dxa"/>
+              <w:bottom w:w="45" w:type="dxa"/>
+              <w:right w:w="35" w:type="dxa"/>
+            </w:tcMar>
             <w:vAlign w:val="center"/>
-            <w:tcMar>
-              <w:top w:type="dxa" w:w="45"/>
-              <w:bottom w:type="dxa" w:w="45"/>
-              <w:start w:type="dxa" w:w="35"/>
-              <w:end w:type="dxa" w:w="35"/>
-            </w:tcMar>
-            <w:noWrap/>
           </w:tcPr>
           <w:p>
             <w:pPr>
-              <w:spacing w:before="0" w:after="0" w:line="240" w:lineRule="auto"/>
+              <w:spacing w:after="0" w:line="240" w:lineRule="auto"/>
               <w:jc w:val="right"/>
               <w:rPr>
                 <w:rFonts w:ascii="Times New Roman" w:eastAsia="Calibri" w:hAnsi="Times New Roman" w:cs="Times New Roman"/>
@@ -2902,18 +2912,18 @@
         </w:tc>
         <w:tc>
           <w:tcPr>
-            <w:tcW w:w="582" w:type="dxa"/>
+            <w:tcW w:w="877" w:type="dxa"/>
+            <w:tcMar>
+              <w:top w:w="45" w:type="dxa"/>
+              <w:left w:w="35" w:type="dxa"/>
+              <w:bottom w:w="45" w:type="dxa"/>
+              <w:right w:w="35" w:type="dxa"/>
+            </w:tcMar>
             <w:vAlign w:val="center"/>
-            <w:tcMar>
-              <w:top w:type="dxa" w:w="45"/>
-              <w:bottom w:type="dxa" w:w="45"/>
-              <w:start w:type="dxa" w:w="35"/>
-              <w:end w:type="dxa" w:w="35"/>
-            </w:tcMar>
           </w:tcPr>
           <w:p>
             <w:pPr>
-              <w:spacing w:before="0" w:after="0" w:line="240" w:lineRule="auto"/>
+              <w:spacing w:after="0" w:line="240" w:lineRule="auto"/>
               <w:jc w:val="center"/>
               <w:rPr>
                 <w:rFonts w:ascii="Times New Roman" w:eastAsia="Calibri" w:hAnsi="Times New Roman" w:cs="Times New Roman"/>
@@ -2933,19 +2943,18 @@
         <w:tc>
           <w:tcPr>
             <w:tcW w:w="700" w:type="dxa"/>
+            <w:noWrap/>
+            <w:tcMar>
+              <w:top w:w="45" w:type="dxa"/>
+              <w:left w:w="35" w:type="dxa"/>
+              <w:bottom w:w="45" w:type="dxa"/>
+              <w:right w:w="35" w:type="dxa"/>
+            </w:tcMar>
             <w:vAlign w:val="center"/>
-            <w:tcMar>
-              <w:top w:type="dxa" w:w="45"/>
-              <w:bottom w:type="dxa" w:w="45"/>
-              <w:start w:type="dxa" w:w="35"/>
-              <w:end w:type="dxa" w:w="35"/>
-            </w:tcMar>
-            <w:noWrap/>
           </w:tcPr>
           <w:p>
             <w:pPr>
-              <w:spacing w:before="0" w:after="0" w:line="240" w:lineRule="auto"/>
-              <w:jc w:val="left"/>
+              <w:spacing w:after="0" w:line="240" w:lineRule="auto"/>
               <w:rPr>
                 <w:rFonts w:ascii="Times New Roman" w:eastAsia="Calibri" w:hAnsi="Times New Roman" w:cs="Times New Roman"/>
                 <w:sz w:val="22"/>
@@ -2958,18 +2967,18 @@
         <w:tc>
           <w:tcPr>
             <w:tcW w:w="800" w:type="dxa"/>
+            <w:noWrap/>
+            <w:tcMar>
+              <w:top w:w="45" w:type="dxa"/>
+              <w:left w:w="35" w:type="dxa"/>
+              <w:bottom w:w="45" w:type="dxa"/>
+              <w:right w:w="35" w:type="dxa"/>
+            </w:tcMar>
             <w:vAlign w:val="center"/>
-            <w:tcMar>
-              <w:top w:type="dxa" w:w="45"/>
-              <w:bottom w:type="dxa" w:w="45"/>
-              <w:start w:type="dxa" w:w="35"/>
-              <w:end w:type="dxa" w:w="35"/>
-            </w:tcMar>
-            <w:noWrap/>
           </w:tcPr>
           <w:p>
             <w:pPr>
-              <w:spacing w:before="0" w:after="0" w:line="240" w:lineRule="auto"/>
+              <w:spacing w:after="0" w:line="240" w:lineRule="auto"/>
               <w:jc w:val="center"/>
               <w:rPr>
                 <w:rFonts w:ascii="Times New Roman" w:eastAsia="Calibri" w:hAnsi="Times New Roman" w:cs="Times New Roman"/>
@@ -2983,18 +2992,17 @@
         <w:tc>
           <w:tcPr>
             <w:tcW w:w="1600" w:type="dxa"/>
+            <w:tcMar>
+              <w:top w:w="45" w:type="dxa"/>
+              <w:left w:w="35" w:type="dxa"/>
+              <w:bottom w:w="45" w:type="dxa"/>
+              <w:right w:w="35" w:type="dxa"/>
+            </w:tcMar>
             <w:vAlign w:val="center"/>
-            <w:tcMar>
-              <w:top w:type="dxa" w:w="45"/>
-              <w:bottom w:type="dxa" w:w="45"/>
-              <w:start w:type="dxa" w:w="35"/>
-              <w:end w:type="dxa" w:w="35"/>
-            </w:tcMar>
           </w:tcPr>
           <w:p>
             <w:pPr>
-              <w:spacing w:before="0" w:after="0" w:line="240" w:lineRule="auto"/>
-              <w:jc w:val="left"/>
+              <w:spacing w:after="0" w:line="240" w:lineRule="auto"/>
               <w:rPr>
                 <w:rFonts w:ascii="Times New Roman" w:eastAsia="Calibri" w:hAnsi="Times New Roman" w:cs="Times New Roman"/>
                 <w:sz w:val="22"/>
@@ -3006,18 +3014,18 @@
         </w:tc>
         <w:tc>
           <w:tcPr>
-            <w:tcW w:w="400" w:type="dxa"/>
+            <w:tcW w:w="495" w:type="dxa"/>
+            <w:tcMar>
+              <w:top w:w="45" w:type="dxa"/>
+              <w:left w:w="35" w:type="dxa"/>
+              <w:bottom w:w="45" w:type="dxa"/>
+              <w:right w:w="35" w:type="dxa"/>
+            </w:tcMar>
             <w:vAlign w:val="center"/>
-            <w:tcMar>
-              <w:top w:type="dxa" w:w="45"/>
-              <w:bottom w:type="dxa" w:w="45"/>
-              <w:start w:type="dxa" w:w="35"/>
-              <w:end w:type="dxa" w:w="35"/>
-            </w:tcMar>
           </w:tcPr>
           <w:p>
             <w:pPr>
-              <w:spacing w:before="0" w:after="0" w:line="240" w:lineRule="auto"/>
+              <w:spacing w:after="0" w:line="240" w:lineRule="auto"/>
               <w:jc w:val="center"/>
               <w:rPr>
                 <w:rFonts w:ascii="Times New Roman" w:eastAsia="Calibri" w:hAnsi="Times New Roman" w:cs="Times New Roman"/>
@@ -3030,19 +3038,19 @@
         </w:tc>
         <w:tc>
           <w:tcPr>
-            <w:tcW w:w="780" w:type="dxa"/>
+            <w:tcW w:w="540" w:type="dxa"/>
+            <w:noWrap/>
+            <w:tcMar>
+              <w:top w:w="45" w:type="dxa"/>
+              <w:left w:w="35" w:type="dxa"/>
+              <w:bottom w:w="45" w:type="dxa"/>
+              <w:right w:w="35" w:type="dxa"/>
+            </w:tcMar>
             <w:vAlign w:val="center"/>
-            <w:tcMar>
-              <w:top w:type="dxa" w:w="45"/>
-              <w:bottom w:type="dxa" w:w="45"/>
-              <w:start w:type="dxa" w:w="35"/>
-              <w:end w:type="dxa" w:w="35"/>
-            </w:tcMar>
-            <w:noWrap/>
           </w:tcPr>
           <w:p>
             <w:pPr>
-              <w:spacing w:before="0" w:after="0" w:line="240" w:lineRule="auto"/>
+              <w:spacing w:after="0" w:line="240" w:lineRule="auto"/>
               <w:jc w:val="right"/>
               <w:rPr>
                 <w:rFonts w:ascii="Times New Roman" w:eastAsia="Calibri" w:hAnsi="Times New Roman" w:cs="Times New Roman"/>
@@ -3055,19 +3063,19 @@
         </w:tc>
         <w:tc>
           <w:tcPr>
-            <w:tcW w:w="500" w:type="dxa"/>
+            <w:tcW w:w="630" w:type="dxa"/>
+            <w:noWrap/>
+            <w:tcMar>
+              <w:top w:w="45" w:type="dxa"/>
+              <w:left w:w="35" w:type="dxa"/>
+              <w:bottom w:w="45" w:type="dxa"/>
+              <w:right w:w="35" w:type="dxa"/>
+            </w:tcMar>
             <w:vAlign w:val="center"/>
-            <w:tcMar>
-              <w:top w:type="dxa" w:w="45"/>
-              <w:bottom w:type="dxa" w:w="45"/>
-              <w:start w:type="dxa" w:w="35"/>
-              <w:end w:type="dxa" w:w="35"/>
-            </w:tcMar>
-            <w:noWrap/>
           </w:tcPr>
           <w:p>
             <w:pPr>
-              <w:spacing w:before="0" w:after="0" w:line="240" w:lineRule="auto"/>
+              <w:spacing w:after="0" w:line="240" w:lineRule="auto"/>
               <w:jc w:val="right"/>
               <w:rPr>
                 <w:rFonts w:ascii="Times New Roman" w:eastAsia="Calibri" w:hAnsi="Times New Roman" w:cs="Times New Roman"/>
@@ -3080,19 +3088,19 @@
         </w:tc>
         <w:tc>
           <w:tcPr>
-            <w:tcW w:w="900" w:type="dxa"/>
+            <w:tcW w:w="720" w:type="dxa"/>
+            <w:noWrap/>
+            <w:tcMar>
+              <w:top w:w="45" w:type="dxa"/>
+              <w:left w:w="35" w:type="dxa"/>
+              <w:bottom w:w="45" w:type="dxa"/>
+              <w:right w:w="35" w:type="dxa"/>
+            </w:tcMar>
             <w:vAlign w:val="center"/>
-            <w:tcMar>
-              <w:top w:type="dxa" w:w="45"/>
-              <w:bottom w:type="dxa" w:w="45"/>
-              <w:start w:type="dxa" w:w="35"/>
-              <w:end w:type="dxa" w:w="35"/>
-            </w:tcMar>
-            <w:noWrap/>
           </w:tcPr>
           <w:p>
             <w:pPr>
-              <w:spacing w:before="0" w:after="0" w:line="240" w:lineRule="auto"/>
+              <w:spacing w:after="0" w:line="240" w:lineRule="auto"/>
               <w:jc w:val="right"/>
               <w:rPr>
                 <w:rFonts w:ascii="Times New Roman" w:eastAsia="Calibri" w:hAnsi="Times New Roman" w:cs="Times New Roman"/>
@@ -3105,19 +3113,19 @@
         </w:tc>
         <w:tc>
           <w:tcPr>
-            <w:tcW w:w="500" w:type="dxa"/>
+            <w:tcW w:w="630" w:type="dxa"/>
+            <w:noWrap/>
+            <w:tcMar>
+              <w:top w:w="45" w:type="dxa"/>
+              <w:left w:w="35" w:type="dxa"/>
+              <w:bottom w:w="45" w:type="dxa"/>
+              <w:right w:w="35" w:type="dxa"/>
+            </w:tcMar>
             <w:vAlign w:val="center"/>
-            <w:tcMar>
-              <w:top w:type="dxa" w:w="45"/>
-              <w:bottom w:type="dxa" w:w="45"/>
-              <w:start w:type="dxa" w:w="35"/>
-              <w:end w:type="dxa" w:w="35"/>
-            </w:tcMar>
-            <w:noWrap/>
           </w:tcPr>
           <w:p>
             <w:pPr>
-              <w:spacing w:before="0" w:after="0" w:line="240" w:lineRule="auto"/>
+              <w:spacing w:after="0" w:line="240" w:lineRule="auto"/>
               <w:jc w:val="right"/>
               <w:rPr>
                 <w:rFonts w:ascii="Times New Roman" w:eastAsia="Calibri" w:hAnsi="Times New Roman" w:cs="Times New Roman"/>
@@ -3130,19 +3138,19 @@
         </w:tc>
         <w:tc>
           <w:tcPr>
-            <w:tcW w:w="900" w:type="dxa"/>
+            <w:tcW w:w="720" w:type="dxa"/>
+            <w:noWrap/>
+            <w:tcMar>
+              <w:top w:w="45" w:type="dxa"/>
+              <w:left w:w="35" w:type="dxa"/>
+              <w:bottom w:w="45" w:type="dxa"/>
+              <w:right w:w="35" w:type="dxa"/>
+            </w:tcMar>
             <w:vAlign w:val="center"/>
-            <w:tcMar>
-              <w:top w:type="dxa" w:w="45"/>
-              <w:bottom w:type="dxa" w:w="45"/>
-              <w:start w:type="dxa" w:w="35"/>
-              <w:end w:type="dxa" w:w="35"/>
-            </w:tcMar>
-            <w:noWrap/>
           </w:tcPr>
           <w:p>
             <w:pPr>
-              <w:spacing w:before="0" w:after="0" w:line="240" w:lineRule="auto"/>
+              <w:spacing w:after="0" w:line="240" w:lineRule="auto"/>
               <w:jc w:val="right"/>
               <w:rPr>
                 <w:rFonts w:ascii="Times New Roman" w:eastAsia="Calibri" w:hAnsi="Times New Roman" w:cs="Times New Roman"/>
@@ -3155,19 +3163,19 @@
         </w:tc>
         <w:tc>
           <w:tcPr>
-            <w:tcW w:w="500" w:type="dxa"/>
+            <w:tcW w:w="630" w:type="dxa"/>
+            <w:noWrap/>
+            <w:tcMar>
+              <w:top w:w="45" w:type="dxa"/>
+              <w:left w:w="35" w:type="dxa"/>
+              <w:bottom w:w="45" w:type="dxa"/>
+              <w:right w:w="35" w:type="dxa"/>
+            </w:tcMar>
             <w:vAlign w:val="center"/>
-            <w:tcMar>
-              <w:top w:type="dxa" w:w="45"/>
-              <w:bottom w:type="dxa" w:w="45"/>
-              <w:start w:type="dxa" w:w="35"/>
-              <w:end w:type="dxa" w:w="35"/>
-            </w:tcMar>
-            <w:noWrap/>
           </w:tcPr>
           <w:p>
             <w:pPr>
-              <w:spacing w:before="0" w:after="0" w:line="240" w:lineRule="auto"/>
+              <w:spacing w:after="0" w:line="240" w:lineRule="auto"/>
               <w:jc w:val="right"/>
               <w:rPr>
                 <w:rFonts w:ascii="Times New Roman" w:eastAsia="Calibri" w:hAnsi="Times New Roman" w:cs="Times New Roman"/>
@@ -3180,19 +3188,19 @@
         </w:tc>
         <w:tc>
           <w:tcPr>
-            <w:tcW w:w="900" w:type="dxa"/>
+            <w:tcW w:w="720" w:type="dxa"/>
+            <w:noWrap/>
+            <w:tcMar>
+              <w:top w:w="45" w:type="dxa"/>
+              <w:left w:w="35" w:type="dxa"/>
+              <w:bottom w:w="45" w:type="dxa"/>
+              <w:right w:w="35" w:type="dxa"/>
+            </w:tcMar>
             <w:vAlign w:val="center"/>
-            <w:tcMar>
-              <w:top w:type="dxa" w:w="45"/>
-              <w:bottom w:type="dxa" w:w="45"/>
-              <w:start w:type="dxa" w:w="35"/>
-              <w:end w:type="dxa" w:w="35"/>
-            </w:tcMar>
-            <w:noWrap/>
           </w:tcPr>
           <w:p>
             <w:pPr>
-              <w:spacing w:before="0" w:after="0" w:line="240" w:lineRule="auto"/>
+              <w:spacing w:after="0" w:line="240" w:lineRule="auto"/>
               <w:jc w:val="right"/>
               <w:rPr>
                 <w:rFonts w:ascii="Times New Roman" w:eastAsia="Calibri" w:hAnsi="Times New Roman" w:cs="Times New Roman"/>
@@ -3205,18 +3213,18 @@
         </w:tc>
         <w:tc>
           <w:tcPr>
-            <w:tcW w:w="582" w:type="dxa"/>
+            <w:tcW w:w="877" w:type="dxa"/>
+            <w:tcMar>
+              <w:top w:w="45" w:type="dxa"/>
+              <w:left w:w="35" w:type="dxa"/>
+              <w:bottom w:w="45" w:type="dxa"/>
+              <w:right w:w="35" w:type="dxa"/>
+            </w:tcMar>
             <w:vAlign w:val="center"/>
-            <w:tcMar>
-              <w:top w:type="dxa" w:w="45"/>
-              <w:bottom w:type="dxa" w:w="45"/>
-              <w:start w:type="dxa" w:w="35"/>
-              <w:end w:type="dxa" w:w="35"/>
-            </w:tcMar>
           </w:tcPr>
           <w:p>
             <w:pPr>
-              <w:spacing w:before="0" w:after="0" w:line="240" w:lineRule="auto"/>
+              <w:spacing w:after="0" w:line="240" w:lineRule="auto"/>
               <w:jc w:val="center"/>
               <w:rPr>
                 <w:rFonts w:ascii="Times New Roman" w:eastAsia="Calibri" w:hAnsi="Times New Roman" w:cs="Times New Roman"/>
@@ -3236,19 +3244,18 @@
         <w:tc>
           <w:tcPr>
             <w:tcW w:w="700" w:type="dxa"/>
+            <w:noWrap/>
+            <w:tcMar>
+              <w:top w:w="45" w:type="dxa"/>
+              <w:left w:w="35" w:type="dxa"/>
+              <w:bottom w:w="45" w:type="dxa"/>
+              <w:right w:w="35" w:type="dxa"/>
+            </w:tcMar>
             <w:vAlign w:val="center"/>
-            <w:tcMar>
-              <w:top w:type="dxa" w:w="45"/>
-              <w:bottom w:type="dxa" w:w="45"/>
-              <w:start w:type="dxa" w:w="35"/>
-              <w:end w:type="dxa" w:w="35"/>
-            </w:tcMar>
-            <w:noWrap/>
           </w:tcPr>
           <w:p>
             <w:pPr>
-              <w:spacing w:before="0" w:after="0" w:line="240" w:lineRule="auto"/>
-              <w:jc w:val="left"/>
+              <w:spacing w:after="0" w:line="240" w:lineRule="auto"/>
               <w:rPr>
                 <w:rFonts w:ascii="Times New Roman" w:eastAsia="Calibri" w:hAnsi="Times New Roman" w:cs="Times New Roman"/>
                 <w:sz w:val="22"/>
@@ -3261,18 +3268,18 @@
         <w:tc>
           <w:tcPr>
             <w:tcW w:w="800" w:type="dxa"/>
+            <w:noWrap/>
+            <w:tcMar>
+              <w:top w:w="45" w:type="dxa"/>
+              <w:left w:w="35" w:type="dxa"/>
+              <w:bottom w:w="45" w:type="dxa"/>
+              <w:right w:w="35" w:type="dxa"/>
+            </w:tcMar>
             <w:vAlign w:val="center"/>
-            <w:tcMar>
-              <w:top w:type="dxa" w:w="45"/>
-              <w:bottom w:type="dxa" w:w="45"/>
-              <w:start w:type="dxa" w:w="35"/>
-              <w:end w:type="dxa" w:w="35"/>
-            </w:tcMar>
-            <w:noWrap/>
           </w:tcPr>
           <w:p>
             <w:pPr>
-              <w:spacing w:before="0" w:after="0" w:line="240" w:lineRule="auto"/>
+              <w:spacing w:after="0" w:line="240" w:lineRule="auto"/>
               <w:jc w:val="center"/>
               <w:rPr>
                 <w:rFonts w:ascii="Times New Roman" w:eastAsia="Calibri" w:hAnsi="Times New Roman" w:cs="Times New Roman"/>
@@ -3286,18 +3293,17 @@
         <w:tc>
           <w:tcPr>
             <w:tcW w:w="1600" w:type="dxa"/>
+            <w:tcMar>
+              <w:top w:w="45" w:type="dxa"/>
+              <w:left w:w="35" w:type="dxa"/>
+              <w:bottom w:w="45" w:type="dxa"/>
+              <w:right w:w="35" w:type="dxa"/>
+            </w:tcMar>
             <w:vAlign w:val="center"/>
-            <w:tcMar>
-              <w:top w:type="dxa" w:w="45"/>
-              <w:bottom w:type="dxa" w:w="45"/>
-              <w:start w:type="dxa" w:w="35"/>
-              <w:end w:type="dxa" w:w="35"/>
-            </w:tcMar>
           </w:tcPr>
           <w:p>
             <w:pPr>
-              <w:spacing w:before="0" w:after="0" w:line="240" w:lineRule="auto"/>
-              <w:jc w:val="left"/>
+              <w:spacing w:after="0" w:line="240" w:lineRule="auto"/>
               <w:rPr>
                 <w:rFonts w:ascii="Times New Roman" w:eastAsia="Calibri" w:hAnsi="Times New Roman" w:cs="Times New Roman"/>
                 <w:sz w:val="22"/>
@@ -3309,18 +3315,18 @@
         </w:tc>
         <w:tc>
           <w:tcPr>
-            <w:tcW w:w="400" w:type="dxa"/>
+            <w:tcW w:w="495" w:type="dxa"/>
+            <w:tcMar>
+              <w:top w:w="45" w:type="dxa"/>
+              <w:left w:w="35" w:type="dxa"/>
+              <w:bottom w:w="45" w:type="dxa"/>
+              <w:right w:w="35" w:type="dxa"/>
+            </w:tcMar>
             <w:vAlign w:val="center"/>
-            <w:tcMar>
-              <w:top w:type="dxa" w:w="45"/>
-              <w:bottom w:type="dxa" w:w="45"/>
-              <w:start w:type="dxa" w:w="35"/>
-              <w:end w:type="dxa" w:w="35"/>
-            </w:tcMar>
           </w:tcPr>
           <w:p>
             <w:pPr>
-              <w:spacing w:before="0" w:after="0" w:line="240" w:lineRule="auto"/>
+              <w:spacing w:after="0" w:line="240" w:lineRule="auto"/>
               <w:jc w:val="center"/>
               <w:rPr>
                 <w:rFonts w:ascii="Times New Roman" w:eastAsia="Calibri" w:hAnsi="Times New Roman" w:cs="Times New Roman"/>
@@ -3333,19 +3339,19 @@
         </w:tc>
         <w:tc>
           <w:tcPr>
-            <w:tcW w:w="780" w:type="dxa"/>
+            <w:tcW w:w="540" w:type="dxa"/>
+            <w:noWrap/>
+            <w:tcMar>
+              <w:top w:w="45" w:type="dxa"/>
+              <w:left w:w="35" w:type="dxa"/>
+              <w:bottom w:w="45" w:type="dxa"/>
+              <w:right w:w="35" w:type="dxa"/>
+            </w:tcMar>
             <w:vAlign w:val="center"/>
-            <w:tcMar>
-              <w:top w:type="dxa" w:w="45"/>
-              <w:bottom w:type="dxa" w:w="45"/>
-              <w:start w:type="dxa" w:w="35"/>
-              <w:end w:type="dxa" w:w="35"/>
-            </w:tcMar>
-            <w:noWrap/>
           </w:tcPr>
           <w:p>
             <w:pPr>
-              <w:spacing w:before="0" w:after="0" w:line="240" w:lineRule="auto"/>
+              <w:spacing w:after="0" w:line="240" w:lineRule="auto"/>
               <w:jc w:val="right"/>
               <w:rPr>
                 <w:rFonts w:ascii="Times New Roman" w:eastAsia="Calibri" w:hAnsi="Times New Roman" w:cs="Times New Roman"/>
@@ -3358,19 +3364,19 @@
         </w:tc>
         <w:tc>
           <w:tcPr>
-            <w:tcW w:w="500" w:type="dxa"/>
+            <w:tcW w:w="630" w:type="dxa"/>
+            <w:noWrap/>
+            <w:tcMar>
+              <w:top w:w="45" w:type="dxa"/>
+              <w:left w:w="35" w:type="dxa"/>
+              <w:bottom w:w="45" w:type="dxa"/>
+              <w:right w:w="35" w:type="dxa"/>
+            </w:tcMar>
             <w:vAlign w:val="center"/>
-            <w:tcMar>
-              <w:top w:type="dxa" w:w="45"/>
-              <w:bottom w:type="dxa" w:w="45"/>
-              <w:start w:type="dxa" w:w="35"/>
-              <w:end w:type="dxa" w:w="35"/>
-            </w:tcMar>
-            <w:noWrap/>
           </w:tcPr>
           <w:p>
             <w:pPr>
-              <w:spacing w:before="0" w:after="0" w:line="240" w:lineRule="auto"/>
+              <w:spacing w:after="0" w:line="240" w:lineRule="auto"/>
               <w:jc w:val="right"/>
               <w:rPr>
                 <w:rFonts w:ascii="Times New Roman" w:eastAsia="Calibri" w:hAnsi="Times New Roman" w:cs="Times New Roman"/>
@@ -3383,19 +3389,19 @@
         </w:tc>
         <w:tc>
           <w:tcPr>
-            <w:tcW w:w="900" w:type="dxa"/>
+            <w:tcW w:w="720" w:type="dxa"/>
+            <w:noWrap/>
+            <w:tcMar>
+              <w:top w:w="45" w:type="dxa"/>
+              <w:left w:w="35" w:type="dxa"/>
+              <w:bottom w:w="45" w:type="dxa"/>
+              <w:right w:w="35" w:type="dxa"/>
+            </w:tcMar>
             <w:vAlign w:val="center"/>
-            <w:tcMar>
-              <w:top w:type="dxa" w:w="45"/>
-              <w:bottom w:type="dxa" w:w="45"/>
-              <w:start w:type="dxa" w:w="35"/>
-              <w:end w:type="dxa" w:w="35"/>
-            </w:tcMar>
-            <w:noWrap/>
           </w:tcPr>
           <w:p>
             <w:pPr>
-              <w:spacing w:before="0" w:after="0" w:line="240" w:lineRule="auto"/>
+              <w:spacing w:after="0" w:line="240" w:lineRule="auto"/>
               <w:jc w:val="right"/>
               <w:rPr>
                 <w:rFonts w:ascii="Times New Roman" w:eastAsia="Calibri" w:hAnsi="Times New Roman" w:cs="Times New Roman"/>
@@ -3408,19 +3414,19 @@
         </w:tc>
         <w:tc>
           <w:tcPr>
-            <w:tcW w:w="500" w:type="dxa"/>
+            <w:tcW w:w="630" w:type="dxa"/>
+            <w:noWrap/>
+            <w:tcMar>
+              <w:top w:w="45" w:type="dxa"/>
+              <w:left w:w="35" w:type="dxa"/>
+              <w:bottom w:w="45" w:type="dxa"/>
+              <w:right w:w="35" w:type="dxa"/>
+            </w:tcMar>
             <w:vAlign w:val="center"/>
-            <w:tcMar>
-              <w:top w:type="dxa" w:w="45"/>
-              <w:bottom w:type="dxa" w:w="45"/>
-              <w:start w:type="dxa" w:w="35"/>
-              <w:end w:type="dxa" w:w="35"/>
-            </w:tcMar>
-            <w:noWrap/>
           </w:tcPr>
           <w:p>
             <w:pPr>
-              <w:spacing w:before="0" w:after="0" w:line="240" w:lineRule="auto"/>
+              <w:spacing w:after="0" w:line="240" w:lineRule="auto"/>
               <w:jc w:val="right"/>
               <w:rPr>
                 <w:rFonts w:ascii="Times New Roman" w:eastAsia="Calibri" w:hAnsi="Times New Roman" w:cs="Times New Roman"/>
@@ -3433,19 +3439,19 @@
         </w:tc>
         <w:tc>
           <w:tcPr>
-            <w:tcW w:w="900" w:type="dxa"/>
+            <w:tcW w:w="720" w:type="dxa"/>
+            <w:noWrap/>
+            <w:tcMar>
+              <w:top w:w="45" w:type="dxa"/>
+              <w:left w:w="35" w:type="dxa"/>
+              <w:bottom w:w="45" w:type="dxa"/>
+              <w:right w:w="35" w:type="dxa"/>
+            </w:tcMar>
             <w:vAlign w:val="center"/>
-            <w:tcMar>
-              <w:top w:type="dxa" w:w="45"/>
-              <w:bottom w:type="dxa" w:w="45"/>
-              <w:start w:type="dxa" w:w="35"/>
-              <w:end w:type="dxa" w:w="35"/>
-            </w:tcMar>
-            <w:noWrap/>
           </w:tcPr>
           <w:p>
             <w:pPr>
-              <w:spacing w:before="0" w:after="0" w:line="240" w:lineRule="auto"/>
+              <w:spacing w:after="0" w:line="240" w:lineRule="auto"/>
               <w:jc w:val="right"/>
               <w:rPr>
                 <w:rFonts w:ascii="Times New Roman" w:eastAsia="Calibri" w:hAnsi="Times New Roman" w:cs="Times New Roman"/>
@@ -3458,19 +3464,19 @@
         </w:tc>
         <w:tc>
           <w:tcPr>
-            <w:tcW w:w="500" w:type="dxa"/>
+            <w:tcW w:w="630" w:type="dxa"/>
+            <w:noWrap/>
+            <w:tcMar>
+              <w:top w:w="45" w:type="dxa"/>
+              <w:left w:w="35" w:type="dxa"/>
+              <w:bottom w:w="45" w:type="dxa"/>
+              <w:right w:w="35" w:type="dxa"/>
+            </w:tcMar>
             <w:vAlign w:val="center"/>
-            <w:tcMar>
-              <w:top w:type="dxa" w:w="45"/>
-              <w:bottom w:type="dxa" w:w="45"/>
-              <w:start w:type="dxa" w:w="35"/>
-              <w:end w:type="dxa" w:w="35"/>
-            </w:tcMar>
-            <w:noWrap/>
           </w:tcPr>
           <w:p>
             <w:pPr>
-              <w:spacing w:before="0" w:after="0" w:line="240" w:lineRule="auto"/>
+              <w:spacing w:after="0" w:line="240" w:lineRule="auto"/>
               <w:jc w:val="right"/>
               <w:rPr>
                 <w:rFonts w:ascii="Times New Roman" w:eastAsia="Calibri" w:hAnsi="Times New Roman" w:cs="Times New Roman"/>
@@ -3483,19 +3489,19 @@
         </w:tc>
         <w:tc>
           <w:tcPr>
-            <w:tcW w:w="900" w:type="dxa"/>
+            <w:tcW w:w="720" w:type="dxa"/>
+            <w:noWrap/>
+            <w:tcMar>
+              <w:top w:w="45" w:type="dxa"/>
+              <w:left w:w="35" w:type="dxa"/>
+              <w:bottom w:w="45" w:type="dxa"/>
+              <w:right w:w="35" w:type="dxa"/>
+            </w:tcMar>
             <w:vAlign w:val="center"/>
-            <w:tcMar>
-              <w:top w:type="dxa" w:w="45"/>
-              <w:bottom w:type="dxa" w:w="45"/>
-              <w:start w:type="dxa" w:w="35"/>
-              <w:end w:type="dxa" w:w="35"/>
-            </w:tcMar>
-            <w:noWrap/>
           </w:tcPr>
           <w:p>
             <w:pPr>
-              <w:spacing w:before="0" w:after="0" w:line="240" w:lineRule="auto"/>
+              <w:spacing w:after="0" w:line="240" w:lineRule="auto"/>
               <w:jc w:val="right"/>
               <w:rPr>
                 <w:rFonts w:ascii="Times New Roman" w:eastAsia="Calibri" w:hAnsi="Times New Roman" w:cs="Times New Roman"/>
@@ -3508,18 +3514,18 @@
         </w:tc>
         <w:tc>
           <w:tcPr>
-            <w:tcW w:w="582" w:type="dxa"/>
+            <w:tcW w:w="877" w:type="dxa"/>
+            <w:tcMar>
+              <w:top w:w="45" w:type="dxa"/>
+              <w:left w:w="35" w:type="dxa"/>
+              <w:bottom w:w="45" w:type="dxa"/>
+              <w:right w:w="35" w:type="dxa"/>
+            </w:tcMar>
             <w:vAlign w:val="center"/>
-            <w:tcMar>
-              <w:top w:type="dxa" w:w="45"/>
-              <w:bottom w:type="dxa" w:w="45"/>
-              <w:start w:type="dxa" w:w="35"/>
-              <w:end w:type="dxa" w:w="35"/>
-            </w:tcMar>
           </w:tcPr>
           <w:p>
             <w:pPr>
-              <w:spacing w:before="0" w:after="0" w:line="240" w:lineRule="auto"/>
+              <w:spacing w:after="0" w:line="240" w:lineRule="auto"/>
               <w:jc w:val="center"/>
               <w:rPr>
                 <w:rFonts w:ascii="Times New Roman" w:eastAsia="Calibri" w:hAnsi="Times New Roman" w:cs="Times New Roman"/>
@@ -3539,19 +3545,18 @@
         <w:tc>
           <w:tcPr>
             <w:tcW w:w="700" w:type="dxa"/>
+            <w:noWrap/>
+            <w:tcMar>
+              <w:top w:w="45" w:type="dxa"/>
+              <w:left w:w="35" w:type="dxa"/>
+              <w:bottom w:w="45" w:type="dxa"/>
+              <w:right w:w="35" w:type="dxa"/>
+            </w:tcMar>
             <w:vAlign w:val="center"/>
-            <w:tcMar>
-              <w:top w:type="dxa" w:w="45"/>
-              <w:bottom w:type="dxa" w:w="45"/>
-              <w:start w:type="dxa" w:w="35"/>
-              <w:end w:type="dxa" w:w="35"/>
-            </w:tcMar>
-            <w:noWrap/>
           </w:tcPr>
           <w:p>
             <w:pPr>
-              <w:spacing w:before="0" w:after="0" w:line="240" w:lineRule="auto"/>
-              <w:jc w:val="left"/>
+              <w:spacing w:after="0" w:line="240" w:lineRule="auto"/>
               <w:rPr>
                 <w:rFonts w:ascii="Times New Roman" w:eastAsia="Calibri" w:hAnsi="Times New Roman" w:cs="Times New Roman"/>
                 <w:sz w:val="22"/>
@@ -3564,18 +3569,18 @@
         <w:tc>
           <w:tcPr>
             <w:tcW w:w="800" w:type="dxa"/>
+            <w:noWrap/>
+            <w:tcMar>
+              <w:top w:w="45" w:type="dxa"/>
+              <w:left w:w="35" w:type="dxa"/>
+              <w:bottom w:w="45" w:type="dxa"/>
+              <w:right w:w="35" w:type="dxa"/>
+            </w:tcMar>
             <w:vAlign w:val="center"/>
-            <w:tcMar>
-              <w:top w:type="dxa" w:w="45"/>
-              <w:bottom w:type="dxa" w:w="45"/>
-              <w:start w:type="dxa" w:w="35"/>
-              <w:end w:type="dxa" w:w="35"/>
-            </w:tcMar>
-            <w:noWrap/>
           </w:tcPr>
           <w:p>
             <w:pPr>
-              <w:spacing w:before="0" w:after="0" w:line="240" w:lineRule="auto"/>
+              <w:spacing w:after="0" w:line="240" w:lineRule="auto"/>
               <w:jc w:val="center"/>
               <w:rPr>
                 <w:rFonts w:ascii="Times New Roman" w:eastAsia="Calibri" w:hAnsi="Times New Roman" w:cs="Times New Roman"/>
@@ -3589,19 +3594,18 @@
         <w:tc>
           <w:tcPr>
             <w:tcW w:w="1600" w:type="dxa"/>
+            <w:tcMar>
+              <w:top w:w="45" w:type="dxa"/>
+              <w:left w:w="35" w:type="dxa"/>
+              <w:bottom w:w="45" w:type="dxa"/>
+              <w:right w:w="35" w:type="dxa"/>
+            </w:tcMar>
             <w:vAlign w:val="center"/>
-            <w:tcMar>
-              <w:top w:type="dxa" w:w="45"/>
-              <w:bottom w:type="dxa" w:w="45"/>
-              <w:start w:type="dxa" w:w="35"/>
-              <w:end w:type="dxa" w:w="35"/>
-            </w:tcMar>
           </w:tcPr>
           <w:p>
             <w:pPr>
-              <w:spacing w:before="0" w:after="0" w:line="240" w:lineRule="auto"/>
+              <w:spacing w:after="0" w:line="240" w:lineRule="auto"/>
               <w:ind w:left="21" w:hanging="21"/>
-              <w:jc w:val="left"/>
               <w:rPr>
                 <w:rFonts w:ascii="Times New Roman" w:eastAsia="Calibri" w:hAnsi="Times New Roman" w:cs="Times New Roman"/>
                 <w:sz w:val="22"/>
@@ -3625,16 +3629,16 @@
                 <w:szCs w:val="22"/>
                 <w:lang w:val="nl-NL"/>
               </w:rPr>
-              <w:t xml:space="preserve">Cộng phát </w:t>
+              <w:t>Cộng phát</w:t>
             </w:r>
             <w:r>
               <w:rPr>
                 <w:rFonts w:ascii="Times New Roman" w:eastAsia="Calibri" w:hAnsi="Times New Roman" w:cs="Times New Roman"/>
                 <w:sz w:val="16"/>
                 <w:szCs w:val="22"/>
-                <w:lang w:val="vi-VN"/>
-              </w:rPr>
-              <w:t xml:space="preserve">  </w:t>
+                <w:lang w:val="nl-NL"/>
+              </w:rPr>
+              <w:t xml:space="preserve"> </w:t>
             </w:r>
             <w:r>
               <w:rPr>
@@ -3649,18 +3653,18 @@
         </w:tc>
         <w:tc>
           <w:tcPr>
-            <w:tcW w:w="400" w:type="dxa"/>
+            <w:tcW w:w="495" w:type="dxa"/>
+            <w:tcMar>
+              <w:top w:w="45" w:type="dxa"/>
+              <w:left w:w="35" w:type="dxa"/>
+              <w:bottom w:w="45" w:type="dxa"/>
+              <w:right w:w="35" w:type="dxa"/>
+            </w:tcMar>
             <w:vAlign w:val="center"/>
-            <w:tcMar>
-              <w:top w:type="dxa" w:w="45"/>
-              <w:bottom w:type="dxa" w:w="45"/>
-              <w:start w:type="dxa" w:w="35"/>
-              <w:end w:type="dxa" w:w="35"/>
-            </w:tcMar>
           </w:tcPr>
           <w:p>
             <w:pPr>
-              <w:spacing w:before="0" w:after="0" w:line="240" w:lineRule="auto"/>
+              <w:spacing w:after="0" w:line="240" w:lineRule="auto"/>
               <w:jc w:val="center"/>
               <w:rPr>
                 <w:rFonts w:ascii="Times New Roman" w:eastAsia="Calibri" w:hAnsi="Times New Roman" w:cs="Times New Roman"/>
@@ -3682,20 +3686,20 @@
         </w:tc>
         <w:tc>
           <w:tcPr>
-            <w:tcW w:w="780" w:type="dxa"/>
+            <w:tcW w:w="540" w:type="dxa"/>
+            <w:noWrap/>
+            <w:tcMar>
+              <w:top w:w="45" w:type="dxa"/>
+              <w:left w:w="35" w:type="dxa"/>
+              <w:bottom w:w="45" w:type="dxa"/>
+              <w:right w:w="35" w:type="dxa"/>
+            </w:tcMar>
             <w:vAlign w:val="center"/>
-            <w:tcMar>
-              <w:top w:type="dxa" w:w="45"/>
-              <w:bottom w:type="dxa" w:w="45"/>
-              <w:start w:type="dxa" w:w="35"/>
-              <w:end w:type="dxa" w:w="35"/>
-            </w:tcMar>
-            <w:noWrap/>
           </w:tcPr>
           <w:p>
             <w:pPr>
-              <w:spacing w:before="0" w:after="0" w:line="240" w:lineRule="auto"/>
-              <w:jc w:val="right"/>
+              <w:spacing w:after="0" w:line="240" w:lineRule="auto"/>
+              <w:jc w:val="center"/>
               <w:rPr>
                 <w:rFonts w:ascii="Times New Roman" w:eastAsia="Calibri" w:hAnsi="Times New Roman" w:cs="Times New Roman"/>
                 <w:sz w:val="22"/>
@@ -3716,20 +3720,20 @@
         </w:tc>
         <w:tc>
           <w:tcPr>
-            <w:tcW w:w="500" w:type="dxa"/>
+            <w:tcW w:w="630" w:type="dxa"/>
+            <w:noWrap/>
+            <w:tcMar>
+              <w:top w:w="45" w:type="dxa"/>
+              <w:left w:w="35" w:type="dxa"/>
+              <w:bottom w:w="45" w:type="dxa"/>
+              <w:right w:w="35" w:type="dxa"/>
+            </w:tcMar>
             <w:vAlign w:val="center"/>
-            <w:tcMar>
-              <w:top w:type="dxa" w:w="45"/>
-              <w:bottom w:type="dxa" w:w="45"/>
-              <w:start w:type="dxa" w:w="35"/>
-              <w:end w:type="dxa" w:w="35"/>
-            </w:tcMar>
-            <w:noWrap/>
           </w:tcPr>
           <w:p>
             <w:pPr>
-              <w:spacing w:before="0" w:after="0" w:line="240" w:lineRule="auto"/>
-              <w:jc w:val="right"/>
+              <w:spacing w:after="0" w:line="240" w:lineRule="auto"/>
+              <w:jc w:val="center"/>
               <w:rPr>
                 <w:rFonts w:ascii="Times New Roman" w:eastAsia="Calibri" w:hAnsi="Times New Roman" w:cs="Times New Roman"/>
                 <w:sz w:val="22"/>
@@ -3741,20 +3745,20 @@
         </w:tc>
         <w:tc>
           <w:tcPr>
-            <w:tcW w:w="900" w:type="dxa"/>
+            <w:tcW w:w="720" w:type="dxa"/>
+            <w:noWrap/>
+            <w:tcMar>
+              <w:top w:w="45" w:type="dxa"/>
+              <w:left w:w="35" w:type="dxa"/>
+              <w:bottom w:w="45" w:type="dxa"/>
+              <w:right w:w="35" w:type="dxa"/>
+            </w:tcMar>
             <w:vAlign w:val="center"/>
-            <w:tcMar>
-              <w:top w:type="dxa" w:w="45"/>
-              <w:bottom w:type="dxa" w:w="45"/>
-              <w:start w:type="dxa" w:w="35"/>
-              <w:end w:type="dxa" w:w="35"/>
-            </w:tcMar>
-            <w:noWrap/>
           </w:tcPr>
           <w:p>
             <w:pPr>
-              <w:spacing w:before="0" w:after="0" w:line="240" w:lineRule="auto"/>
-              <w:jc w:val="right"/>
+              <w:spacing w:after="0" w:line="240" w:lineRule="auto"/>
+              <w:jc w:val="center"/>
               <w:rPr>
                 <w:rFonts w:ascii="Times New Roman" w:eastAsia="Calibri" w:hAnsi="Times New Roman" w:cs="Times New Roman"/>
                 <w:sz w:val="22"/>
@@ -3766,20 +3770,20 @@
         </w:tc>
         <w:tc>
           <w:tcPr>
-            <w:tcW w:w="500" w:type="dxa"/>
+            <w:tcW w:w="630" w:type="dxa"/>
+            <w:noWrap/>
+            <w:tcMar>
+              <w:top w:w="45" w:type="dxa"/>
+              <w:left w:w="35" w:type="dxa"/>
+              <w:bottom w:w="45" w:type="dxa"/>
+              <w:right w:w="35" w:type="dxa"/>
+            </w:tcMar>
             <w:vAlign w:val="center"/>
-            <w:tcMar>
-              <w:top w:type="dxa" w:w="45"/>
-              <w:bottom w:type="dxa" w:w="45"/>
-              <w:start w:type="dxa" w:w="35"/>
-              <w:end w:type="dxa" w:w="35"/>
-            </w:tcMar>
-            <w:noWrap/>
           </w:tcPr>
           <w:p>
             <w:pPr>
-              <w:spacing w:before="0" w:after="0" w:line="240" w:lineRule="auto"/>
-              <w:jc w:val="right"/>
+              <w:spacing w:after="0" w:line="240" w:lineRule="auto"/>
+              <w:jc w:val="center"/>
               <w:rPr>
                 <w:rFonts w:ascii="Times New Roman" w:eastAsia="Calibri" w:hAnsi="Times New Roman" w:cs="Times New Roman"/>
                 <w:sz w:val="22"/>
@@ -3791,20 +3795,20 @@
         </w:tc>
         <w:tc>
           <w:tcPr>
-            <w:tcW w:w="900" w:type="dxa"/>
+            <w:tcW w:w="720" w:type="dxa"/>
+            <w:noWrap/>
+            <w:tcMar>
+              <w:top w:w="45" w:type="dxa"/>
+              <w:left w:w="35" w:type="dxa"/>
+              <w:bottom w:w="45" w:type="dxa"/>
+              <w:right w:w="35" w:type="dxa"/>
+            </w:tcMar>
             <w:vAlign w:val="center"/>
-            <w:tcMar>
-              <w:top w:type="dxa" w:w="45"/>
-              <w:bottom w:type="dxa" w:w="45"/>
-              <w:start w:type="dxa" w:w="35"/>
-              <w:end w:type="dxa" w:w="35"/>
-            </w:tcMar>
-            <w:noWrap/>
           </w:tcPr>
           <w:p>
             <w:pPr>
-              <w:spacing w:before="0" w:after="0" w:line="240" w:lineRule="auto"/>
-              <w:jc w:val="right"/>
+              <w:spacing w:after="0" w:line="240" w:lineRule="auto"/>
+              <w:jc w:val="center"/>
               <w:rPr>
                 <w:rFonts w:ascii="Times New Roman" w:eastAsia="Calibri" w:hAnsi="Times New Roman" w:cs="Times New Roman"/>
                 <w:sz w:val="22"/>
@@ -3816,19 +3820,19 @@
         </w:tc>
         <w:tc>
           <w:tcPr>
-            <w:tcW w:w="500" w:type="dxa"/>
+            <w:tcW w:w="630" w:type="dxa"/>
+            <w:noWrap/>
+            <w:tcMar>
+              <w:top w:w="45" w:type="dxa"/>
+              <w:left w:w="35" w:type="dxa"/>
+              <w:bottom w:w="45" w:type="dxa"/>
+              <w:right w:w="35" w:type="dxa"/>
+            </w:tcMar>
             <w:vAlign w:val="center"/>
-            <w:tcMar>
-              <w:top w:type="dxa" w:w="45"/>
-              <w:bottom w:type="dxa" w:w="45"/>
-              <w:start w:type="dxa" w:w="35"/>
-              <w:end w:type="dxa" w:w="35"/>
-            </w:tcMar>
-            <w:noWrap/>
           </w:tcPr>
           <w:p>
             <w:pPr>
-              <w:spacing w:before="0" w:after="0" w:line="240" w:lineRule="auto"/>
+              <w:spacing w:after="0" w:line="240" w:lineRule="auto"/>
               <w:jc w:val="right"/>
               <w:rPr>
                 <w:rFonts w:ascii="Times New Roman" w:eastAsia="Calibri" w:hAnsi="Times New Roman" w:cs="Times New Roman"/>
@@ -3841,19 +3845,19 @@
         </w:tc>
         <w:tc>
           <w:tcPr>
-            <w:tcW w:w="900" w:type="dxa"/>
+            <w:tcW w:w="720" w:type="dxa"/>
+            <w:noWrap/>
+            <w:tcMar>
+              <w:top w:w="45" w:type="dxa"/>
+              <w:left w:w="35" w:type="dxa"/>
+              <w:bottom w:w="45" w:type="dxa"/>
+              <w:right w:w="35" w:type="dxa"/>
+            </w:tcMar>
             <w:vAlign w:val="center"/>
-            <w:tcMar>
-              <w:top w:type="dxa" w:w="45"/>
-              <w:bottom w:type="dxa" w:w="45"/>
-              <w:start w:type="dxa" w:w="35"/>
-              <w:end w:type="dxa" w:w="35"/>
-            </w:tcMar>
-            <w:noWrap/>
           </w:tcPr>
           <w:p>
             <w:pPr>
-              <w:spacing w:before="0" w:after="0" w:line="240" w:lineRule="auto"/>
+              <w:spacing w:after="0" w:line="240" w:lineRule="auto"/>
               <w:jc w:val="right"/>
               <w:rPr>
                 <w:rFonts w:ascii="Times New Roman" w:eastAsia="Calibri" w:hAnsi="Times New Roman" w:cs="Times New Roman"/>
@@ -3866,18 +3870,18 @@
         </w:tc>
         <w:tc>
           <w:tcPr>
-            <w:tcW w:w="582" w:type="dxa"/>
+            <w:tcW w:w="877" w:type="dxa"/>
+            <w:tcMar>
+              <w:top w:w="45" w:type="dxa"/>
+              <w:left w:w="35" w:type="dxa"/>
+              <w:bottom w:w="45" w:type="dxa"/>
+              <w:right w:w="35" w:type="dxa"/>
+            </w:tcMar>
             <w:vAlign w:val="center"/>
-            <w:tcMar>
-              <w:top w:type="dxa" w:w="45"/>
-              <w:bottom w:type="dxa" w:w="45"/>
-              <w:start w:type="dxa" w:w="35"/>
-              <w:end w:type="dxa" w:w="35"/>
-            </w:tcMar>
           </w:tcPr>
           <w:p>
             <w:pPr>
-              <w:spacing w:before="0" w:after="0" w:line="240" w:lineRule="auto"/>
+              <w:spacing w:after="0" w:line="240" w:lineRule="auto"/>
               <w:jc w:val="center"/>
               <w:rPr>
                 <w:rFonts w:ascii="Times New Roman" w:eastAsia="Calibri" w:hAnsi="Times New Roman" w:cs="Times New Roman"/>
@@ -3897,19 +3901,18 @@
         <w:tc>
           <w:tcPr>
             <w:tcW w:w="700" w:type="dxa"/>
+            <w:noWrap/>
+            <w:tcMar>
+              <w:top w:w="45" w:type="dxa"/>
+              <w:left w:w="35" w:type="dxa"/>
+              <w:bottom w:w="45" w:type="dxa"/>
+              <w:right w:w="35" w:type="dxa"/>
+            </w:tcMar>
             <w:vAlign w:val="center"/>
-            <w:tcMar>
-              <w:top w:type="dxa" w:w="45"/>
-              <w:bottom w:type="dxa" w:w="45"/>
-              <w:start w:type="dxa" w:w="35"/>
-              <w:end w:type="dxa" w:w="35"/>
-            </w:tcMar>
-            <w:noWrap/>
           </w:tcPr>
           <w:p>
             <w:pPr>
-              <w:spacing w:before="0" w:after="0" w:line="240" w:lineRule="auto"/>
-              <w:jc w:val="left"/>
+              <w:spacing w:after="0" w:line="240" w:lineRule="auto"/>
               <w:rPr>
                 <w:rFonts w:ascii="Times New Roman" w:eastAsia="Calibri" w:hAnsi="Times New Roman" w:cs="Times New Roman"/>
                 <w:sz w:val="22"/>
@@ -3922,18 +3925,18 @@
         <w:tc>
           <w:tcPr>
             <w:tcW w:w="800" w:type="dxa"/>
+            <w:noWrap/>
+            <w:tcMar>
+              <w:top w:w="45" w:type="dxa"/>
+              <w:left w:w="35" w:type="dxa"/>
+              <w:bottom w:w="45" w:type="dxa"/>
+              <w:right w:w="35" w:type="dxa"/>
+            </w:tcMar>
             <w:vAlign w:val="center"/>
-            <w:tcMar>
-              <w:top w:type="dxa" w:w="45"/>
-              <w:bottom w:type="dxa" w:w="45"/>
-              <w:start w:type="dxa" w:w="35"/>
-              <w:end w:type="dxa" w:w="35"/>
-            </w:tcMar>
-            <w:noWrap/>
           </w:tcPr>
           <w:p>
             <w:pPr>
-              <w:spacing w:before="0" w:after="0" w:line="240" w:lineRule="auto"/>
+              <w:spacing w:after="0" w:line="240" w:lineRule="auto"/>
               <w:jc w:val="center"/>
               <w:rPr>
                 <w:rFonts w:ascii="Times New Roman" w:eastAsia="Calibri" w:hAnsi="Times New Roman" w:cs="Times New Roman"/>
@@ -3947,18 +3950,17 @@
         <w:tc>
           <w:tcPr>
             <w:tcW w:w="1600" w:type="dxa"/>
+            <w:tcMar>
+              <w:top w:w="45" w:type="dxa"/>
+              <w:left w:w="35" w:type="dxa"/>
+              <w:bottom w:w="45" w:type="dxa"/>
+              <w:right w:w="35" w:type="dxa"/>
+            </w:tcMar>
             <w:vAlign w:val="center"/>
-            <w:tcMar>
-              <w:top w:type="dxa" w:w="45"/>
-              <w:bottom w:type="dxa" w:w="45"/>
-              <w:start w:type="dxa" w:w="35"/>
-              <w:end w:type="dxa" w:w="35"/>
-            </w:tcMar>
           </w:tcPr>
           <w:p>
             <w:pPr>
-              <w:spacing w:before="0" w:after="0" w:line="240" w:lineRule="auto"/>
-              <w:jc w:val="left"/>
+              <w:spacing w:after="0" w:line="240" w:lineRule="auto"/>
               <w:rPr>
                 <w:rFonts w:ascii="Times New Roman" w:eastAsia="Calibri" w:hAnsi="Times New Roman" w:cs="Times New Roman"/>
                 <w:sz w:val="22"/>
@@ -3988,18 +3990,18 @@
         </w:tc>
         <w:tc>
           <w:tcPr>
-            <w:tcW w:w="400" w:type="dxa"/>
+            <w:tcW w:w="495" w:type="dxa"/>
+            <w:tcMar>
+              <w:top w:w="45" w:type="dxa"/>
+              <w:left w:w="35" w:type="dxa"/>
+              <w:bottom w:w="45" w:type="dxa"/>
+              <w:right w:w="35" w:type="dxa"/>
+            </w:tcMar>
             <w:vAlign w:val="center"/>
-            <w:tcMar>
-              <w:top w:type="dxa" w:w="45"/>
-              <w:bottom w:type="dxa" w:w="45"/>
-              <w:start w:type="dxa" w:w="35"/>
-              <w:end w:type="dxa" w:w="35"/>
-            </w:tcMar>
           </w:tcPr>
           <w:p>
             <w:pPr>
-              <w:spacing w:before="0" w:after="0" w:line="240" w:lineRule="auto"/>
+              <w:spacing w:after="0" w:line="240" w:lineRule="auto"/>
               <w:jc w:val="center"/>
               <w:rPr>
                 <w:rFonts w:ascii="Times New Roman" w:eastAsia="Calibri" w:hAnsi="Times New Roman" w:cs="Times New Roman"/>
@@ -4012,20 +4014,20 @@
         </w:tc>
         <w:tc>
           <w:tcPr>
-            <w:tcW w:w="780" w:type="dxa"/>
+            <w:tcW w:w="540" w:type="dxa"/>
+            <w:noWrap/>
+            <w:tcMar>
+              <w:top w:w="45" w:type="dxa"/>
+              <w:left w:w="35" w:type="dxa"/>
+              <w:bottom w:w="45" w:type="dxa"/>
+              <w:right w:w="35" w:type="dxa"/>
+            </w:tcMar>
             <w:vAlign w:val="center"/>
-            <w:tcMar>
-              <w:top w:type="dxa" w:w="45"/>
-              <w:bottom w:type="dxa" w:w="45"/>
-              <w:start w:type="dxa" w:w="35"/>
-              <w:end w:type="dxa" w:w="35"/>
-            </w:tcMar>
-            <w:noWrap/>
           </w:tcPr>
           <w:p>
             <w:pPr>
-              <w:spacing w:before="0" w:after="0" w:line="240" w:lineRule="auto"/>
-              <w:jc w:val="right"/>
+              <w:spacing w:after="0" w:line="240" w:lineRule="auto"/>
+              <w:jc w:val="center"/>
               <w:rPr>
                 <w:rFonts w:ascii="Times New Roman" w:eastAsia="Calibri" w:hAnsi="Times New Roman" w:cs="Times New Roman"/>
                 <w:sz w:val="22"/>
@@ -4037,20 +4039,20 @@
         </w:tc>
         <w:tc>
           <w:tcPr>
-            <w:tcW w:w="500" w:type="dxa"/>
+            <w:tcW w:w="630" w:type="dxa"/>
+            <w:noWrap/>
+            <w:tcMar>
+              <w:top w:w="45" w:type="dxa"/>
+              <w:left w:w="35" w:type="dxa"/>
+              <w:bottom w:w="45" w:type="dxa"/>
+              <w:right w:w="35" w:type="dxa"/>
+            </w:tcMar>
             <w:vAlign w:val="center"/>
-            <w:tcMar>
-              <w:top w:type="dxa" w:w="45"/>
-              <w:bottom w:type="dxa" w:w="45"/>
-              <w:start w:type="dxa" w:w="35"/>
-              <w:end w:type="dxa" w:w="35"/>
-            </w:tcMar>
-            <w:noWrap/>
           </w:tcPr>
           <w:p>
             <w:pPr>
-              <w:spacing w:before="0" w:after="0" w:line="240" w:lineRule="auto"/>
-              <w:jc w:val="right"/>
+              <w:spacing w:after="0" w:line="240" w:lineRule="auto"/>
+              <w:jc w:val="center"/>
               <w:rPr>
                 <w:rFonts w:ascii="Times New Roman" w:eastAsia="Calibri" w:hAnsi="Times New Roman" w:cs="Times New Roman"/>
                 <w:sz w:val="22"/>
@@ -4071,20 +4073,20 @@
         </w:tc>
         <w:tc>
           <w:tcPr>
-            <w:tcW w:w="900" w:type="dxa"/>
+            <w:tcW w:w="720" w:type="dxa"/>
+            <w:noWrap/>
+            <w:tcMar>
+              <w:top w:w="45" w:type="dxa"/>
+              <w:left w:w="35" w:type="dxa"/>
+              <w:bottom w:w="45" w:type="dxa"/>
+              <w:right w:w="35" w:type="dxa"/>
+            </w:tcMar>
             <w:vAlign w:val="center"/>
-            <w:tcMar>
-              <w:top w:type="dxa" w:w="45"/>
-              <w:bottom w:type="dxa" w:w="45"/>
-              <w:start w:type="dxa" w:w="35"/>
-              <w:end w:type="dxa" w:w="35"/>
-            </w:tcMar>
-            <w:noWrap/>
           </w:tcPr>
           <w:p>
             <w:pPr>
-              <w:spacing w:before="0" w:after="0" w:line="240" w:lineRule="auto"/>
-              <w:jc w:val="right"/>
+              <w:spacing w:after="0" w:line="240" w:lineRule="auto"/>
+              <w:jc w:val="center"/>
               <w:rPr>
                 <w:rFonts w:ascii="Times New Roman" w:eastAsia="Calibri" w:hAnsi="Times New Roman" w:cs="Times New Roman"/>
                 <w:sz w:val="22"/>
@@ -4105,20 +4107,20 @@
         </w:tc>
         <w:tc>
           <w:tcPr>
-            <w:tcW w:w="500" w:type="dxa"/>
+            <w:tcW w:w="630" w:type="dxa"/>
+            <w:noWrap/>
+            <w:tcMar>
+              <w:top w:w="45" w:type="dxa"/>
+              <w:left w:w="35" w:type="dxa"/>
+              <w:bottom w:w="45" w:type="dxa"/>
+              <w:right w:w="35" w:type="dxa"/>
+            </w:tcMar>
             <w:vAlign w:val="center"/>
-            <w:tcMar>
-              <w:top w:type="dxa" w:w="45"/>
-              <w:bottom w:type="dxa" w:w="45"/>
-              <w:start w:type="dxa" w:w="35"/>
-              <w:end w:type="dxa" w:w="35"/>
-            </w:tcMar>
-            <w:noWrap/>
           </w:tcPr>
           <w:p>
             <w:pPr>
-              <w:spacing w:before="0" w:after="0" w:line="240" w:lineRule="auto"/>
-              <w:jc w:val="right"/>
+              <w:spacing w:after="0" w:line="240" w:lineRule="auto"/>
+              <w:jc w:val="center"/>
               <w:rPr>
                 <w:rFonts w:ascii="Times New Roman" w:eastAsia="Calibri" w:hAnsi="Times New Roman" w:cs="Times New Roman"/>
                 <w:sz w:val="22"/>
@@ -4139,20 +4141,20 @@
         </w:tc>
         <w:tc>
           <w:tcPr>
-            <w:tcW w:w="900" w:type="dxa"/>
+            <w:tcW w:w="720" w:type="dxa"/>
+            <w:noWrap/>
+            <w:tcMar>
+              <w:top w:w="45" w:type="dxa"/>
+              <w:left w:w="35" w:type="dxa"/>
+              <w:bottom w:w="45" w:type="dxa"/>
+              <w:right w:w="35" w:type="dxa"/>
+            </w:tcMar>
             <w:vAlign w:val="center"/>
-            <w:tcMar>
-              <w:top w:type="dxa" w:w="45"/>
-              <w:bottom w:type="dxa" w:w="45"/>
-              <w:start w:type="dxa" w:w="35"/>
-              <w:end w:type="dxa" w:w="35"/>
-            </w:tcMar>
-            <w:noWrap/>
           </w:tcPr>
           <w:p>
             <w:pPr>
-              <w:spacing w:before="0" w:after="0" w:line="240" w:lineRule="auto"/>
-              <w:jc w:val="right"/>
+              <w:spacing w:after="0" w:line="240" w:lineRule="auto"/>
+              <w:jc w:val="center"/>
               <w:rPr>
                 <w:rFonts w:ascii="Times New Roman" w:eastAsia="Calibri" w:hAnsi="Times New Roman" w:cs="Times New Roman"/>
                 <w:sz w:val="22"/>
@@ -4173,19 +4175,19 @@
         </w:tc>
         <w:tc>
           <w:tcPr>
-            <w:tcW w:w="500" w:type="dxa"/>
+            <w:tcW w:w="630" w:type="dxa"/>
+            <w:noWrap/>
+            <w:tcMar>
+              <w:top w:w="45" w:type="dxa"/>
+              <w:left w:w="35" w:type="dxa"/>
+              <w:bottom w:w="45" w:type="dxa"/>
+              <w:right w:w="35" w:type="dxa"/>
+            </w:tcMar>
             <w:vAlign w:val="center"/>
-            <w:tcMar>
-              <w:top w:type="dxa" w:w="45"/>
-              <w:bottom w:type="dxa" w:w="45"/>
-              <w:start w:type="dxa" w:w="35"/>
-              <w:end w:type="dxa" w:w="35"/>
-            </w:tcMar>
-            <w:noWrap/>
           </w:tcPr>
           <w:p>
             <w:pPr>
-              <w:spacing w:before="0" w:after="0" w:line="240" w:lineRule="auto"/>
+              <w:spacing w:after="0" w:line="240" w:lineRule="auto"/>
               <w:jc w:val="right"/>
               <w:rPr>
                 <w:rFonts w:ascii="Times New Roman" w:eastAsia="Calibri" w:hAnsi="Times New Roman" w:cs="Times New Roman"/>
@@ -4198,19 +4200,19 @@
         </w:tc>
         <w:tc>
           <w:tcPr>
-            <w:tcW w:w="900" w:type="dxa"/>
+            <w:tcW w:w="720" w:type="dxa"/>
+            <w:noWrap/>
+            <w:tcMar>
+              <w:top w:w="45" w:type="dxa"/>
+              <w:left w:w="35" w:type="dxa"/>
+              <w:bottom w:w="45" w:type="dxa"/>
+              <w:right w:w="35" w:type="dxa"/>
+            </w:tcMar>
             <w:vAlign w:val="center"/>
-            <w:tcMar>
-              <w:top w:type="dxa" w:w="45"/>
-              <w:bottom w:type="dxa" w:w="45"/>
-              <w:start w:type="dxa" w:w="35"/>
-              <w:end w:type="dxa" w:w="35"/>
-            </w:tcMar>
-            <w:noWrap/>
           </w:tcPr>
           <w:p>
             <w:pPr>
-              <w:spacing w:before="0" w:after="0" w:line="240" w:lineRule="auto"/>
+              <w:spacing w:after="0" w:line="240" w:lineRule="auto"/>
               <w:jc w:val="right"/>
               <w:rPr>
                 <w:rFonts w:ascii="Times New Roman" w:eastAsia="Calibri" w:hAnsi="Times New Roman" w:cs="Times New Roman"/>
@@ -4223,18 +4225,18 @@
         </w:tc>
         <w:tc>
           <w:tcPr>
-            <w:tcW w:w="582" w:type="dxa"/>
+            <w:tcW w:w="877" w:type="dxa"/>
+            <w:tcMar>
+              <w:top w:w="45" w:type="dxa"/>
+              <w:left w:w="35" w:type="dxa"/>
+              <w:bottom w:w="45" w:type="dxa"/>
+              <w:right w:w="35" w:type="dxa"/>
+            </w:tcMar>
             <w:vAlign w:val="center"/>
-            <w:tcMar>
-              <w:top w:type="dxa" w:w="45"/>
-              <w:bottom w:type="dxa" w:w="45"/>
-              <w:start w:type="dxa" w:w="35"/>
-              <w:end w:type="dxa" w:w="35"/>
-            </w:tcMar>
           </w:tcPr>
           <w:p>
             <w:pPr>
-              <w:spacing w:before="0" w:after="0" w:line="240" w:lineRule="auto"/>
+              <w:spacing w:after="0" w:line="240" w:lineRule="auto"/>
               <w:jc w:val="center"/>
               <w:rPr>
                 <w:rFonts w:ascii="Times New Roman" w:eastAsia="Calibri" w:hAnsi="Times New Roman" w:cs="Times New Roman"/>
@@ -4269,6 +4271,17 @@
                 <w:i/>
                 <w:iCs/>
                 <w:szCs w:val="28"/>
+                <w:lang w:val="en-US"/>
+              </w:rPr>
+            </w:pPr>
+          </w:p>
+          <w:p>
+            <w:pPr>
+              <w:jc w:val="center"/>
+              <w:rPr>
+                <w:i/>
+                <w:iCs/>
+                <w:szCs w:val="28"/>
               </w:rPr>
             </w:pPr>
             <w:r>
@@ -4337,6 +4350,7 @@
         </w:tc>
       </w:tr>
     </w:tbl>
+    <w:p/>
     <w:sectPr>
       <w:headerReference w:type="even" r:id="rId7"/>
       <w:headerReference w:type="default" r:id="rId8"/>
@@ -17189,200 +17203,4 @@
     </a:ext>
   </a:extLst>
 </a:theme>
-</file>
-
-<file path=_xmlsignatures/sig1.xml><?xml version="1.0" encoding="utf-8"?>
-<Signature xmlns="http://www.w3.org/2000/09/xmldsig#" Id="idPackageSignature">
-  <SignedInfo>
-    <CanonicalizationMethod Algorithm="http://www.w3.org/TR/2001/REC-xml-c14n-20010315"/>
-    <SignatureMethod Algorithm="http://www.w3.org/2001/04/xmldsig-more#rsa-sha256"/>
-    <Reference Type="http://www.w3.org/2000/09/xmldsig#Object" URI="#idPackageObject">
-      <DigestMethod Algorithm="http://www.w3.org/2001/04/xmlenc#sha256"/>
-      <DigestValue>wpoiqI4yoTErBsPJUWp6eigXaVjP4Lw1MjiUi81M9tM=</DigestValue>
-    </Reference>
-    <Reference Type="http://www.w3.org/2000/09/xmldsig#Object" URI="#idOfficeObject">
-      <DigestMethod Algorithm="http://www.w3.org/2001/04/xmlenc#sha256"/>
-      <DigestValue>+knhtkniEhS0IyqnHYBzM5NTkzyRW9p4EKnIfwFBfOU=</DigestValue>
-    </Reference>
-    <Reference Type="http://uri.etsi.org/01903#SignedProperties" URI="#idSignedProperties">
-      <Transforms>
-        <Transform Algorithm="http://www.w3.org/TR/2001/REC-xml-c14n-20010315"/>
-      </Transforms>
-      <DigestMethod Algorithm="http://www.w3.org/2001/04/xmlenc#sha256"/>
-      <DigestValue>rYTjE20jJkjvKyyPdzsOqHjCBD/W8Svtq9GMc2ek1fM=</DigestValue>
-    </Reference>
-  </SignedInfo>
-  <SignatureValue>J7c5CzwxZIcAwLOIm0OD4YA2DZlLJjp0uyf+c04Kg821pyBcqpB3bfhvgWIScF/Un52VKBM2d9AJ
-qTYmRS/7tTl7bp/B6OmIy0LhyHCTk4l9fhLTAPmcL9AllNs3HbqqfrbwWxd3+ltExW+pL2YRFGHy
-/hcjw8DDvSjO/zJPsRIwlQH72mgFNPt0i4OAhg0/RWBT0SU1xhvrEylhcyc49N3QirbPxriZv/jZ
-Hi0e7WpoQkWqrgSOrv9W6/qQ6hFHuqSX8MCbs244Q9C2NdhYqGAe4bJYooFMR3PIjA7QJPQhAKR9
-GG8jq8Z/ll8YR4kZoHuqIkfXyaOpa39odGNmxLOnKu/GrzM1LoKH/FVdDeP2AT+ea9i5A2sVLKok
-OI+tHQWbQurqqSs7xvi+oh1X4o1LebZmTkLJgdB/DcVMqJMVF4La9rCUTQFhbOiUvTp/vFUOeiZj
-EJhAvW9EhwPK+kGaOxrsnzifSY8OWW2yPQ/wvbro0pq2H1g6I5LzBLUn</SignatureValue>
-  <KeyInfo>
-    <X509Data>
-      <X509Certificate>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</X509Certificate>
-    </X509Data>
-  </KeyInfo>
-  <Object Id="idPackageObject">
-    <Manifest>
-      <Reference URI="/_rels/.rels?ContentType=application/vnd.openxmlformats-package.relationships+xml">
-        <Transforms>
-          <Transform Algorithm="http://schemas.openxmlformats.org/package/2006/RelationshipTransform">
-            <mdssi:RelationshipReference xmlns:mdssi="http://schemas.openxmlformats.org/package/2006/digital-signature" SourceId="rId1"/>
-          </Transform>
-          <Transform Algorithm="http://www.w3.org/TR/2001/REC-xml-c14n-20010315"/>
-        </Transforms>
-        <DigestMethod Algorithm="http://www.w3.org/2001/04/xmlenc#sha256"/>
-        <DigestValue>Mq3mDDWudLiaQFa1psBgLG+/en7p7r8re0MtlxnuiUI=</DigestValue>
-      </Reference>
-      <Reference URI="/word/_rels/document.xml.rels?ContentType=application/vnd.openxmlformats-package.relationships+xml">
-        <Transforms>
-          <Transform Algorithm="http://schemas.openxmlformats.org/package/2006/RelationshipTransform">
-            <mdssi:RelationshipReference xmlns:mdssi="http://schemas.openxmlformats.org/package/2006/digital-signature" SourceId="rId14"/>
-            <mdssi:RelationshipReference xmlns:mdssi="http://schemas.openxmlformats.org/package/2006/digital-signature" SourceId="rId8"/>
-            <mdssi:RelationshipReference xmlns:mdssi="http://schemas.openxmlformats.org/package/2006/digital-signature" SourceId="rId13"/>
-            <mdssi:RelationshipReference xmlns:mdssi="http://schemas.openxmlformats.org/package/2006/digital-signature" SourceId="rId3"/>
-            <mdssi:RelationshipReference xmlns:mdssi="http://schemas.openxmlformats.org/package/2006/digital-signature" SourceId="rId7"/>
-            <mdssi:RelationshipReference xmlns:mdssi="http://schemas.openxmlformats.org/package/2006/digital-signature" SourceId="rId12"/>
-            <mdssi:RelationshipReference xmlns:mdssi="http://schemas.openxmlformats.org/package/2006/digital-signature" SourceId="rId2"/>
-            <mdssi:RelationshipReference xmlns:mdssi="http://schemas.openxmlformats.org/package/2006/digital-signature" SourceId="rId1"/>
-            <mdssi:RelationshipReference xmlns:mdssi="http://schemas.openxmlformats.org/package/2006/digital-signature" SourceId="rId6"/>
-            <mdssi:RelationshipReference xmlns:mdssi="http://schemas.openxmlformats.org/package/2006/digital-signature" SourceId="rId11"/>
-            <mdssi:RelationshipReference xmlns:mdssi="http://schemas.openxmlformats.org/package/2006/digital-signature" SourceId="rId5"/>
-            <mdssi:RelationshipReference xmlns:mdssi="http://schemas.openxmlformats.org/package/2006/digital-signature" SourceId="rId10"/>
-            <mdssi:RelationshipReference xmlns:mdssi="http://schemas.openxmlformats.org/package/2006/digital-signature" SourceId="rId4"/>
-            <mdssi:RelationshipReference xmlns:mdssi="http://schemas.openxmlformats.org/package/2006/digital-signature" SourceId="rId9"/>
-          </Transform>
-          <Transform Algorithm="http://www.w3.org/TR/2001/REC-xml-c14n-20010315"/>
-        </Transforms>
-        <DigestMethod Algorithm="http://www.w3.org/2001/04/xmlenc#sha256"/>
-        <DigestValue>dtQE+1I2pmf5G2tPLtKIIKOmTrJRuTtNLHD0gpDb4fc=</DigestValue>
-      </Reference>
-      <Reference URI="/word/document.xml?ContentType=application/vnd.openxmlformats-officedocument.wordprocessingml.document.main+xml">
-        <DigestMethod Algorithm="http://www.w3.org/2001/04/xmlenc#sha256"/>
-        <DigestValue>G1ollIaW6y9SYgpnyMQYcYVLYugajTqxgFJB4nRlijw=</DigestValue>
-      </Reference>
-      <Reference URI="/word/endnotes.xml?ContentType=application/vnd.openxmlformats-officedocument.wordprocessingml.endnotes+xml">
-        <DigestMethod Algorithm="http://www.w3.org/2001/04/xmlenc#sha256"/>
-        <DigestValue>Oe7xsbNdusGa5iCX7lavzEWm87iV6dvArUu/ptYRzHw=</DigestValue>
-      </Reference>
-      <Reference URI="/word/fontTable.xml?ContentType=application/vnd.openxmlformats-officedocument.wordprocessingml.fontTable+xml">
-        <DigestMethod Algorithm="http://www.w3.org/2001/04/xmlenc#sha256"/>
-        <DigestValue>LnsuikoSdjF4bcZ2mZ8GncZM36zhc9Ylomjlfit7OtU=</DigestValue>
-      </Reference>
-      <Reference URI="/word/footer1.xml?ContentType=application/vnd.openxmlformats-officedocument.wordprocessingml.footer+xml">
-        <DigestMethod Algorithm="http://www.w3.org/2001/04/xmlenc#sha256"/>
-        <DigestValue>Qmn/EIjcslBkLp2uOR6J0fh8tJNARUfLge9xHLf+j74=</DigestValue>
-      </Reference>
-      <Reference URI="/word/footer2.xml?ContentType=application/vnd.openxmlformats-officedocument.wordprocessingml.footer+xml">
-        <DigestMethod Algorithm="http://www.w3.org/2001/04/xmlenc#sha256"/>
-        <DigestValue>Dsf76hmazHvi2YZpjUbIN1tpL2Bmcls6M716XbT/E4w=</DigestValue>
-      </Reference>
-      <Reference URI="/word/footer3.xml?ContentType=application/vnd.openxmlformats-officedocument.wordprocessingml.footer+xml">
-        <DigestMethod Algorithm="http://www.w3.org/2001/04/xmlenc#sha256"/>
-        <DigestValue>iSAvve4qri1d691QdMz+Ffxjt9xna2/8NsiF5wAUD8I=</DigestValue>
-      </Reference>
-      <Reference URI="/word/footnotes.xml?ContentType=application/vnd.openxmlformats-officedocument.wordprocessingml.footnotes+xml">
-        <DigestMethod Algorithm="http://www.w3.org/2001/04/xmlenc#sha256"/>
-        <DigestValue>Zn7wz3uXgJXPjZTXExnvS24JpwsZtYQqeRbcxlZtmrg=</DigestValue>
-      </Reference>
-      <Reference URI="/word/header1.xml?ContentType=application/vnd.openxmlformats-officedocument.wordprocessingml.header+xml">
-        <DigestMethod Algorithm="http://www.w3.org/2001/04/xmlenc#sha256"/>
-        <DigestValue>usCfS6uyYWICXf/+dlmjcQafOd7O4B0chCeTDf9oDws=</DigestValue>
-      </Reference>
-      <Reference URI="/word/header2.xml?ContentType=application/vnd.openxmlformats-officedocument.wordprocessingml.header+xml">
-        <DigestMethod Algorithm="http://www.w3.org/2001/04/xmlenc#sha256"/>
-        <DigestValue>QUAeGXzYlfLCLkQezhD4vIAZhVYiDWk/bbUSGdNImFA=</DigestValue>
-      </Reference>
-      <Reference URI="/word/header3.xml?ContentType=application/vnd.openxmlformats-officedocument.wordprocessingml.header+xml">
-        <DigestMethod Algorithm="http://www.w3.org/2001/04/xmlenc#sha256"/>
-        <DigestValue>yQ5Tr6EZ9N24NLDbMADYysBEiNrIftSkybMc4rEK46Y=</DigestValue>
-      </Reference>
-      <Reference URI="/word/numbering.xml?ContentType=application/vnd.openxmlformats-officedocument.wordprocessingml.numbering+xml">
-        <DigestMethod Algorithm="http://www.w3.org/2001/04/xmlenc#sha256"/>
-        <DigestValue>A2Qnvl48JkPY8bKnnpI88nMcah83H/DAEoKHBLnTPHM=</DigestValue>
-      </Reference>
-      <Reference URI="/word/settings.xml?ContentType=application/vnd.openxmlformats-officedocument.wordprocessingml.settings+xml">
-        <DigestMethod Algorithm="http://www.w3.org/2001/04/xmlenc#sha256"/>
-        <DigestValue>TpIliTwMyyFvkZbvrGu/bFo+f/OZ7biOJ34LQSyQnzg=</DigestValue>
-      </Reference>
-      <Reference URI="/word/styles.xml?ContentType=application/vnd.openxmlformats-officedocument.wordprocessingml.styles+xml">
-        <DigestMethod Algorithm="http://www.w3.org/2001/04/xmlenc#sha256"/>
-        <DigestValue>LEmBCBFjOwWXtkUtjesxIX0PEPTSKqsQMLGOF2YjhaU=</DigestValue>
-      </Reference>
-      <Reference URI="/word/theme/theme1.xml?ContentType=application/vnd.openxmlformats-officedocument.theme+xml">
-        <DigestMethod Algorithm="http://www.w3.org/2001/04/xmlenc#sha256"/>
-        <DigestValue>03Yn7Rpb2kD6M5zCEVxw214BnxsShza5KyZxgFMUNMY=</DigestValue>
-      </Reference>
-      <Reference URI="/word/webSettings.xml?ContentType=application/vnd.openxmlformats-officedocument.wordprocessingml.webSettings+xml">
-        <DigestMethod Algorithm="http://www.w3.org/2001/04/xmlenc#sha256"/>
-        <DigestValue>8vb+dnljSWO/SbrmX5QfQZNN5Czus6gGr6xLq5InSFM=</DigestValue>
-      </Reference>
-    </Manifest>
-    <SignatureProperties>
-      <SignatureProperty Id="idSignatureTime" Target="#idPackageSignature">
-        <mdssi:SignatureTime xmlns:mdssi="http://schemas.openxmlformats.org/package/2006/digital-signature">
-          <mdssi:Format>YYYY-MM-DDThh:mm:ssTZD</mdssi:Format>
-          <mdssi:Value>2026-01-28T04:04:22Z</mdssi:Value>
-        </mdssi:SignatureTime>
-      </SignatureProperty>
-    </SignatureProperties>
-  </Object>
-  <Object Id="idOfficeObject">
-    <SignatureProperties>
-      <SignatureProperty Id="idOfficeV1Details" Target="#idPackageSignature">
-        <SignatureInfoV1 xmlns="http://schemas.microsoft.com/office/2006/digsig">
-          <SetupID/>
-          <SignatureText/>
-          <SignatureImage/>
-          <SignatureComments/>
-          <WindowsVersion>10.0</WindowsVersion>
-          <OfficeVersion>16.0.19127/27</OfficeVersion>
-          <ApplicationVersion>16.0.19127</ApplicationVersion>
-          <Monitors>1</Monitors>
-          <HorizontalResolution>1920</HorizontalResolution>
-          <VerticalResolution>1080</VerticalResolution>
-          <ColorDepth>32</ColorDepth>
-          <SignatureProviderId>{00000000-0000-0000-0000-000000000000}</SignatureProviderId>
-          <SignatureProviderUrl/>
-          <SignatureProviderDetails>9</SignatureProviderDetails>
-          <SignatureType>1</SignatureType>
-        </SignatureInfoV1>
-      </SignatureProperty>
-    </SignatureProperties>
-  </Object>
-  <Object>
-    <xd:QualifyingProperties xmlns:xd="http://uri.etsi.org/01903/v1.3.2#" Target="#idPackageSignature">
-      <xd:SignedProperties Id="idSignedProperties">
-        <xd:SignedSignatureProperties>
-          <xd:SigningTime>2026-01-28T04:04:22Z</xd:SigningTime>
-          <xd:SigningCertificate>
-            <xd:Cert>
-              <xd:CertDigest>
-                <DigestMethod Algorithm="http://www.w3.org/2001/04/xmlenc#sha256"/>
-                <DigestValue>2qc3zxxGmdrPoGB2Ept6DqzymvirST/HLK615CUOdrg=</DigestValue>
-              </xd:CertDigest>
-              <xd:IssuerSerial>
-                <X509IssuerName>CN=CA phục vụ cho dịch vụ phần mềm G2, O=Ban Cơ yếu Chính phủ, C=VN</X509IssuerName>
-                <X509SerialNumber>8447564535889931591</X509SerialNumber>
-              </xd:IssuerSerial>
-            </xd:Cert>
-          </xd:SigningCertificate>
-          <xd:SignaturePolicyIdentifier>
-            <xd:SignaturePolicyImplied/>
-          </xd:SignaturePolicyIdentifier>
-        </xd:SignedSignatureProperties>
-      </xd:SignedProperties>
-      <xd:UnsignedProperties>
-        <xd:UnsignedSignatureProperties>
-          <xd:CertificateValues>
-            <xd:EncapsulatedX509Certificate>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</xd:EncapsulatedX509Certificate>
-            <xd:EncapsulatedX509Certificate>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</xd:EncapsulatedX509Certificate>
-          </xd:CertificateValues>
-        </xd:UnsignedSignatureProperties>
-      </xd:UnsignedProperties>
-    </xd:QualifyingProperties>
-  </Object>
-</Signature>
 </file>
--- a/src/TaxMate.Infrastructure/Templates/Tax/2026/mau-s2d-hkd.docx
+++ b/src/TaxMate.Infrastructure/Templates/Tax/2026/mau-s2d-hkd.docx
@@ -17189,200 +17189,4 @@
     </a:ext>
   </a:extLst>
 </a:theme>
-</file>
-
-<file path=_xmlsignatures/sig1.xml><?xml version="1.0" encoding="utf-8"?>
-<Signature xmlns="http://www.w3.org/2000/09/xmldsig#" Id="idPackageSignature">
-  <SignedInfo>
-    <CanonicalizationMethod Algorithm="http://www.w3.org/TR/2001/REC-xml-c14n-20010315"/>
-    <SignatureMethod Algorithm="http://www.w3.org/2001/04/xmldsig-more#rsa-sha256"/>
-    <Reference Type="http://www.w3.org/2000/09/xmldsig#Object" URI="#idPackageObject">
-      <DigestMethod Algorithm="http://www.w3.org/2001/04/xmlenc#sha256"/>
-      <DigestValue>wpoiqI4yoTErBsPJUWp6eigXaVjP4Lw1MjiUi81M9tM=</DigestValue>
-    </Reference>
-    <Reference Type="http://www.w3.org/2000/09/xmldsig#Object" URI="#idOfficeObject">
-      <DigestMethod Algorithm="http://www.w3.org/2001/04/xmlenc#sha256"/>
-      <DigestValue>+knhtkniEhS0IyqnHYBzM5NTkzyRW9p4EKnIfwFBfOU=</DigestValue>
-    </Reference>
-    <Reference Type="http://uri.etsi.org/01903#SignedProperties" URI="#idSignedProperties">
-      <Transforms>
-        <Transform Algorithm="http://www.w3.org/TR/2001/REC-xml-c14n-20010315"/>
-      </Transforms>
-      <DigestMethod Algorithm="http://www.w3.org/2001/04/xmlenc#sha256"/>
-      <DigestValue>rYTjE20jJkjvKyyPdzsOqHjCBD/W8Svtq9GMc2ek1fM=</DigestValue>
-    </Reference>
-  </SignedInfo>
-  <SignatureValue>J7c5CzwxZIcAwLOIm0OD4YA2DZlLJjp0uyf+c04Kg821pyBcqpB3bfhvgWIScF/Un52VKBM2d9AJ
-qTYmRS/7tTl7bp/B6OmIy0LhyHCTk4l9fhLTAPmcL9AllNs3HbqqfrbwWxd3+ltExW+pL2YRFGHy
-/hcjw8DDvSjO/zJPsRIwlQH72mgFNPt0i4OAhg0/RWBT0SU1xhvrEylhcyc49N3QirbPxriZv/jZ
-Hi0e7WpoQkWqrgSOrv9W6/qQ6hFHuqSX8MCbs244Q9C2NdhYqGAe4bJYooFMR3PIjA7QJPQhAKR9
-GG8jq8Z/ll8YR4kZoHuqIkfXyaOpa39odGNmxLOnKu/GrzM1LoKH/FVdDeP2AT+ea9i5A2sVLKok
-OI+tHQWbQurqqSs7xvi+oh1X4o1LebZmTkLJgdB/DcVMqJMVF4La9rCUTQFhbOiUvTp/vFUOeiZj
-EJhAvW9EhwPK+kGaOxrsnzifSY8OWW2yPQ/wvbro0pq2H1g6I5LzBLUn</SignatureValue>
-  <KeyInfo>
-    <X509Data>
-      <X509Certificate>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</X509Certificate>
-    </X509Data>
-  </KeyInfo>
-  <Object Id="idPackageObject">
-    <Manifest>
-      <Reference URI="/_rels/.rels?ContentType=application/vnd.openxmlformats-package.relationships+xml">
-        <Transforms>
-          <Transform Algorithm="http://schemas.openxmlformats.org/package/2006/RelationshipTransform">
-            <mdssi:RelationshipReference xmlns:mdssi="http://schemas.openxmlformats.org/package/2006/digital-signature" SourceId="rId1"/>
-          </Transform>
-          <Transform Algorithm="http://www.w3.org/TR/2001/REC-xml-c14n-20010315"/>
-        </Transforms>
-        <DigestMethod Algorithm="http://www.w3.org/2001/04/xmlenc#sha256"/>
-        <DigestValue>Mq3mDDWudLiaQFa1psBgLG+/en7p7r8re0MtlxnuiUI=</DigestValue>
-      </Reference>
-      <Reference URI="/word/_rels/document.xml.rels?ContentType=application/vnd.openxmlformats-package.relationships+xml">
-        <Transforms>
-          <Transform Algorithm="http://schemas.openxmlformats.org/package/2006/RelationshipTransform">
-            <mdssi:RelationshipReference xmlns:mdssi="http://schemas.openxmlformats.org/package/2006/digital-signature" SourceId="rId14"/>
-            <mdssi:RelationshipReference xmlns:mdssi="http://schemas.openxmlformats.org/package/2006/digital-signature" SourceId="rId8"/>
-            <mdssi:RelationshipReference xmlns:mdssi="http://schemas.openxmlformats.org/package/2006/digital-signature" SourceId="rId13"/>
-            <mdssi:RelationshipReference xmlns:mdssi="http://schemas.openxmlformats.org/package/2006/digital-signature" SourceId="rId3"/>
-            <mdssi:RelationshipReference xmlns:mdssi="http://schemas.openxmlformats.org/package/2006/digital-signature" SourceId="rId7"/>
-            <mdssi:RelationshipReference xmlns:mdssi="http://schemas.openxmlformats.org/package/2006/digital-signature" SourceId="rId12"/>
-            <mdssi:RelationshipReference xmlns:mdssi="http://schemas.openxmlformats.org/package/2006/digital-signature" SourceId="rId2"/>
-            <mdssi:RelationshipReference xmlns:mdssi="http://schemas.openxmlformats.org/package/2006/digital-signature" SourceId="rId1"/>
-            <mdssi:RelationshipReference xmlns:mdssi="http://schemas.openxmlformats.org/package/2006/digital-signature" SourceId="rId6"/>
-            <mdssi:RelationshipReference xmlns:mdssi="http://schemas.openxmlformats.org/package/2006/digital-signature" SourceId="rId11"/>
-            <mdssi:RelationshipReference xmlns:mdssi="http://schemas.openxmlformats.org/package/2006/digital-signature" SourceId="rId5"/>
-            <mdssi:RelationshipReference xmlns:mdssi="http://schemas.openxmlformats.org/package/2006/digital-signature" SourceId="rId10"/>
-            <mdssi:RelationshipReference xmlns:mdssi="http://schemas.openxmlformats.org/package/2006/digital-signature" SourceId="rId4"/>
-            <mdssi:RelationshipReference xmlns:mdssi="http://schemas.openxmlformats.org/package/2006/digital-signature" SourceId="rId9"/>
-          </Transform>
-          <Transform Algorithm="http://www.w3.org/TR/2001/REC-xml-c14n-20010315"/>
-        </Transforms>
-        <DigestMethod Algorithm="http://www.w3.org/2001/04/xmlenc#sha256"/>
-        <DigestValue>dtQE+1I2pmf5G2tPLtKIIKOmTrJRuTtNLHD0gpDb4fc=</DigestValue>
-      </Reference>
-      <Reference URI="/word/document.xml?ContentType=application/vnd.openxmlformats-officedocument.wordprocessingml.document.main+xml">
-        <DigestMethod Algorithm="http://www.w3.org/2001/04/xmlenc#sha256"/>
-        <DigestValue>G1ollIaW6y9SYgpnyMQYcYVLYugajTqxgFJB4nRlijw=</DigestValue>
-      </Reference>
-      <Reference URI="/word/endnotes.xml?ContentType=application/vnd.openxmlformats-officedocument.wordprocessingml.endnotes+xml">
-        <DigestMethod Algorithm="http://www.w3.org/2001/04/xmlenc#sha256"/>
-        <DigestValue>Oe7xsbNdusGa5iCX7lavzEWm87iV6dvArUu/ptYRzHw=</DigestValue>
-      </Reference>
-      <Reference URI="/word/fontTable.xml?ContentType=application/vnd.openxmlformats-officedocument.wordprocessingml.fontTable+xml">
-        <DigestMethod Algorithm="http://www.w3.org/2001/04/xmlenc#sha256"/>
-        <DigestValue>LnsuikoSdjF4bcZ2mZ8GncZM36zhc9Ylomjlfit7OtU=</DigestValue>
-      </Reference>
-      <Reference URI="/word/footer1.xml?ContentType=application/vnd.openxmlformats-officedocument.wordprocessingml.footer+xml">
-        <DigestMethod Algorithm="http://www.w3.org/2001/04/xmlenc#sha256"/>
-        <DigestValue>Qmn/EIjcslBkLp2uOR6J0fh8tJNARUfLge9xHLf+j74=</DigestValue>
-      </Reference>
-      <Reference URI="/word/footer2.xml?ContentType=application/vnd.openxmlformats-officedocument.wordprocessingml.footer+xml">
-        <DigestMethod Algorithm="http://www.w3.org/2001/04/xmlenc#sha256"/>
-        <DigestValue>Dsf76hmazHvi2YZpjUbIN1tpL2Bmcls6M716XbT/E4w=</DigestValue>
-      </Reference>
-      <Reference URI="/word/footer3.xml?ContentType=application/vnd.openxmlformats-officedocument.wordprocessingml.footer+xml">
-        <DigestMethod Algorithm="http://www.w3.org/2001/04/xmlenc#sha256"/>
-        <DigestValue>iSAvve4qri1d691QdMz+Ffxjt9xna2/8NsiF5wAUD8I=</DigestValue>
-      </Reference>
-      <Reference URI="/word/footnotes.xml?ContentType=application/vnd.openxmlformats-officedocument.wordprocessingml.footnotes+xml">
-        <DigestMethod Algorithm="http://www.w3.org/2001/04/xmlenc#sha256"/>
-        <DigestValue>Zn7wz3uXgJXPjZTXExnvS24JpwsZtYQqeRbcxlZtmrg=</DigestValue>
-      </Reference>
-      <Reference URI="/word/header1.xml?ContentType=application/vnd.openxmlformats-officedocument.wordprocessingml.header+xml">
-        <DigestMethod Algorithm="http://www.w3.org/2001/04/xmlenc#sha256"/>
-        <DigestValue>usCfS6uyYWICXf/+dlmjcQafOd7O4B0chCeTDf9oDws=</DigestValue>
-      </Reference>
-      <Reference URI="/word/header2.xml?ContentType=application/vnd.openxmlformats-officedocument.wordprocessingml.header+xml">
-        <DigestMethod Algorithm="http://www.w3.org/2001/04/xmlenc#sha256"/>
-        <DigestValue>QUAeGXzYlfLCLkQezhD4vIAZhVYiDWk/bbUSGdNImFA=</DigestValue>
-      </Reference>
-      <Reference URI="/word/header3.xml?ContentType=application/vnd.openxmlformats-officedocument.wordprocessingml.header+xml">
-        <DigestMethod Algorithm="http://www.w3.org/2001/04/xmlenc#sha256"/>
-        <DigestValue>yQ5Tr6EZ9N24NLDbMADYysBEiNrIftSkybMc4rEK46Y=</DigestValue>
-      </Reference>
-      <Reference URI="/word/numbering.xml?ContentType=application/vnd.openxmlformats-officedocument.wordprocessingml.numbering+xml">
-        <DigestMethod Algorithm="http://www.w3.org/2001/04/xmlenc#sha256"/>
-        <DigestValue>A2Qnvl48JkPY8bKnnpI88nMcah83H/DAEoKHBLnTPHM=</DigestValue>
-      </Reference>
-      <Reference URI="/word/settings.xml?ContentType=application/vnd.openxmlformats-officedocument.wordprocessingml.settings+xml">
-        <DigestMethod Algorithm="http://www.w3.org/2001/04/xmlenc#sha256"/>
-        <DigestValue>TpIliTwMyyFvkZbvrGu/bFo+f/OZ7biOJ34LQSyQnzg=</DigestValue>
-      </Reference>
-      <Reference URI="/word/styles.xml?ContentType=application/vnd.openxmlformats-officedocument.wordprocessingml.styles+xml">
-        <DigestMethod Algorithm="http://www.w3.org/2001/04/xmlenc#sha256"/>
-        <DigestValue>LEmBCBFjOwWXtkUtjesxIX0PEPTSKqsQMLGOF2YjhaU=</DigestValue>
-      </Reference>
-      <Reference URI="/word/theme/theme1.xml?ContentType=application/vnd.openxmlformats-officedocument.theme+xml">
-        <DigestMethod Algorithm="http://www.w3.org/2001/04/xmlenc#sha256"/>
-        <DigestValue>03Yn7Rpb2kD6M5zCEVxw214BnxsShza5KyZxgFMUNMY=</DigestValue>
-      </Reference>
-      <Reference URI="/word/webSettings.xml?ContentType=application/vnd.openxmlformats-officedocument.wordprocessingml.webSettings+xml">
-        <DigestMethod Algorithm="http://www.w3.org/2001/04/xmlenc#sha256"/>
-        <DigestValue>8vb+dnljSWO/SbrmX5QfQZNN5Czus6gGr6xLq5InSFM=</DigestValue>
-      </Reference>
-    </Manifest>
-    <SignatureProperties>
-      <SignatureProperty Id="idSignatureTime" Target="#idPackageSignature">
-        <mdssi:SignatureTime xmlns:mdssi="http://schemas.openxmlformats.org/package/2006/digital-signature">
-          <mdssi:Format>YYYY-MM-DDThh:mm:ssTZD</mdssi:Format>
-          <mdssi:Value>2026-01-28T04:04:22Z</mdssi:Value>
-        </mdssi:SignatureTime>
-      </SignatureProperty>
-    </SignatureProperties>
-  </Object>
-  <Object Id="idOfficeObject">
-    <SignatureProperties>
-      <SignatureProperty Id="idOfficeV1Details" Target="#idPackageSignature">
-        <SignatureInfoV1 xmlns="http://schemas.microsoft.com/office/2006/digsig">
-          <SetupID/>
-          <SignatureText/>
-          <SignatureImage/>
-          <SignatureComments/>
-          <WindowsVersion>10.0</WindowsVersion>
-          <OfficeVersion>16.0.19127/27</OfficeVersion>
-          <ApplicationVersion>16.0.19127</ApplicationVersion>
-          <Monitors>1</Monitors>
-          <HorizontalResolution>1920</HorizontalResolution>
-          <VerticalResolution>1080</VerticalResolution>
-          <ColorDepth>32</ColorDepth>
-          <SignatureProviderId>{00000000-0000-0000-0000-000000000000}</SignatureProviderId>
-          <SignatureProviderUrl/>
-          <SignatureProviderDetails>9</SignatureProviderDetails>
-          <SignatureType>1</SignatureType>
-        </SignatureInfoV1>
-      </SignatureProperty>
-    </SignatureProperties>
-  </Object>
-  <Object>
-    <xd:QualifyingProperties xmlns:xd="http://uri.etsi.org/01903/v1.3.2#" Target="#idPackageSignature">
-      <xd:SignedProperties Id="idSignedProperties">
-        <xd:SignedSignatureProperties>
-          <xd:SigningTime>2026-01-28T04:04:22Z</xd:SigningTime>
-          <xd:SigningCertificate>
-            <xd:Cert>
-              <xd:CertDigest>
-                <DigestMethod Algorithm="http://www.w3.org/2001/04/xmlenc#sha256"/>
-                <DigestValue>2qc3zxxGmdrPoGB2Ept6DqzymvirST/HLK615CUOdrg=</DigestValue>
-              </xd:CertDigest>
-              <xd:IssuerSerial>
-                <X509IssuerName>CN=CA phục vụ cho dịch vụ phần mềm G2, O=Ban Cơ yếu Chính phủ, C=VN</X509IssuerName>
-                <X509SerialNumber>8447564535889931591</X509SerialNumber>
-              </xd:IssuerSerial>
-            </xd:Cert>
-          </xd:SigningCertificate>
-          <xd:SignaturePolicyIdentifier>
-            <xd:SignaturePolicyImplied/>
-          </xd:SignaturePolicyIdentifier>
-        </xd:SignedSignatureProperties>
-      </xd:SignedProperties>
-      <xd:UnsignedProperties>
-        <xd:UnsignedSignatureProperties>
-          <xd:CertificateValues>
-            <xd:EncapsulatedX509Certificate>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</xd:EncapsulatedX509Certificate>
-            <xd:EncapsulatedX509Certificate>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</xd:EncapsulatedX509Certificate>
-          </xd:CertificateValues>
-        </xd:UnsignedSignatureProperties>
-      </xd:UnsignedProperties>
-    </xd:QualifyingProperties>
-  </Object>
-</Signature>
 </file>